--- a/docs/ReviewPyPerAPI_line_by_line.docx
+++ b/docs/ReviewPyPerAPI_line_by_line.docx
@@ -140,7 +140,7 @@
     </w:p>
     <w:p>
       <w:r>
-        <w:t xml:space="preserve">    Part 3.8  —  pages/SetupReview.tsx (project + provider selection)</w:t>
+        <w:t xml:space="preserve">    Part 3.8  —  pages/SetupReview.tsx (project + API access)</w:t>
       </w:r>
     </w:p>
     <w:p>
@@ -150,6 +150,11 @@
     </w:p>
     <w:p>
       <w:r>
+        <w:t xml:space="preserve">    Part 3.10 —  pages/PdfProcessing.tsx (OA retrieval mode)</w:t>
+      </w:r>
+    </w:p>
+    <w:p>
+      <w:r>
         <w:t>Part 4  —  Build infrastructure</w:t>
       </w:r>
     </w:p>
@@ -176,6 +181,11 @@
     <w:p>
       <w:r>
         <w:t>Part 5  —  Defense  ·  questions to be ready for</w:t>
+      </w:r>
+    </w:p>
+    <w:p>
+      <w:r>
+        <w:t>Part 6  —  Validation harness  ·  validation/</w:t>
       </w:r>
     </w:p>
     <w:p>
@@ -12489,7 +12499,7 @@
     </w:p>
     <w:p>
       <w:r>
-        <w:t>Step 1 of the pipeline: define the review and pick a provider. Recently rewritten to remove the derived-state useEffect anti-pattern and add the OpenAI/Anthropic switcher with managed-credits messaging.</w:t>
+        <w:t>Step 1 of the pipeline: define the review and configure API access. The page was rewritten to remove the derived-state useEffect anti-pattern. An earlier draft exposed an OpenAI / Anthropic radio switcher; that was removed because the backend currently only auto-saves the OpenAI key — the provider switch was advertising a capability that wasn't end-to-end supported. The page now defaults to OpenAI silently.</w:t>
       </w:r>
     </w:p>
     <w:p>
@@ -12498,20 +12508,59 @@
           <w:b/>
           <w:sz w:val="24"/>
         </w:rPr>
-        <w:t>Provider definitions</w:t>
-      </w:r>
-    </w:p>
-    <w:p>
-      <w:pPr>
-        <w:ind w:left="360"/>
-        <w:shd w:val="clear" w:color="auto" w:fill="F4F4F4"/>
-      </w:pPr>
-      <w:r>
-        <w:rPr>
-          <w:rFonts w:ascii="Menlo" w:hAnsi="Menlo" w:cs="Menlo"/>
-          <w:sz w:val="18"/>
-        </w:rPr>
-        <w:t>type Provider = 'openai' | 'anthropic';</w:t>
+        <w:t>Setup phase — lazy init from existing</w:t>
+      </w:r>
+    </w:p>
+    <w:p>
+      <w:pPr>
+        <w:ind w:left="360"/>
+        <w:shd w:val="clear" w:color="auto" w:fill="F4F4F4"/>
+      </w:pPr>
+      <w:r>
+        <w:rPr>
+          <w:rFonts w:ascii="Menlo" w:hAnsi="Menlo" w:cs="Menlo"/>
+          <w:sz w:val="18"/>
+        </w:rPr>
+        <w:t xml:space="preserve">  const [projectId, setProjectId] = useState&lt;string | null&gt;(() =&gt;</w:t>
+      </w:r>
+    </w:p>
+    <w:p>
+      <w:pPr>
+        <w:ind w:left="360"/>
+        <w:shd w:val="clear" w:color="auto" w:fill="F4F4F4"/>
+      </w:pPr>
+      <w:r>
+        <w:rPr>
+          <w:rFonts w:ascii="Menlo" w:hAnsi="Menlo" w:cs="Menlo"/>
+          <w:sz w:val="18"/>
+        </w:rPr>
+        <w:t xml:space="preserve">    localStorage.getItem(PROJECT_ID_STORAGE_KEY),</w:t>
+      </w:r>
+    </w:p>
+    <w:p>
+      <w:pPr>
+        <w:ind w:left="360"/>
+        <w:shd w:val="clear" w:color="auto" w:fill="F4F4F4"/>
+      </w:pPr>
+      <w:r>
+        <w:rPr>
+          <w:rFonts w:ascii="Menlo" w:hAnsi="Menlo" w:cs="Menlo"/>
+          <w:sz w:val="18"/>
+        </w:rPr>
+        <w:t xml:space="preserve">  );</w:t>
+      </w:r>
+    </w:p>
+    <w:p>
+      <w:pPr>
+        <w:ind w:left="360"/>
+        <w:shd w:val="clear" w:color="auto" w:fill="F4F4F4"/>
+      </w:pPr>
+      <w:r>
+        <w:rPr>
+          <w:rFonts w:ascii="Menlo" w:hAnsi="Menlo" w:cs="Menlo"/>
+          <w:sz w:val="18"/>
+        </w:rPr>
+        <w:t xml:space="preserve">  const existing = projectId ? getProject(projectId) : undefined;</w:t>
       </w:r>
     </w:p>
     <w:p>
@@ -12537,51 +12586,51 @@
           <w:rFonts w:ascii="Menlo" w:hAnsi="Menlo" w:cs="Menlo"/>
           <w:sz w:val="18"/>
         </w:rPr>
-        <w:t>const PROVIDERS: { value: Provider; label: string; description: string }[] = [</w:t>
-      </w:r>
-    </w:p>
-    <w:p>
-      <w:pPr>
-        <w:ind w:left="360"/>
-        <w:shd w:val="clear" w:color="auto" w:fill="F4F4F4"/>
-      </w:pPr>
-      <w:r>
-        <w:rPr>
-          <w:rFonts w:ascii="Menlo" w:hAnsi="Menlo" w:cs="Menlo"/>
-          <w:sz w:val="18"/>
-        </w:rPr>
-        <w:t xml:space="preserve">  { value: 'openai', label: 'OpenAI', description: 'GPT-4o, GPT-4o-mini, GPT-4 Turbo' },</w:t>
-      </w:r>
-    </w:p>
-    <w:p>
-      <w:pPr>
-        <w:ind w:left="360"/>
-        <w:shd w:val="clear" w:color="auto" w:fill="F4F4F4"/>
-      </w:pPr>
-      <w:r>
-        <w:rPr>
-          <w:rFonts w:ascii="Menlo" w:hAnsi="Menlo" w:cs="Menlo"/>
-          <w:sz w:val="18"/>
-        </w:rPr>
-        <w:t xml:space="preserve">  { value: 'anthropic', label: 'Anthropic', description: 'Claude Opus, Sonnet, Haiku' },</w:t>
-      </w:r>
-    </w:p>
-    <w:p>
-      <w:pPr>
-        <w:ind w:left="360"/>
-        <w:shd w:val="clear" w:color="auto" w:fill="F4F4F4"/>
-      </w:pPr>
-      <w:r>
-        <w:rPr>
-          <w:rFonts w:ascii="Menlo" w:hAnsi="Menlo" w:cs="Menlo"/>
-          <w:sz w:val="18"/>
-        </w:rPr>
-        <w:t>];</w:t>
-      </w:r>
-    </w:p>
-    <w:p>
-      <w:r>
-        <w:t>Discriminated string union for type safety; if you typo a provider name elsewhere, TS catches it at compile time. The PROVIDERS array drives the radio cards in the UI.</w:t>
+        <w:t xml:space="preserve">  const [name, setName] = useState(existing?.name ?? '');</w:t>
+      </w:r>
+    </w:p>
+    <w:p>
+      <w:pPr>
+        <w:ind w:left="360"/>
+        <w:shd w:val="clear" w:color="auto" w:fill="F4F4F4"/>
+      </w:pPr>
+      <w:r>
+        <w:rPr>
+          <w:rFonts w:ascii="Menlo" w:hAnsi="Menlo" w:cs="Menlo"/>
+          <w:sz w:val="18"/>
+        </w:rPr>
+        <w:t xml:space="preserve">  const [question, setQuestion] = useState(existing?.research_question ?? '');</w:t>
+      </w:r>
+    </w:p>
+    <w:p>
+      <w:pPr>
+        <w:ind w:left="360"/>
+        <w:shd w:val="clear" w:color="auto" w:fill="F4F4F4"/>
+      </w:pPr>
+      <w:r>
+        <w:rPr>
+          <w:rFonts w:ascii="Menlo" w:hAnsi="Menlo" w:cs="Menlo"/>
+          <w:sz w:val="18"/>
+        </w:rPr>
+        <w:t xml:space="preserve">  const [reviewType, setReviewType] = useState(existing?.review_type ?? settings.defaultReviewType);</w:t>
+      </w:r>
+    </w:p>
+    <w:p>
+      <w:pPr>
+        <w:ind w:left="360"/>
+        <w:shd w:val="clear" w:color="auto" w:fill="F4F4F4"/>
+      </w:pPr>
+      <w:r>
+        <w:rPr>
+          <w:rFonts w:ascii="Menlo" w:hAnsi="Menlo" w:cs="Menlo"/>
+          <w:sz w:val="18"/>
+        </w:rPr>
+        <w:t xml:space="preserve">  const [userApiKey, setUserApiKey] = useState('');</w:t>
+      </w:r>
+    </w:p>
+    <w:p>
+      <w:r>
+        <w:t>All initial values come from the EXISTING project (if any). useState's lazy-init function form means localStorage is read once at mount, not on every render. The form fields are then independently editable. This is the corrected pattern; the previous version had a useEffect that copied existing into state on mount, which is the textbook "derived state in effect" anti-pattern.</w:t>
       </w:r>
     </w:p>
     <w:p>
@@ -12590,129 +12639,297 @@
           <w:b/>
           <w:sz w:val="24"/>
         </w:rPr>
-        <w:t>Setup phase — lazy init from existing</w:t>
-      </w:r>
-    </w:p>
-    <w:p>
-      <w:pPr>
-        <w:ind w:left="360"/>
-        <w:shd w:val="clear" w:color="auto" w:fill="F4F4F4"/>
-      </w:pPr>
-      <w:r>
-        <w:rPr>
-          <w:rFonts w:ascii="Menlo" w:hAnsi="Menlo" w:cs="Menlo"/>
-          <w:sz w:val="18"/>
-        </w:rPr>
-        <w:t xml:space="preserve">  const [projectId, setProjectId] = useState&lt;string | null&gt;(() =&gt;</w:t>
-      </w:r>
-    </w:p>
-    <w:p>
-      <w:pPr>
-        <w:ind w:left="360"/>
-        <w:shd w:val="clear" w:color="auto" w:fill="F4F4F4"/>
-      </w:pPr>
-      <w:r>
-        <w:rPr>
-          <w:rFonts w:ascii="Menlo" w:hAnsi="Menlo" w:cs="Menlo"/>
-          <w:sz w:val="18"/>
-        </w:rPr>
-        <w:t xml:space="preserve">    localStorage.getItem(PROJECT_ID_STORAGE_KEY),</w:t>
-      </w:r>
-    </w:p>
-    <w:p>
-      <w:pPr>
-        <w:ind w:left="360"/>
-        <w:shd w:val="clear" w:color="auto" w:fill="F4F4F4"/>
-      </w:pPr>
-      <w:r>
-        <w:rPr>
-          <w:rFonts w:ascii="Menlo" w:hAnsi="Menlo" w:cs="Menlo"/>
-          <w:sz w:val="18"/>
-        </w:rPr>
-        <w:t xml:space="preserve">  );</w:t>
-      </w:r>
-    </w:p>
-    <w:p>
-      <w:pPr>
-        <w:ind w:left="360"/>
-        <w:shd w:val="clear" w:color="auto" w:fill="F4F4F4"/>
-      </w:pPr>
-      <w:r>
-        <w:rPr>
-          <w:rFonts w:ascii="Menlo" w:hAnsi="Menlo" w:cs="Menlo"/>
-          <w:sz w:val="18"/>
-        </w:rPr>
-        <w:t xml:space="preserve">  const existing = projectId ? getProject(projectId) : undefined;</w:t>
-      </w:r>
-    </w:p>
-    <w:p>
-      <w:pPr>
-        <w:ind w:left="360"/>
-        <w:shd w:val="clear" w:color="auto" w:fill="F4F4F4"/>
-      </w:pPr>
-      <w:r>
-        <w:rPr>
-          <w:rFonts w:ascii="Menlo" w:hAnsi="Menlo" w:cs="Menlo"/>
-          <w:sz w:val="18"/>
-        </w:rPr>
-        <w:t xml:space="preserve"> </w:t>
-      </w:r>
-    </w:p>
-    <w:p>
-      <w:pPr>
-        <w:ind w:left="360"/>
-        <w:shd w:val="clear" w:color="auto" w:fill="F4F4F4"/>
-      </w:pPr>
-      <w:r>
-        <w:rPr>
-          <w:rFonts w:ascii="Menlo" w:hAnsi="Menlo" w:cs="Menlo"/>
-          <w:sz w:val="18"/>
-        </w:rPr>
-        <w:t xml:space="preserve">  const [name, setName] = useState(existing?.name ?? '');</w:t>
-      </w:r>
-    </w:p>
-    <w:p>
-      <w:pPr>
-        <w:ind w:left="360"/>
-        <w:shd w:val="clear" w:color="auto" w:fill="F4F4F4"/>
-      </w:pPr>
-      <w:r>
-        <w:rPr>
-          <w:rFonts w:ascii="Menlo" w:hAnsi="Menlo" w:cs="Menlo"/>
-          <w:sz w:val="18"/>
-        </w:rPr>
-        <w:t xml:space="preserve">  const [question, setQuestion] = useState(existing?.research_question ?? '');</w:t>
-      </w:r>
-    </w:p>
-    <w:p>
-      <w:pPr>
-        <w:ind w:left="360"/>
-        <w:shd w:val="clear" w:color="auto" w:fill="F4F4F4"/>
-      </w:pPr>
-      <w:r>
-        <w:rPr>
-          <w:rFonts w:ascii="Menlo" w:hAnsi="Menlo" w:cs="Menlo"/>
-          <w:sz w:val="18"/>
-        </w:rPr>
-        <w:t xml:space="preserve">  const [reviewType, setReviewType] = useState(existing?.review_type ?? settings.defaultReviewType);</w:t>
-      </w:r>
-    </w:p>
-    <w:p>
-      <w:pPr>
-        <w:ind w:left="360"/>
-        <w:shd w:val="clear" w:color="auto" w:fill="F4F4F4"/>
-      </w:pPr>
-      <w:r>
-        <w:rPr>
-          <w:rFonts w:ascii="Menlo" w:hAnsi="Menlo" w:cs="Menlo"/>
-          <w:sz w:val="18"/>
-        </w:rPr>
-        <w:t xml:space="preserve">  const [provider, setProvider] = useState&lt;Provider&gt;(existing?.llm_config?.provider ?? 'openai');</w:t>
-      </w:r>
-    </w:p>
-    <w:p>
-      <w:r>
-        <w:t>All initial values come from the EXISTING project (if any). useState's lazy-init function form means localStorage is read once at mount, not on every render. The form fields are then independently editable. This is the corrected pattern; the previous version had a useEffect that copied existing into state on mount, which is the textbook "derived state in effect" anti-pattern.</w:t>
+        <w:t>handleCreateProject</w:t>
+      </w:r>
+    </w:p>
+    <w:p>
+      <w:pPr>
+        <w:ind w:left="360"/>
+        <w:shd w:val="clear" w:color="auto" w:fill="F4F4F4"/>
+      </w:pPr>
+      <w:r>
+        <w:rPr>
+          <w:rFonts w:ascii="Menlo" w:hAnsi="Menlo" w:cs="Menlo"/>
+          <w:sz w:val="18"/>
+        </w:rPr>
+        <w:t xml:space="preserve">  const handleCreateProject = async () =&gt; {</w:t>
+      </w:r>
+    </w:p>
+    <w:p>
+      <w:pPr>
+        <w:ind w:left="360"/>
+        <w:shd w:val="clear" w:color="auto" w:fill="F4F4F4"/>
+      </w:pPr>
+      <w:r>
+        <w:rPr>
+          <w:rFonts w:ascii="Menlo" w:hAnsi="Menlo" w:cs="Menlo"/>
+          <w:sz w:val="18"/>
+        </w:rPr>
+        <w:t xml:space="preserve">    const serverProject = await createServerProject.mutateAsync(name);</w:t>
+      </w:r>
+    </w:p>
+    <w:p>
+      <w:pPr>
+        <w:ind w:left="360"/>
+        <w:shd w:val="clear" w:color="auto" w:fill="F4F4F4"/>
+      </w:pPr>
+      <w:r>
+        <w:rPr>
+          <w:rFonts w:ascii="Menlo" w:hAnsi="Menlo" w:cs="Menlo"/>
+          <w:sz w:val="18"/>
+        </w:rPr>
+        <w:t xml:space="preserve">    const id = serverProject.project_id;</w:t>
+      </w:r>
+    </w:p>
+    <w:p>
+      <w:pPr>
+        <w:ind w:left="360"/>
+        <w:shd w:val="clear" w:color="auto" w:fill="F4F4F4"/>
+      </w:pPr>
+      <w:r>
+        <w:rPr>
+          <w:rFonts w:ascii="Menlo" w:hAnsi="Menlo" w:cs="Menlo"/>
+          <w:sz w:val="18"/>
+        </w:rPr>
+        <w:t xml:space="preserve">    createProject(id, name, question, reviewType as 'standard' | 'rapid' | 'scoping');</w:t>
+      </w:r>
+    </w:p>
+    <w:p>
+      <w:pPr>
+        <w:ind w:left="360"/>
+        <w:shd w:val="clear" w:color="auto" w:fill="F4F4F4"/>
+      </w:pPr>
+      <w:r>
+        <w:rPr>
+          <w:rFonts w:ascii="Menlo" w:hAnsi="Menlo" w:cs="Menlo"/>
+          <w:sz w:val="18"/>
+        </w:rPr>
+        <w:t xml:space="preserve">    setProjectId(id);</w:t>
+      </w:r>
+    </w:p>
+    <w:p>
+      <w:pPr>
+        <w:ind w:left="360"/>
+        <w:shd w:val="clear" w:color="auto" w:fill="F4F4F4"/>
+      </w:pPr>
+      <w:r>
+        <w:rPr>
+          <w:rFonts w:ascii="Menlo" w:hAnsi="Menlo" w:cs="Menlo"/>
+          <w:sz w:val="18"/>
+        </w:rPr>
+        <w:t xml:space="preserve">    localStorage.setItem(PROJECT_ID_STORAGE_KEY, id);</w:t>
+      </w:r>
+    </w:p>
+    <w:p>
+      <w:r>
+        <w:t>Sequence: hit the API to create a server-side project (returns the ID + key path); mirror it in localStorage via createProject (the legacy hook); store the active ID for navigation. The two stores temporarily diverge — see ADR-0002 — but for the lifetime of this session they're consistent.</w:t>
+      </w:r>
+    </w:p>
+    <w:p>
+      <w:pPr>
+        <w:ind w:left="360"/>
+        <w:shd w:val="clear" w:color="auto" w:fill="F4F4F4"/>
+      </w:pPr>
+      <w:r>
+        <w:rPr>
+          <w:rFonts w:ascii="Menlo" w:hAnsi="Menlo" w:cs="Menlo"/>
+          <w:sz w:val="18"/>
+        </w:rPr>
+        <w:t xml:space="preserve">    if (serverProject.api_key_path) {</w:t>
+      </w:r>
+    </w:p>
+    <w:p>
+      <w:pPr>
+        <w:ind w:left="360"/>
+        <w:shd w:val="clear" w:color="auto" w:fill="F4F4F4"/>
+      </w:pPr>
+      <w:r>
+        <w:rPr>
+          <w:rFonts w:ascii="Menlo" w:hAnsi="Menlo" w:cs="Menlo"/>
+          <w:sz w:val="18"/>
+        </w:rPr>
+        <w:t xml:space="preserve">      setLLMConfig(id, {</w:t>
+      </w:r>
+    </w:p>
+    <w:p>
+      <w:pPr>
+        <w:ind w:left="360"/>
+        <w:shd w:val="clear" w:color="auto" w:fill="F4F4F4"/>
+      </w:pPr>
+      <w:r>
+        <w:rPr>
+          <w:rFonts w:ascii="Menlo" w:hAnsi="Menlo" w:cs="Menlo"/>
+          <w:sz w:val="18"/>
+        </w:rPr>
+        <w:t xml:space="preserve">        provider: 'openai',</w:t>
+      </w:r>
+    </w:p>
+    <w:p>
+      <w:pPr>
+        <w:ind w:left="360"/>
+        <w:shd w:val="clear" w:color="auto" w:fill="F4F4F4"/>
+      </w:pPr>
+      <w:r>
+        <w:rPr>
+          <w:rFonts w:ascii="Menlo" w:hAnsi="Menlo" w:cs="Menlo"/>
+          <w:sz w:val="18"/>
+        </w:rPr>
+        <w:t xml:space="preserve">        api_key: '(server-managed)',</w:t>
+      </w:r>
+    </w:p>
+    <w:p>
+      <w:pPr>
+        <w:ind w:left="360"/>
+        <w:shd w:val="clear" w:color="auto" w:fill="F4F4F4"/>
+      </w:pPr>
+      <w:r>
+        <w:rPr>
+          <w:rFonts w:ascii="Menlo" w:hAnsi="Menlo" w:cs="Menlo"/>
+          <w:sz w:val="18"/>
+        </w:rPr>
+        <w:t xml:space="preserve">        model: settings.defaultModel,</w:t>
+      </w:r>
+    </w:p>
+    <w:p>
+      <w:pPr>
+        <w:ind w:left="360"/>
+        <w:shd w:val="clear" w:color="auto" w:fill="F4F4F4"/>
+      </w:pPr>
+      <w:r>
+        <w:rPr>
+          <w:rFonts w:ascii="Menlo" w:hAnsi="Menlo" w:cs="Menlo"/>
+          <w:sz w:val="18"/>
+        </w:rPr>
+        <w:t xml:space="preserve">        model_choice: settings.defaultModel,</w:t>
+      </w:r>
+    </w:p>
+    <w:p>
+      <w:pPr>
+        <w:ind w:left="360"/>
+        <w:shd w:val="clear" w:color="auto" w:fill="F4F4F4"/>
+      </w:pPr>
+      <w:r>
+        <w:rPr>
+          <w:rFonts w:ascii="Menlo" w:hAnsi="Menlo" w:cs="Menlo"/>
+          <w:sz w:val="18"/>
+        </w:rPr>
+        <w:t xml:space="preserve">      });</w:t>
+      </w:r>
+    </w:p>
+    <w:p>
+      <w:pPr>
+        <w:ind w:left="360"/>
+        <w:shd w:val="clear" w:color="auto" w:fill="F4F4F4"/>
+      </w:pPr>
+      <w:r>
+        <w:rPr>
+          <w:rFonts w:ascii="Menlo" w:hAnsi="Menlo" w:cs="Menlo"/>
+          <w:sz w:val="18"/>
+        </w:rPr>
+        <w:t xml:space="preserve">      updatePipelineState(id, { api_key_path: serverProject.api_key_path });</w:t>
+      </w:r>
+    </w:p>
+    <w:p>
+      <w:pPr>
+        <w:ind w:left="360"/>
+        <w:shd w:val="clear" w:color="auto" w:fill="F4F4F4"/>
+      </w:pPr>
+      <w:r>
+        <w:rPr>
+          <w:rFonts w:ascii="Menlo" w:hAnsi="Menlo" w:cs="Menlo"/>
+          <w:sz w:val="18"/>
+        </w:rPr>
+        <w:t xml:space="preserve">    } else if (userApiKey) {</w:t>
+      </w:r>
+    </w:p>
+    <w:p>
+      <w:pPr>
+        <w:ind w:left="360"/>
+        <w:shd w:val="clear" w:color="auto" w:fill="F4F4F4"/>
+      </w:pPr>
+      <w:r>
+        <w:rPr>
+          <w:rFonts w:ascii="Menlo" w:hAnsi="Menlo" w:cs="Menlo"/>
+          <w:sz w:val="18"/>
+        </w:rPr>
+        <w:t xml:space="preserve">      const result = await saveApiKey.mutateAsync({ projectId: id, apiKey: userApiKey });</w:t>
+      </w:r>
+    </w:p>
+    <w:p>
+      <w:pPr>
+        <w:ind w:left="360"/>
+        <w:shd w:val="clear" w:color="auto" w:fill="F4F4F4"/>
+      </w:pPr>
+      <w:r>
+        <w:rPr>
+          <w:rFonts w:ascii="Menlo" w:hAnsi="Menlo" w:cs="Menlo"/>
+          <w:sz w:val="18"/>
+        </w:rPr>
+        <w:t xml:space="preserve">      ...</w:t>
+      </w:r>
+    </w:p>
+    <w:p>
+      <w:pPr>
+        <w:ind w:left="360"/>
+        <w:shd w:val="clear" w:color="auto" w:fill="F4F4F4"/>
+      </w:pPr>
+      <w:r>
+        <w:rPr>
+          <w:rFonts w:ascii="Menlo" w:hAnsi="Menlo" w:cs="Menlo"/>
+          <w:sz w:val="18"/>
+        </w:rPr>
+        <w:t xml:space="preserve">    }</w:t>
+      </w:r>
+    </w:p>
+    <w:p>
+      <w:pPr>
+        <w:ind w:left="360"/>
+        <w:shd w:val="clear" w:color="auto" w:fill="F4F4F4"/>
+      </w:pPr>
+      <w:r>
+        <w:rPr>
+          <w:rFonts w:ascii="Menlo" w:hAnsi="Menlo" w:cs="Menlo"/>
+          <w:sz w:val="18"/>
+        </w:rPr>
+        <w:t xml:space="preserve">  };</w:t>
+      </w:r>
+    </w:p>
+    <w:p>
+      <w:r>
+        <w:t>Two branches per ADR-0005: managed credits (server set OPENAI_API_KEY → api_key.txt already on disk) or user-supplied (POST the key, server saves it). Either way, we record api_key_path in PipelineState so downstream pipeline calls have it. Provider is hardcoded to 'openai' since that is the only provider the backend currently auto-saves a key for.</w:t>
+      </w:r>
+    </w:p>
+    <w:p>
+      <w:pPr>
+        <w:shd w:val="clear" w:color="auto" w:fill="FFF8E1"/>
+      </w:pPr>
+      <w:r>
+        <w:rPr>
+          <w:b/>
+        </w:rPr>
+        <w:t xml:space="preserve">Why the provider switcher was removed.  </w:t>
+      </w:r>
+      <w:r>
+        <w:t>The backend's create_project endpoint reads OPENAI_API_KEY from the environment and writes it to api_key.txt. There's no parallel ANTHROPIC_API_KEY pickup, so advertising both providers in the UI promised a capability the system wasn't actually delivering end-to-end. Until ReviewPyper's pipeline routers natively support Anthropic, the page sticks with one provider.</w:t>
+      </w:r>
+    </w:p>
+    <w:p>
+      <w:r>
+        <w:br w:type="page"/>
+      </w:r>
+    </w:p>
+    <w:p>
+      <w:r>
+        <w:rPr>
+          <w:b/>
+          <w:sz w:val="30"/>
+        </w:rPr>
+        <w:t>Part 3.9 — pages/TitleScreening.tsx</w:t>
+      </w:r>
+    </w:p>
+    <w:p>
+      <w:r>
+        <w:t>Step 2 — upload references CSV, run AI screening on the titles. Same shape applies to the other six pipeline pages; this is the canonical example.</w:t>
       </w:r>
     </w:p>
     <w:p>
@@ -12721,264 +12938,168 @@
           <w:b/>
           <w:sz w:val="24"/>
         </w:rPr>
-        <w:t>handleCreateProject</w:t>
-      </w:r>
-    </w:p>
-    <w:p>
-      <w:pPr>
-        <w:ind w:left="360"/>
-        <w:shd w:val="clear" w:color="auto" w:fill="F4F4F4"/>
-      </w:pPr>
-      <w:r>
-        <w:rPr>
-          <w:rFonts w:ascii="Menlo" w:hAnsi="Menlo" w:cs="Menlo"/>
-          <w:sz w:val="18"/>
-        </w:rPr>
-        <w:t xml:space="preserve">  const handleCreateProject = async () =&gt; {</w:t>
-      </w:r>
-    </w:p>
-    <w:p>
-      <w:pPr>
-        <w:ind w:left="360"/>
-        <w:shd w:val="clear" w:color="auto" w:fill="F4F4F4"/>
-      </w:pPr>
-      <w:r>
-        <w:rPr>
-          <w:rFonts w:ascii="Menlo" w:hAnsi="Menlo" w:cs="Menlo"/>
-          <w:sz w:val="18"/>
-        </w:rPr>
-        <w:t xml:space="preserve">    const serverProject = await createServerProject.mutateAsync(name);</w:t>
-      </w:r>
-    </w:p>
-    <w:p>
-      <w:pPr>
-        <w:ind w:left="360"/>
-        <w:shd w:val="clear" w:color="auto" w:fill="F4F4F4"/>
-      </w:pPr>
-      <w:r>
-        <w:rPr>
-          <w:rFonts w:ascii="Menlo" w:hAnsi="Menlo" w:cs="Menlo"/>
-          <w:sz w:val="18"/>
-        </w:rPr>
-        <w:t xml:space="preserve">    const id = serverProject.project_id;</w:t>
-      </w:r>
-    </w:p>
-    <w:p>
-      <w:pPr>
-        <w:ind w:left="360"/>
-        <w:shd w:val="clear" w:color="auto" w:fill="F4F4F4"/>
-      </w:pPr>
-      <w:r>
-        <w:rPr>
-          <w:rFonts w:ascii="Menlo" w:hAnsi="Menlo" w:cs="Menlo"/>
-          <w:sz w:val="18"/>
-        </w:rPr>
-        <w:t xml:space="preserve">    createProject(id, name, question, reviewType as 'standard' | 'rapid' | 'scoping');</w:t>
-      </w:r>
-    </w:p>
-    <w:p>
-      <w:pPr>
-        <w:ind w:left="360"/>
-        <w:shd w:val="clear" w:color="auto" w:fill="F4F4F4"/>
-      </w:pPr>
-      <w:r>
-        <w:rPr>
-          <w:rFonts w:ascii="Menlo" w:hAnsi="Menlo" w:cs="Menlo"/>
-          <w:sz w:val="18"/>
-        </w:rPr>
-        <w:t xml:space="preserve">    setProjectId(id);</w:t>
-      </w:r>
-    </w:p>
-    <w:p>
-      <w:pPr>
-        <w:ind w:left="360"/>
-        <w:shd w:val="clear" w:color="auto" w:fill="F4F4F4"/>
-      </w:pPr>
-      <w:r>
-        <w:rPr>
-          <w:rFonts w:ascii="Menlo" w:hAnsi="Menlo" w:cs="Menlo"/>
-          <w:sz w:val="18"/>
-        </w:rPr>
-        <w:t xml:space="preserve">    localStorage.setItem(PROJECT_ID_STORAGE_KEY, id);</w:t>
-      </w:r>
-    </w:p>
-    <w:p>
-      <w:r>
-        <w:t>Sequence: hit the API to create a server-side project (returns the ID + key path); mirror it in localStorage via createProject (the legacy hook); store the active ID for navigation. The two stores temporarily diverge — see ADR-0002 — but for the lifetime of this session they're consistent.</w:t>
-      </w:r>
-    </w:p>
-    <w:p>
-      <w:pPr>
-        <w:ind w:left="360"/>
-        <w:shd w:val="clear" w:color="auto" w:fill="F4F4F4"/>
-      </w:pPr>
-      <w:r>
-        <w:rPr>
-          <w:rFonts w:ascii="Menlo" w:hAnsi="Menlo" w:cs="Menlo"/>
-          <w:sz w:val="18"/>
-        </w:rPr>
-        <w:t xml:space="preserve">    if (serverProject.api_key_path) {</w:t>
-      </w:r>
-    </w:p>
-    <w:p>
-      <w:pPr>
-        <w:ind w:left="360"/>
-        <w:shd w:val="clear" w:color="auto" w:fill="F4F4F4"/>
-      </w:pPr>
-      <w:r>
-        <w:rPr>
-          <w:rFonts w:ascii="Menlo" w:hAnsi="Menlo" w:cs="Menlo"/>
-          <w:sz w:val="18"/>
-        </w:rPr>
-        <w:t xml:space="preserve">      setLLMConfig(id, {</w:t>
-      </w:r>
-    </w:p>
-    <w:p>
-      <w:pPr>
-        <w:ind w:left="360"/>
-        <w:shd w:val="clear" w:color="auto" w:fill="F4F4F4"/>
-      </w:pPr>
-      <w:r>
-        <w:rPr>
-          <w:rFonts w:ascii="Menlo" w:hAnsi="Menlo" w:cs="Menlo"/>
-          <w:sz w:val="18"/>
-        </w:rPr>
-        <w:t xml:space="preserve">        provider,</w:t>
-      </w:r>
-    </w:p>
-    <w:p>
-      <w:pPr>
-        <w:ind w:left="360"/>
-        <w:shd w:val="clear" w:color="auto" w:fill="F4F4F4"/>
-      </w:pPr>
-      <w:r>
-        <w:rPr>
-          <w:rFonts w:ascii="Menlo" w:hAnsi="Menlo" w:cs="Menlo"/>
-          <w:sz w:val="18"/>
-        </w:rPr>
-        <w:t xml:space="preserve">        api_key: '(server-managed)',</w:t>
-      </w:r>
-    </w:p>
-    <w:p>
-      <w:pPr>
-        <w:ind w:left="360"/>
-        <w:shd w:val="clear" w:color="auto" w:fill="F4F4F4"/>
-      </w:pPr>
-      <w:r>
-        <w:rPr>
-          <w:rFonts w:ascii="Menlo" w:hAnsi="Menlo" w:cs="Menlo"/>
-          <w:sz w:val="18"/>
-        </w:rPr>
-        <w:t xml:space="preserve">        model: settings.defaultModel,</w:t>
-      </w:r>
-    </w:p>
-    <w:p>
-      <w:pPr>
-        <w:ind w:left="360"/>
-        <w:shd w:val="clear" w:color="auto" w:fill="F4F4F4"/>
-      </w:pPr>
-      <w:r>
-        <w:rPr>
-          <w:rFonts w:ascii="Menlo" w:hAnsi="Menlo" w:cs="Menlo"/>
-          <w:sz w:val="18"/>
-        </w:rPr>
-        <w:t xml:space="preserve">        model_choice: settings.defaultModel,</w:t>
-      </w:r>
-    </w:p>
-    <w:p>
-      <w:pPr>
-        <w:ind w:left="360"/>
-        <w:shd w:val="clear" w:color="auto" w:fill="F4F4F4"/>
-      </w:pPr>
-      <w:r>
-        <w:rPr>
-          <w:rFonts w:ascii="Menlo" w:hAnsi="Menlo" w:cs="Menlo"/>
-          <w:sz w:val="18"/>
-        </w:rPr>
-        <w:t xml:space="preserve">      });</w:t>
-      </w:r>
-    </w:p>
-    <w:p>
-      <w:pPr>
-        <w:ind w:left="360"/>
-        <w:shd w:val="clear" w:color="auto" w:fill="F4F4F4"/>
-      </w:pPr>
-      <w:r>
-        <w:rPr>
-          <w:rFonts w:ascii="Menlo" w:hAnsi="Menlo" w:cs="Menlo"/>
-          <w:sz w:val="18"/>
-        </w:rPr>
-        <w:t xml:space="preserve">      updatePipelineState(id, { api_key_path: serverProject.api_key_path });</w:t>
-      </w:r>
-    </w:p>
-    <w:p>
-      <w:pPr>
-        <w:ind w:left="360"/>
-        <w:shd w:val="clear" w:color="auto" w:fill="F4F4F4"/>
-      </w:pPr>
-      <w:r>
-        <w:rPr>
-          <w:rFonts w:ascii="Menlo" w:hAnsi="Menlo" w:cs="Menlo"/>
-          <w:sz w:val="18"/>
-        </w:rPr>
-        <w:t xml:space="preserve">    } else if (userApiKey) {</w:t>
-      </w:r>
-    </w:p>
-    <w:p>
-      <w:pPr>
-        <w:ind w:left="360"/>
-        <w:shd w:val="clear" w:color="auto" w:fill="F4F4F4"/>
-      </w:pPr>
-      <w:r>
-        <w:rPr>
-          <w:rFonts w:ascii="Menlo" w:hAnsi="Menlo" w:cs="Menlo"/>
-          <w:sz w:val="18"/>
-        </w:rPr>
-        <w:t xml:space="preserve">      const result = await saveApiKey.mutateAsync({ projectId: id, apiKey: userApiKey });</w:t>
-      </w:r>
-    </w:p>
-    <w:p>
-      <w:pPr>
-        <w:ind w:left="360"/>
-        <w:shd w:val="clear" w:color="auto" w:fill="F4F4F4"/>
-      </w:pPr>
-      <w:r>
-        <w:rPr>
-          <w:rFonts w:ascii="Menlo" w:hAnsi="Menlo" w:cs="Menlo"/>
-          <w:sz w:val="18"/>
-        </w:rPr>
-        <w:t xml:space="preserve">      ...</w:t>
-      </w:r>
-    </w:p>
-    <w:p>
-      <w:pPr>
-        <w:ind w:left="360"/>
-        <w:shd w:val="clear" w:color="auto" w:fill="F4F4F4"/>
-      </w:pPr>
-      <w:r>
-        <w:rPr>
-          <w:rFonts w:ascii="Menlo" w:hAnsi="Menlo" w:cs="Menlo"/>
-          <w:sz w:val="18"/>
-        </w:rPr>
-        <w:t xml:space="preserve">    }</w:t>
-      </w:r>
-    </w:p>
-    <w:p>
-      <w:pPr>
-        <w:ind w:left="360"/>
-        <w:shd w:val="clear" w:color="auto" w:fill="F4F4F4"/>
-      </w:pPr>
-      <w:r>
-        <w:rPr>
-          <w:rFonts w:ascii="Menlo" w:hAnsi="Menlo" w:cs="Menlo"/>
-          <w:sz w:val="18"/>
-        </w:rPr>
-        <w:t xml:space="preserve">  };</w:t>
-      </w:r>
-    </w:p>
-    <w:p>
-      <w:r>
-        <w:t>Two branches per ADR-0005: managed credits (server set OPENAI_API_KEY → api_key.txt already on disk) or user-supplied (POST the key, server saves it). Either way, we record api_key_path in PipelineState so downstream pipeline calls have it.</w:t>
+        <w:t>State setup</w:t>
+      </w:r>
+    </w:p>
+    <w:p>
+      <w:pPr>
+        <w:ind w:left="360"/>
+        <w:shd w:val="clear" w:color="auto" w:fill="F4F4F4"/>
+      </w:pPr>
+      <w:r>
+        <w:rPr>
+          <w:rFonts w:ascii="Menlo" w:hAnsi="Menlo" w:cs="Menlo"/>
+          <w:sz w:val="18"/>
+        </w:rPr>
+        <w:t xml:space="preserve">  const [projectId] = useState(() =&gt; localStorage.getItem('reviewpyper_project_id') ?? '');</w:t>
+      </w:r>
+    </w:p>
+    <w:p>
+      <w:pPr>
+        <w:ind w:left="360"/>
+        <w:shd w:val="clear" w:color="auto" w:fill="F4F4F4"/>
+      </w:pPr>
+      <w:r>
+        <w:rPr>
+          <w:rFonts w:ascii="Menlo" w:hAnsi="Menlo" w:cs="Menlo"/>
+          <w:sz w:val="18"/>
+        </w:rPr>
+        <w:t xml:space="preserve">  const { getProject, getPipelineState, updatePipelineState } = useProjectState();</w:t>
+      </w:r>
+    </w:p>
+    <w:p>
+      <w:pPr>
+        <w:ind w:left="360"/>
+        <w:shd w:val="clear" w:color="auto" w:fill="F4F4F4"/>
+      </w:pPr>
+      <w:r>
+        <w:rPr>
+          <w:rFonts w:ascii="Menlo" w:hAnsi="Menlo" w:cs="Menlo"/>
+          <w:sz w:val="18"/>
+        </w:rPr>
+        <w:t xml:space="preserve">  const project = getProject(projectId);</w:t>
+      </w:r>
+    </w:p>
+    <w:p>
+      <w:pPr>
+        <w:ind w:left="360"/>
+        <w:shd w:val="clear" w:color="auto" w:fill="F4F4F4"/>
+      </w:pPr>
+      <w:r>
+        <w:rPr>
+          <w:rFonts w:ascii="Menlo" w:hAnsi="Menlo" w:cs="Menlo"/>
+          <w:sz w:val="18"/>
+        </w:rPr>
+        <w:t xml:space="preserve">  const pipeline = getPipelineState(projectId);</w:t>
+      </w:r>
+    </w:p>
+    <w:p>
+      <w:pPr>
+        <w:ind w:left="360"/>
+        <w:shd w:val="clear" w:color="auto" w:fill="F4F4F4"/>
+      </w:pPr>
+      <w:r>
+        <w:rPr>
+          <w:rFonts w:ascii="Menlo" w:hAnsi="Menlo" w:cs="Menlo"/>
+          <w:sz w:val="18"/>
+        </w:rPr>
+        <w:t xml:space="preserve">  const [keywords, setKeywords] = useState('');</w:t>
+      </w:r>
+    </w:p>
+    <w:p>
+      <w:pPr>
+        <w:ind w:left="360"/>
+        <w:shd w:val="clear" w:color="auto" w:fill="F4F4F4"/>
+      </w:pPr>
+      <w:r>
+        <w:rPr>
+          <w:rFonts w:ascii="Menlo" w:hAnsi="Menlo" w:cs="Menlo"/>
+          <w:sz w:val="18"/>
+        </w:rPr>
+        <w:t xml:space="preserve">  const [isScreening, setIsScreening] = useState(false);</w:t>
+      </w:r>
+    </w:p>
+    <w:p>
+      <w:pPr>
+        <w:ind w:left="360"/>
+        <w:shd w:val="clear" w:color="auto" w:fill="F4F4F4"/>
+      </w:pPr>
+      <w:r>
+        <w:rPr>
+          <w:rFonts w:ascii="Menlo" w:hAnsi="Menlo" w:cs="Menlo"/>
+          <w:sz w:val="18"/>
+        </w:rPr>
+        <w:t xml:space="preserve">  const [uploadedPath, setUploadedPath] = useState(pipeline.csv_path ?? '');</w:t>
+      </w:r>
+    </w:p>
+    <w:p>
+      <w:pPr>
+        <w:ind w:left="360"/>
+        <w:shd w:val="clear" w:color="auto" w:fill="F4F4F4"/>
+      </w:pPr>
+      <w:r>
+        <w:rPr>
+          <w:rFonts w:ascii="Menlo" w:hAnsi="Menlo" w:cs="Menlo"/>
+          <w:sz w:val="18"/>
+        </w:rPr>
+        <w:t xml:space="preserve">  const [outputPath, setOutputPath] = useState(pipeline.title_output_csv_path ?? '');</w:t>
+      </w:r>
+    </w:p>
+    <w:p>
+      <w:pPr>
+        <w:ind w:left="360"/>
+        <w:shd w:val="clear" w:color="auto" w:fill="F4F4F4"/>
+      </w:pPr>
+      <w:r>
+        <w:rPr>
+          <w:rFonts w:ascii="Menlo" w:hAnsi="Menlo" w:cs="Menlo"/>
+          <w:sz w:val="18"/>
+        </w:rPr>
+        <w:t xml:space="preserve">  const [uploadFraction, setUploadFraction] = useState&lt;number | undefined&gt;(undefined);</w:t>
+      </w:r>
+    </w:p>
+    <w:p>
+      <w:pPr>
+        <w:ind w:left="360"/>
+        <w:shd w:val="clear" w:color="auto" w:fill="F4F4F4"/>
+      </w:pPr>
+      <w:r>
+        <w:rPr>
+          <w:rFonts w:ascii="Menlo" w:hAnsi="Menlo" w:cs="Menlo"/>
+          <w:sz w:val="18"/>
+        </w:rPr>
+        <w:t xml:space="preserve">  const [uploadedFile, setUploadedFile] = useState&lt;{ name: string; size: number } | null&gt;(null);</w:t>
+      </w:r>
+    </w:p>
+    <w:p>
+      <w:pPr>
+        <w:ind w:left="360"/>
+        <w:shd w:val="clear" w:color="auto" w:fill="F4F4F4"/>
+      </w:pPr>
+      <w:r>
+        <w:rPr>
+          <w:rFonts w:ascii="Menlo" w:hAnsi="Menlo" w:cs="Menlo"/>
+          <w:sz w:val="18"/>
+        </w:rPr>
+        <w:t xml:space="preserve">  const uploadFile = useUploadFile();</w:t>
+      </w:r>
+    </w:p>
+    <w:p>
+      <w:pPr>
+        <w:ind w:left="360"/>
+        <w:shd w:val="clear" w:color="auto" w:fill="F4F4F4"/>
+      </w:pPr>
+      <w:r>
+        <w:rPr>
+          <w:rFonts w:ascii="Menlo" w:hAnsi="Menlo" w:cs="Menlo"/>
+          <w:sz w:val="18"/>
+        </w:rPr>
+        <w:t xml:space="preserve">  const screenTitles = useScreenTitles();</w:t>
+      </w:r>
+    </w:p>
+    <w:p>
+      <w:r>
+        <w:t>Lazy init from localStorage; pull current project + pipeline state via hook; ten state pieces for everything the UI tracks (keywords input, screening progress, uploaded/output paths, upload fraction for the progress bar, uploaded-file metadata for display, plus the two TanStack mutations).</w:t>
       </w:r>
     </w:p>
     <w:p>
@@ -12987,241 +13108,346 @@
           <w:b/>
           <w:sz w:val="24"/>
         </w:rPr>
-        <w:t>Provider radio cards</w:t>
-      </w:r>
-    </w:p>
-    <w:p>
-      <w:pPr>
-        <w:ind w:left="360"/>
-        <w:shd w:val="clear" w:color="auto" w:fill="F4F4F4"/>
-      </w:pPr>
-      <w:r>
-        <w:rPr>
-          <w:rFonts w:ascii="Menlo" w:hAnsi="Menlo" w:cs="Menlo"/>
-          <w:sz w:val="18"/>
-        </w:rPr>
-        <w:t xml:space="preserve">          &lt;fieldset&gt;</w:t>
-      </w:r>
-    </w:p>
-    <w:p>
-      <w:pPr>
-        <w:ind w:left="360"/>
-        <w:shd w:val="clear" w:color="auto" w:fill="F4F4F4"/>
-      </w:pPr>
-      <w:r>
-        <w:rPr>
-          <w:rFonts w:ascii="Menlo" w:hAnsi="Menlo" w:cs="Menlo"/>
-          <w:sz w:val="18"/>
-        </w:rPr>
-        <w:t xml:space="preserve">            &lt;legend className="sr-only"&gt;Choose an AI provider&lt;/legend&gt;</w:t>
-      </w:r>
-    </w:p>
-    <w:p>
-      <w:pPr>
-        <w:ind w:left="360"/>
-        <w:shd w:val="clear" w:color="auto" w:fill="F4F4F4"/>
-      </w:pPr>
-      <w:r>
-        <w:rPr>
-          <w:rFonts w:ascii="Menlo" w:hAnsi="Menlo" w:cs="Menlo"/>
-          <w:sz w:val="18"/>
-        </w:rPr>
-        <w:t xml:space="preserve">            &lt;div className="grid gap-3 sm:grid-cols-2"&gt;</w:t>
-      </w:r>
-    </w:p>
-    <w:p>
-      <w:pPr>
-        <w:ind w:left="360"/>
-        <w:shd w:val="clear" w:color="auto" w:fill="F4F4F4"/>
-      </w:pPr>
-      <w:r>
-        <w:rPr>
-          <w:rFonts w:ascii="Menlo" w:hAnsi="Menlo" w:cs="Menlo"/>
-          <w:sz w:val="18"/>
-        </w:rPr>
-        <w:t xml:space="preserve">              {PROVIDERS.map((p) =&gt; {</w:t>
-      </w:r>
-    </w:p>
-    <w:p>
-      <w:pPr>
-        <w:ind w:left="360"/>
-        <w:shd w:val="clear" w:color="auto" w:fill="F4F4F4"/>
-      </w:pPr>
-      <w:r>
-        <w:rPr>
-          <w:rFonts w:ascii="Menlo" w:hAnsi="Menlo" w:cs="Menlo"/>
-          <w:sz w:val="18"/>
-        </w:rPr>
-        <w:t xml:space="preserve">                const selected = provider === p.value;</w:t>
-      </w:r>
-    </w:p>
-    <w:p>
-      <w:pPr>
-        <w:ind w:left="360"/>
-        <w:shd w:val="clear" w:color="auto" w:fill="F4F4F4"/>
-      </w:pPr>
-      <w:r>
-        <w:rPr>
-          <w:rFonts w:ascii="Menlo" w:hAnsi="Menlo" w:cs="Menlo"/>
-          <w:sz w:val="18"/>
-        </w:rPr>
-        <w:t xml:space="preserve">                return (</w:t>
-      </w:r>
-    </w:p>
-    <w:p>
-      <w:pPr>
-        <w:ind w:left="360"/>
-        <w:shd w:val="clear" w:color="auto" w:fill="F4F4F4"/>
-      </w:pPr>
-      <w:r>
-        <w:rPr>
-          <w:rFonts w:ascii="Menlo" w:hAnsi="Menlo" w:cs="Menlo"/>
-          <w:sz w:val="18"/>
-        </w:rPr>
-        <w:t xml:space="preserve">                  &lt;label</w:t>
-      </w:r>
-    </w:p>
-    <w:p>
-      <w:pPr>
-        <w:ind w:left="360"/>
-        <w:shd w:val="clear" w:color="auto" w:fill="F4F4F4"/>
-      </w:pPr>
-      <w:r>
-        <w:rPr>
-          <w:rFonts w:ascii="Menlo" w:hAnsi="Menlo" w:cs="Menlo"/>
-          <w:sz w:val="18"/>
-        </w:rPr>
-        <w:t xml:space="preserve">                    key={p.value}</w:t>
-      </w:r>
-    </w:p>
-    <w:p>
-      <w:pPr>
-        <w:ind w:left="360"/>
-        <w:shd w:val="clear" w:color="auto" w:fill="F4F4F4"/>
-      </w:pPr>
-      <w:r>
-        <w:rPr>
-          <w:rFonts w:ascii="Menlo" w:hAnsi="Menlo" w:cs="Menlo"/>
-          <w:sz w:val="18"/>
-        </w:rPr>
-        <w:t xml:space="preserve">                    className={cn(</w:t>
-      </w:r>
-    </w:p>
-    <w:p>
-      <w:pPr>
-        <w:ind w:left="360"/>
-        <w:shd w:val="clear" w:color="auto" w:fill="F4F4F4"/>
-      </w:pPr>
-      <w:r>
-        <w:rPr>
-          <w:rFonts w:ascii="Menlo" w:hAnsi="Menlo" w:cs="Menlo"/>
-          <w:sz w:val="18"/>
-        </w:rPr>
-        <w:t xml:space="preserve">                      'cursor-pointer rounded-md border px-4 py-3 transition-colors',</w:t>
-      </w:r>
-    </w:p>
-    <w:p>
-      <w:pPr>
-        <w:ind w:left="360"/>
-        <w:shd w:val="clear" w:color="auto" w:fill="F4F4F4"/>
-      </w:pPr>
-      <w:r>
-        <w:rPr>
-          <w:rFonts w:ascii="Menlo" w:hAnsi="Menlo" w:cs="Menlo"/>
-          <w:sz w:val="18"/>
-        </w:rPr>
-        <w:t xml:space="preserve">                      selected ? 'border-[var(--color-primary)] bg-[var(--color-primary-soft)]' : 'border-[var(--color-border)] hover:border-[var(--color-border-strong)]',</w:t>
-      </w:r>
-    </w:p>
-    <w:p>
-      <w:pPr>
-        <w:ind w:left="360"/>
-        <w:shd w:val="clear" w:color="auto" w:fill="F4F4F4"/>
-      </w:pPr>
-      <w:r>
-        <w:rPr>
-          <w:rFonts w:ascii="Menlo" w:hAnsi="Menlo" w:cs="Menlo"/>
-          <w:sz w:val="18"/>
-        </w:rPr>
-        <w:t xml:space="preserve">                    )}</w:t>
-      </w:r>
-    </w:p>
-    <w:p>
-      <w:pPr>
-        <w:ind w:left="360"/>
-        <w:shd w:val="clear" w:color="auto" w:fill="F4F4F4"/>
-      </w:pPr>
-      <w:r>
-        <w:rPr>
-          <w:rFonts w:ascii="Menlo" w:hAnsi="Menlo" w:cs="Menlo"/>
-          <w:sz w:val="18"/>
-        </w:rPr>
-        <w:t xml:space="preserve">                  &gt;</w:t>
-      </w:r>
-    </w:p>
-    <w:p>
-      <w:pPr>
-        <w:ind w:left="360"/>
-        <w:shd w:val="clear" w:color="auto" w:fill="F4F4F4"/>
-      </w:pPr>
-      <w:r>
-        <w:rPr>
-          <w:rFonts w:ascii="Menlo" w:hAnsi="Menlo" w:cs="Menlo"/>
-          <w:sz w:val="18"/>
-        </w:rPr>
-        <w:t xml:space="preserve">                    &lt;input type="radio" name="provider" value={p.value} checked={selected} onChange={() =&gt; setProvider(p.value)} className="sr-only" /&gt;</w:t>
-      </w:r>
-    </w:p>
-    <w:p>
-      <w:pPr>
-        <w:ind w:left="360"/>
-        <w:shd w:val="clear" w:color="auto" w:fill="F4F4F4"/>
-      </w:pPr>
-      <w:r>
-        <w:rPr>
-          <w:rFonts w:ascii="Menlo" w:hAnsi="Menlo" w:cs="Menlo"/>
-          <w:sz w:val="18"/>
-        </w:rPr>
-        <w:t xml:space="preserve">                    ...</w:t>
-      </w:r>
-    </w:p>
-    <w:p>
-      <w:pPr>
-        <w:ind w:left="360"/>
-        <w:shd w:val="clear" w:color="auto" w:fill="F4F4F4"/>
-      </w:pPr>
-      <w:r>
-        <w:rPr>
-          <w:rFonts w:ascii="Menlo" w:hAnsi="Menlo" w:cs="Menlo"/>
-          <w:sz w:val="18"/>
-        </w:rPr>
-        <w:t xml:space="preserve">                  &lt;/label&gt;</w:t>
-      </w:r>
-    </w:p>
-    <w:p>
-      <w:pPr>
-        <w:ind w:left="360"/>
-        <w:shd w:val="clear" w:color="auto" w:fill="F4F4F4"/>
-      </w:pPr>
-      <w:r>
-        <w:rPr>
-          <w:rFonts w:ascii="Menlo" w:hAnsi="Menlo" w:cs="Menlo"/>
-          <w:sz w:val="18"/>
-        </w:rPr>
-        <w:t xml:space="preserve">                );</w:t>
-      </w:r>
-    </w:p>
-    <w:p>
-      <w:pPr>
-        <w:ind w:left="360"/>
-        <w:shd w:val="clear" w:color="auto" w:fill="F4F4F4"/>
-      </w:pPr>
-      <w:r>
-        <w:rPr>
-          <w:rFonts w:ascii="Menlo" w:hAnsi="Menlo" w:cs="Menlo"/>
-          <w:sz w:val="18"/>
-        </w:rPr>
-        <w:t xml:space="preserve">              })}</w:t>
+        <w:t>handleUpload — wired to onProgress</w:t>
+      </w:r>
+    </w:p>
+    <w:p>
+      <w:pPr>
+        <w:ind w:left="360"/>
+        <w:shd w:val="clear" w:color="auto" w:fill="F4F4F4"/>
+      </w:pPr>
+      <w:r>
+        <w:rPr>
+          <w:rFonts w:ascii="Menlo" w:hAnsi="Menlo" w:cs="Menlo"/>
+          <w:sz w:val="18"/>
+        </w:rPr>
+        <w:t xml:space="preserve">  const handleUpload = useCallback(async (files: File[]) =&gt; {</w:t>
+      </w:r>
+    </w:p>
+    <w:p>
+      <w:pPr>
+        <w:ind w:left="360"/>
+        <w:shd w:val="clear" w:color="auto" w:fill="F4F4F4"/>
+      </w:pPr>
+      <w:r>
+        <w:rPr>
+          <w:rFonts w:ascii="Menlo" w:hAnsi="Menlo" w:cs="Menlo"/>
+          <w:sz w:val="18"/>
+        </w:rPr>
+        <w:t xml:space="preserve">    if (!files.length || !projectId) return;</w:t>
+      </w:r>
+    </w:p>
+    <w:p>
+      <w:pPr>
+        <w:ind w:left="360"/>
+        <w:shd w:val="clear" w:color="auto" w:fill="F4F4F4"/>
+      </w:pPr>
+      <w:r>
+        <w:rPr>
+          <w:rFonts w:ascii="Menlo" w:hAnsi="Menlo" w:cs="Menlo"/>
+          <w:sz w:val="18"/>
+        </w:rPr>
+        <w:t xml:space="preserve">    const file = files[0];</w:t>
+      </w:r>
+    </w:p>
+    <w:p>
+      <w:pPr>
+        <w:ind w:left="360"/>
+        <w:shd w:val="clear" w:color="auto" w:fill="F4F4F4"/>
+      </w:pPr>
+      <w:r>
+        <w:rPr>
+          <w:rFonts w:ascii="Menlo" w:hAnsi="Menlo" w:cs="Menlo"/>
+          <w:sz w:val="18"/>
+        </w:rPr>
+        <w:t xml:space="preserve">    setUploadFraction(0);</w:t>
+      </w:r>
+    </w:p>
+    <w:p>
+      <w:pPr>
+        <w:ind w:left="360"/>
+        <w:shd w:val="clear" w:color="auto" w:fill="F4F4F4"/>
+      </w:pPr>
+      <w:r>
+        <w:rPr>
+          <w:rFonts w:ascii="Menlo" w:hAnsi="Menlo" w:cs="Menlo"/>
+          <w:sz w:val="18"/>
+        </w:rPr>
+        <w:t xml:space="preserve">    setUploadedFile({ name: file.name, size: file.size });</w:t>
+      </w:r>
+    </w:p>
+    <w:p>
+      <w:pPr>
+        <w:ind w:left="360"/>
+        <w:shd w:val="clear" w:color="auto" w:fill="F4F4F4"/>
+      </w:pPr>
+      <w:r>
+        <w:rPr>
+          <w:rFonts w:ascii="Menlo" w:hAnsi="Menlo" w:cs="Menlo"/>
+          <w:sz w:val="18"/>
+        </w:rPr>
+        <w:t xml:space="preserve">    try {</w:t>
+      </w:r>
+    </w:p>
+    <w:p>
+      <w:pPr>
+        <w:ind w:left="360"/>
+        <w:shd w:val="clear" w:color="auto" w:fill="F4F4F4"/>
+      </w:pPr>
+      <w:r>
+        <w:rPr>
+          <w:rFonts w:ascii="Menlo" w:hAnsi="Menlo" w:cs="Menlo"/>
+          <w:sz w:val="18"/>
+        </w:rPr>
+        <w:t xml:space="preserve">      const result = await uploadFile.mutateAsync({</w:t>
+      </w:r>
+    </w:p>
+    <w:p>
+      <w:pPr>
+        <w:ind w:left="360"/>
+        <w:shd w:val="clear" w:color="auto" w:fill="F4F4F4"/>
+      </w:pPr>
+      <w:r>
+        <w:rPr>
+          <w:rFonts w:ascii="Menlo" w:hAnsi="Menlo" w:cs="Menlo"/>
+          <w:sz w:val="18"/>
+        </w:rPr>
+        <w:t xml:space="preserve">        projectId,</w:t>
+      </w:r>
+    </w:p>
+    <w:p>
+      <w:pPr>
+        <w:ind w:left="360"/>
+        <w:shd w:val="clear" w:color="auto" w:fill="F4F4F4"/>
+      </w:pPr>
+      <w:r>
+        <w:rPr>
+          <w:rFonts w:ascii="Menlo" w:hAnsi="Menlo" w:cs="Menlo"/>
+          <w:sz w:val="18"/>
+        </w:rPr>
+        <w:t xml:space="preserve">        file,</w:t>
+      </w:r>
+    </w:p>
+    <w:p>
+      <w:pPr>
+        <w:ind w:left="360"/>
+        <w:shd w:val="clear" w:color="auto" w:fill="F4F4F4"/>
+      </w:pPr>
+      <w:r>
+        <w:rPr>
+          <w:rFonts w:ascii="Menlo" w:hAnsi="Menlo" w:cs="Menlo"/>
+          <w:sz w:val="18"/>
+        </w:rPr>
+        <w:t xml:space="preserve">        onProgress: (f) =&gt; setUploadFraction(f),</w:t>
+      </w:r>
+    </w:p>
+    <w:p>
+      <w:pPr>
+        <w:ind w:left="360"/>
+        <w:shd w:val="clear" w:color="auto" w:fill="F4F4F4"/>
+      </w:pPr>
+      <w:r>
+        <w:rPr>
+          <w:rFonts w:ascii="Menlo" w:hAnsi="Menlo" w:cs="Menlo"/>
+          <w:sz w:val="18"/>
+        </w:rPr>
+        <w:t xml:space="preserve">      });</w:t>
+      </w:r>
+    </w:p>
+    <w:p>
+      <w:pPr>
+        <w:ind w:left="360"/>
+        <w:shd w:val="clear" w:color="auto" w:fill="F4F4F4"/>
+      </w:pPr>
+      <w:r>
+        <w:rPr>
+          <w:rFonts w:ascii="Menlo" w:hAnsi="Menlo" w:cs="Menlo"/>
+          <w:sz w:val="18"/>
+        </w:rPr>
+        <w:t xml:space="preserve">      setUploadedPath(result.path);</w:t>
+      </w:r>
+    </w:p>
+    <w:p>
+      <w:pPr>
+        <w:ind w:left="360"/>
+        <w:shd w:val="clear" w:color="auto" w:fill="F4F4F4"/>
+      </w:pPr>
+      <w:r>
+        <w:rPr>
+          <w:rFonts w:ascii="Menlo" w:hAnsi="Menlo" w:cs="Menlo"/>
+          <w:sz w:val="18"/>
+        </w:rPr>
+        <w:t xml:space="preserve">      updatePipelineState(projectId, { csv_path: result.path });</w:t>
+      </w:r>
+    </w:p>
+    <w:p>
+      <w:pPr>
+        <w:ind w:left="360"/>
+        <w:shd w:val="clear" w:color="auto" w:fill="F4F4F4"/>
+      </w:pPr>
+      <w:r>
+        <w:rPr>
+          <w:rFonts w:ascii="Menlo" w:hAnsi="Menlo" w:cs="Menlo"/>
+          <w:sz w:val="18"/>
+        </w:rPr>
+        <w:t xml:space="preserve">    } finally {</w:t>
+      </w:r>
+    </w:p>
+    <w:p>
+      <w:pPr>
+        <w:ind w:left="360"/>
+        <w:shd w:val="clear" w:color="auto" w:fill="F4F4F4"/>
+      </w:pPr>
+      <w:r>
+        <w:rPr>
+          <w:rFonts w:ascii="Menlo" w:hAnsi="Menlo" w:cs="Menlo"/>
+          <w:sz w:val="18"/>
+        </w:rPr>
+        <w:t xml:space="preserve">      setUploadFraction(undefined);</w:t>
+      </w:r>
+    </w:p>
+    <w:p>
+      <w:pPr>
+        <w:ind w:left="360"/>
+        <w:shd w:val="clear" w:color="auto" w:fill="F4F4F4"/>
+      </w:pPr>
+      <w:r>
+        <w:rPr>
+          <w:rFonts w:ascii="Menlo" w:hAnsi="Menlo" w:cs="Menlo"/>
+          <w:sz w:val="18"/>
+        </w:rPr>
+        <w:t xml:space="preserve">    }</w:t>
+      </w:r>
+    </w:p>
+    <w:p>
+      <w:pPr>
+        <w:ind w:left="360"/>
+        <w:shd w:val="clear" w:color="auto" w:fill="F4F4F4"/>
+      </w:pPr>
+      <w:r>
+        <w:rPr>
+          <w:rFonts w:ascii="Menlo" w:hAnsi="Menlo" w:cs="Menlo"/>
+          <w:sz w:val="18"/>
+        </w:rPr>
+        <w:t xml:space="preserve">  }, [projectId, uploadFile, updatePipelineState]);</w:t>
+      </w:r>
+    </w:p>
+    <w:p>
+      <w:r>
+        <w:t>Receives File[] from the FileUpload component. Reset progress to 0; capture the filename + size for the success message; await the mutation with onProgress wired to setUploadFraction. The finally block clears uploadFraction so the ProgressBar unmounts whether the upload succeeded or failed. updatePipelineState writes the uploaded server path into PipelineState so the next step (screen) can read it.</w:t>
+      </w:r>
+    </w:p>
+    <w:p>
+      <w:r>
+        <w:rPr>
+          <w:b/>
+          <w:sz w:val="24"/>
+        </w:rPr>
+        <w:t>ProgressBar wiring</w:t>
+      </w:r>
+    </w:p>
+    <w:p>
+      <w:pPr>
+        <w:ind w:left="360"/>
+        <w:shd w:val="clear" w:color="auto" w:fill="F4F4F4"/>
+      </w:pPr>
+      <w:r>
+        <w:rPr>
+          <w:rFonts w:ascii="Menlo" w:hAnsi="Menlo" w:cs="Menlo"/>
+          <w:sz w:val="18"/>
+        </w:rPr>
+        <w:t xml:space="preserve">          {uploadFile.isPending &amp;&amp; uploadedFile &amp;&amp; (</w:t>
+      </w:r>
+    </w:p>
+    <w:p>
+      <w:pPr>
+        <w:ind w:left="360"/>
+        <w:shd w:val="clear" w:color="auto" w:fill="F4F4F4"/>
+      </w:pPr>
+      <w:r>
+        <w:rPr>
+          <w:rFonts w:ascii="Menlo" w:hAnsi="Menlo" w:cs="Menlo"/>
+          <w:sz w:val="18"/>
+        </w:rPr>
+        <w:t xml:space="preserve">            &lt;div className="mt-4" role="status" aria-live="polite"&gt;</w:t>
+      </w:r>
+    </w:p>
+    <w:p>
+      <w:pPr>
+        <w:ind w:left="360"/>
+        <w:shd w:val="clear" w:color="auto" w:fill="F4F4F4"/>
+      </w:pPr>
+      <w:r>
+        <w:rPr>
+          <w:rFonts w:ascii="Menlo" w:hAnsi="Menlo" w:cs="Menlo"/>
+          <w:sz w:val="18"/>
+        </w:rPr>
+        <w:t xml:space="preserve">              &lt;ProgressBar</w:t>
+      </w:r>
+    </w:p>
+    <w:p>
+      <w:pPr>
+        <w:ind w:left="360"/>
+        <w:shd w:val="clear" w:color="auto" w:fill="F4F4F4"/>
+      </w:pPr>
+      <w:r>
+        <w:rPr>
+          <w:rFonts w:ascii="Menlo" w:hAnsi="Menlo" w:cs="Menlo"/>
+          <w:sz w:val="18"/>
+        </w:rPr>
+        <w:t xml:space="preserve">                value={uploadFraction}</w:t>
+      </w:r>
+    </w:p>
+    <w:p>
+      <w:pPr>
+        <w:ind w:left="360"/>
+        <w:shd w:val="clear" w:color="auto" w:fill="F4F4F4"/>
+      </w:pPr>
+      <w:r>
+        <w:rPr>
+          <w:rFonts w:ascii="Menlo" w:hAnsi="Menlo" w:cs="Menlo"/>
+          <w:sz w:val="18"/>
+        </w:rPr>
+        <w:t xml:space="preserve">                label={`Uploading ${'${uploadedFile.name}'} · ${'${</w:t>
+      </w:r>
+    </w:p>
+    <w:p>
+      <w:pPr>
+        <w:ind w:left="360"/>
+        <w:shd w:val="clear" w:color="auto" w:fill="F4F4F4"/>
+      </w:pPr>
+      <w:r>
+        <w:rPr>
+          <w:rFonts w:ascii="Menlo" w:hAnsi="Menlo" w:cs="Menlo"/>
+          <w:sz w:val="18"/>
+        </w:rPr>
+        <w:t xml:space="preserve">                  uploadFraction !== undefined ? `${'${Math.round(uploadFraction * 100)}'}%` : 'preparing…'</w:t>
+      </w:r>
+    </w:p>
+    <w:p>
+      <w:pPr>
+        <w:ind w:left="360"/>
+        <w:shd w:val="clear" w:color="auto" w:fill="F4F4F4"/>
+      </w:pPr>
+      <w:r>
+        <w:rPr>
+          <w:rFonts w:ascii="Menlo" w:hAnsi="Menlo" w:cs="Menlo"/>
+          <w:sz w:val="18"/>
+        </w:rPr>
+        <w:t xml:space="preserve">                }'}`}</w:t>
+      </w:r>
+    </w:p>
+    <w:p>
+      <w:pPr>
+        <w:ind w:left="360"/>
+        <w:shd w:val="clear" w:color="auto" w:fill="F4F4F4"/>
+      </w:pPr>
+      <w:r>
+        <w:rPr>
+          <w:rFonts w:ascii="Menlo" w:hAnsi="Menlo" w:cs="Menlo"/>
+          <w:sz w:val="18"/>
+        </w:rPr>
+        <w:t xml:space="preserve">              /&gt;</w:t>
       </w:r>
     </w:p>
     <w:p>
@@ -13247,7 +13473,7 @@
           <w:rFonts w:ascii="Menlo" w:hAnsi="Menlo" w:cs="Menlo"/>
           <w:sz w:val="18"/>
         </w:rPr>
-        <w:t xml:space="preserve">          &lt;/fieldset&gt;</w:t>
+        <w:t xml:space="preserve">          )}</w:t>
       </w:r>
     </w:p>
     <w:p>
@@ -13265,7 +13491,7 @@
     </w:p>
     <w:p>
       <w:r>
-        <w:t>Visually rich "radio cards" pattern: the actual &lt;input type="radio"&gt; is screen-reader-only; the visible UI is the styled &lt;label&gt; wrapping it. Clicking anywhere on the card activates the radio (because clicking a label fires its associated input). The fieldset/legend pair is required for screen-reader accessibility — fieldset groups related inputs, legend names the group.</w:t>
+        <w:t>Render the progress bar only while a mutation is pending and we have file metadata. role="status" + aria-live="polite" tells screen readers to announce updates without interrupting (vs. "alert" which is interrupting). The label is a template literal that switches between "preparing…" (before the first progress event) and "42%" once we have a fraction.</w:t>
       </w:r>
     </w:p>
     <w:p>
@@ -13279,12 +13505,12 @@
           <w:b/>
           <w:sz w:val="30"/>
         </w:rPr>
-        <w:t>Part 3.9 — pages/TitleScreening.tsx</w:t>
-      </w:r>
-    </w:p>
-    <w:p>
-      <w:r>
-        <w:t>Step 2 — upload references CSV, run AI screening on the titles. Same shape applies to the other six pipeline pages; this is the canonical example.</w:t>
+        <w:t>Part 3.10 — pages/PdfProcessing.tsx (OA retrieval mode)</w:t>
+      </w:r>
+    </w:p>
+    <w:p>
+      <w:r>
+        <w:t>Step 4 of the pipeline. The first sub-step downloads PDFs for every paper in the screened master list. ReviewPyper's BulkPDFDownloaderV2 uses pypaperretriever, which queries Unpaywall and PubMed Central for legally-free Open Access copies; if no OA copy is found and Sci-Hub fallback is allowed, it tries Sci-Hub. Recent UX work made the OA-only mode the prominent default.</w:t>
       </w:r>
     </w:p>
     <w:p>
@@ -13293,168 +13519,90 @@
           <w:b/>
           <w:sz w:val="24"/>
         </w:rPr>
-        <w:t>State setup</w:t>
-      </w:r>
-    </w:p>
-    <w:p>
-      <w:pPr>
-        <w:ind w:left="360"/>
-        <w:shd w:val="clear" w:color="auto" w:fill="F4F4F4"/>
-      </w:pPr>
-      <w:r>
-        <w:rPr>
-          <w:rFonts w:ascii="Menlo" w:hAnsi="Menlo" w:cs="Menlo"/>
-          <w:sz w:val="18"/>
-        </w:rPr>
-        <w:t xml:space="preserve">  const [projectId] = useState(() =&gt; localStorage.getItem('reviewpyper_project_id') ?? '');</w:t>
-      </w:r>
-    </w:p>
-    <w:p>
-      <w:pPr>
-        <w:ind w:left="360"/>
-        <w:shd w:val="clear" w:color="auto" w:fill="F4F4F4"/>
-      </w:pPr>
-      <w:r>
-        <w:rPr>
-          <w:rFonts w:ascii="Menlo" w:hAnsi="Menlo" w:cs="Menlo"/>
-          <w:sz w:val="18"/>
-        </w:rPr>
-        <w:t xml:space="preserve">  const { getProject, getPipelineState, updatePipelineState } = useProjectState();</w:t>
-      </w:r>
-    </w:p>
-    <w:p>
-      <w:pPr>
-        <w:ind w:left="360"/>
-        <w:shd w:val="clear" w:color="auto" w:fill="F4F4F4"/>
-      </w:pPr>
-      <w:r>
-        <w:rPr>
-          <w:rFonts w:ascii="Menlo" w:hAnsi="Menlo" w:cs="Menlo"/>
-          <w:sz w:val="18"/>
-        </w:rPr>
-        <w:t xml:space="preserve">  const project = getProject(projectId);</w:t>
-      </w:r>
-    </w:p>
-    <w:p>
-      <w:pPr>
-        <w:ind w:left="360"/>
-        <w:shd w:val="clear" w:color="auto" w:fill="F4F4F4"/>
-      </w:pPr>
-      <w:r>
-        <w:rPr>
-          <w:rFonts w:ascii="Menlo" w:hAnsi="Menlo" w:cs="Menlo"/>
-          <w:sz w:val="18"/>
-        </w:rPr>
-        <w:t xml:space="preserve">  const pipeline = getPipelineState(projectId);</w:t>
-      </w:r>
-    </w:p>
-    <w:p>
-      <w:pPr>
-        <w:ind w:left="360"/>
-        <w:shd w:val="clear" w:color="auto" w:fill="F4F4F4"/>
-      </w:pPr>
-      <w:r>
-        <w:rPr>
-          <w:rFonts w:ascii="Menlo" w:hAnsi="Menlo" w:cs="Menlo"/>
-          <w:sz w:val="18"/>
-        </w:rPr>
-        <w:t xml:space="preserve">  const [keywords, setKeywords] = useState('');</w:t>
-      </w:r>
-    </w:p>
-    <w:p>
-      <w:pPr>
-        <w:ind w:left="360"/>
-        <w:shd w:val="clear" w:color="auto" w:fill="F4F4F4"/>
-      </w:pPr>
-      <w:r>
-        <w:rPr>
-          <w:rFonts w:ascii="Menlo" w:hAnsi="Menlo" w:cs="Menlo"/>
-          <w:sz w:val="18"/>
-        </w:rPr>
-        <w:t xml:space="preserve">  const [isScreening, setIsScreening] = useState(false);</w:t>
-      </w:r>
-    </w:p>
-    <w:p>
-      <w:pPr>
-        <w:ind w:left="360"/>
-        <w:shd w:val="clear" w:color="auto" w:fill="F4F4F4"/>
-      </w:pPr>
-      <w:r>
-        <w:rPr>
-          <w:rFonts w:ascii="Menlo" w:hAnsi="Menlo" w:cs="Menlo"/>
-          <w:sz w:val="18"/>
-        </w:rPr>
-        <w:t xml:space="preserve">  const [uploadedPath, setUploadedPath] = useState(pipeline.csv_path ?? '');</w:t>
-      </w:r>
-    </w:p>
-    <w:p>
-      <w:pPr>
-        <w:ind w:left="360"/>
-        <w:shd w:val="clear" w:color="auto" w:fill="F4F4F4"/>
-      </w:pPr>
-      <w:r>
-        <w:rPr>
-          <w:rFonts w:ascii="Menlo" w:hAnsi="Menlo" w:cs="Menlo"/>
-          <w:sz w:val="18"/>
-        </w:rPr>
-        <w:t xml:space="preserve">  const [outputPath, setOutputPath] = useState(pipeline.title_output_csv_path ?? '');</w:t>
-      </w:r>
-    </w:p>
-    <w:p>
-      <w:pPr>
-        <w:ind w:left="360"/>
-        <w:shd w:val="clear" w:color="auto" w:fill="F4F4F4"/>
-      </w:pPr>
-      <w:r>
-        <w:rPr>
-          <w:rFonts w:ascii="Menlo" w:hAnsi="Menlo" w:cs="Menlo"/>
-          <w:sz w:val="18"/>
-        </w:rPr>
-        <w:t xml:space="preserve">  const [uploadFraction, setUploadFraction] = useState&lt;number | undefined&gt;(undefined);</w:t>
-      </w:r>
-    </w:p>
-    <w:p>
-      <w:pPr>
-        <w:ind w:left="360"/>
-        <w:shd w:val="clear" w:color="auto" w:fill="F4F4F4"/>
-      </w:pPr>
-      <w:r>
-        <w:rPr>
-          <w:rFonts w:ascii="Menlo" w:hAnsi="Menlo" w:cs="Menlo"/>
-          <w:sz w:val="18"/>
-        </w:rPr>
-        <w:t xml:space="preserve">  const [uploadedFile, setUploadedFile] = useState&lt;{ name: string; size: number } | null&gt;(null);</w:t>
-      </w:r>
-    </w:p>
-    <w:p>
-      <w:pPr>
-        <w:ind w:left="360"/>
-        <w:shd w:val="clear" w:color="auto" w:fill="F4F4F4"/>
-      </w:pPr>
-      <w:r>
-        <w:rPr>
-          <w:rFonts w:ascii="Menlo" w:hAnsi="Menlo" w:cs="Menlo"/>
-          <w:sz w:val="18"/>
-        </w:rPr>
-        <w:t xml:space="preserve">  const uploadFile = useUploadFile();</w:t>
-      </w:r>
-    </w:p>
-    <w:p>
-      <w:pPr>
-        <w:ind w:left="360"/>
-        <w:shd w:val="clear" w:color="auto" w:fill="F4F4F4"/>
-      </w:pPr>
-      <w:r>
-        <w:rPr>
-          <w:rFonts w:ascii="Menlo" w:hAnsi="Menlo" w:cs="Menlo"/>
-          <w:sz w:val="18"/>
-        </w:rPr>
-        <w:t xml:space="preserve">  const screenTitles = useScreenTitles();</w:t>
-      </w:r>
-    </w:p>
-    <w:p>
-      <w:r>
-        <w:t>Lazy init from localStorage; pull current project + pipeline state via hook; ten state pieces for everything the UI tracks (keywords input, screening progress, uploaded/output paths, upload fraction for the progress bar, uploaded-file metadata for display, plus the two TanStack mutations).</w:t>
+        <w:t>RetrievalMode union</w:t>
+      </w:r>
+    </w:p>
+    <w:p>
+      <w:pPr>
+        <w:ind w:left="360"/>
+        <w:shd w:val="clear" w:color="auto" w:fill="F4F4F4"/>
+      </w:pPr>
+      <w:r>
+        <w:rPr>
+          <w:rFonts w:ascii="Menlo" w:hAnsi="Menlo" w:cs="Menlo"/>
+          <w:sz w:val="18"/>
+        </w:rPr>
+        <w:t>type RetrievalMode = 'oa' | 'oa_plus_scihub';</w:t>
+      </w:r>
+    </w:p>
+    <w:p>
+      <w:pPr>
+        <w:ind w:left="360"/>
+        <w:shd w:val="clear" w:color="auto" w:fill="F4F4F4"/>
+      </w:pPr>
+      <w:r>
+        <w:rPr>
+          <w:rFonts w:ascii="Menlo" w:hAnsi="Menlo" w:cs="Menlo"/>
+          <w:sz w:val="18"/>
+        </w:rPr>
+        <w:t xml:space="preserve"> </w:t>
+      </w:r>
+    </w:p>
+    <w:p>
+      <w:pPr>
+        <w:ind w:left="360"/>
+        <w:shd w:val="clear" w:color="auto" w:fill="F4F4F4"/>
+      </w:pPr>
+      <w:r>
+        <w:rPr>
+          <w:rFonts w:ascii="Menlo" w:hAnsi="Menlo" w:cs="Menlo"/>
+          <w:sz w:val="18"/>
+        </w:rPr>
+        <w:t>const RETRIEVAL_MODES: { value: RetrievalMode; label: string; description: string; icon: typeof Globe2 }[] = [</w:t>
+      </w:r>
+    </w:p>
+    <w:p>
+      <w:pPr>
+        <w:ind w:left="360"/>
+        <w:shd w:val="clear" w:color="auto" w:fill="F4F4F4"/>
+      </w:pPr>
+      <w:r>
+        <w:rPr>
+          <w:rFonts w:ascii="Menlo" w:hAnsi="Menlo" w:cs="Menlo"/>
+          <w:sz w:val="18"/>
+        </w:rPr>
+        <w:t xml:space="preserve">  { value: 'oa', label: 'Open Access only', description: 'PubMed + Unpaywall. Free, legal everywhere.', icon: Globe2 },</w:t>
+      </w:r>
+    </w:p>
+    <w:p>
+      <w:pPr>
+        <w:ind w:left="360"/>
+        <w:shd w:val="clear" w:color="auto" w:fill="F4F4F4"/>
+      </w:pPr>
+      <w:r>
+        <w:rPr>
+          <w:rFonts w:ascii="Menlo" w:hAnsi="Menlo" w:cs="Menlo"/>
+          <w:sz w:val="18"/>
+        </w:rPr>
+        <w:t xml:space="preserve">  { value: 'oa_plus_scihub', label: 'Include Sci-Hub fallback', description: 'Try OA first, then Sci-Hub for paywalled papers.', icon: Library },</w:t>
+      </w:r>
+    </w:p>
+    <w:p>
+      <w:pPr>
+        <w:ind w:left="360"/>
+        <w:shd w:val="clear" w:color="auto" w:fill="F4F4F4"/>
+      </w:pPr>
+      <w:r>
+        <w:rPr>
+          <w:rFonts w:ascii="Menlo" w:hAnsi="Menlo" w:cs="Menlo"/>
+          <w:sz w:val="18"/>
+        </w:rPr>
+        <w:t>];</w:t>
+      </w:r>
+    </w:p>
+    <w:p>
+      <w:r>
+        <w:t>Two-mode segmented control. The first option is the safe default — Unpaywall + PubMed Central return only legally-free copies, so users who run this from institutional networks face no compliance worry. The second option enables the Sci-Hub fallback for paywalled papers; it's offered for completeness but isn't the default. Backend-wise, both modes hit the same endpoint with allow_scihub true or false.</w:t>
       </w:r>
     </w:p>
     <w:p>
@@ -13463,202 +13611,688 @@
           <w:b/>
           <w:sz w:val="24"/>
         </w:rPr>
-        <w:t>handleUpload — wired to onProgress</w:t>
-      </w:r>
-    </w:p>
-    <w:p>
-      <w:pPr>
-        <w:ind w:left="360"/>
-        <w:shd w:val="clear" w:color="auto" w:fill="F4F4F4"/>
-      </w:pPr>
-      <w:r>
-        <w:rPr>
-          <w:rFonts w:ascii="Menlo" w:hAnsi="Menlo" w:cs="Menlo"/>
-          <w:sz w:val="18"/>
-        </w:rPr>
-        <w:t xml:space="preserve">  const handleUpload = useCallback(async (files: File[]) =&gt; {</w:t>
-      </w:r>
-    </w:p>
-    <w:p>
-      <w:pPr>
-        <w:ind w:left="360"/>
-        <w:shd w:val="clear" w:color="auto" w:fill="F4F4F4"/>
-      </w:pPr>
-      <w:r>
-        <w:rPr>
-          <w:rFonts w:ascii="Menlo" w:hAnsi="Menlo" w:cs="Menlo"/>
-          <w:sz w:val="18"/>
-        </w:rPr>
-        <w:t xml:space="preserve">    if (!files.length || !projectId) return;</w:t>
-      </w:r>
-    </w:p>
-    <w:p>
-      <w:pPr>
-        <w:ind w:left="360"/>
-        <w:shd w:val="clear" w:color="auto" w:fill="F4F4F4"/>
-      </w:pPr>
-      <w:r>
-        <w:rPr>
-          <w:rFonts w:ascii="Menlo" w:hAnsi="Menlo" w:cs="Menlo"/>
-          <w:sz w:val="18"/>
-        </w:rPr>
-        <w:t xml:space="preserve">    const file = files[0];</w:t>
-      </w:r>
-    </w:p>
-    <w:p>
-      <w:pPr>
-        <w:ind w:left="360"/>
-        <w:shd w:val="clear" w:color="auto" w:fill="F4F4F4"/>
-      </w:pPr>
-      <w:r>
-        <w:rPr>
-          <w:rFonts w:ascii="Menlo" w:hAnsi="Menlo" w:cs="Menlo"/>
-          <w:sz w:val="18"/>
-        </w:rPr>
-        <w:t xml:space="preserve">    setUploadFraction(0);</w:t>
-      </w:r>
-    </w:p>
-    <w:p>
-      <w:pPr>
-        <w:ind w:left="360"/>
-        <w:shd w:val="clear" w:color="auto" w:fill="F4F4F4"/>
-      </w:pPr>
-      <w:r>
-        <w:rPr>
-          <w:rFonts w:ascii="Menlo" w:hAnsi="Menlo" w:cs="Menlo"/>
-          <w:sz w:val="18"/>
-        </w:rPr>
-        <w:t xml:space="preserve">    setUploadedFile({ name: file.name, size: file.size });</w:t>
-      </w:r>
-    </w:p>
-    <w:p>
-      <w:pPr>
-        <w:ind w:left="360"/>
-        <w:shd w:val="clear" w:color="auto" w:fill="F4F4F4"/>
-      </w:pPr>
-      <w:r>
-        <w:rPr>
-          <w:rFonts w:ascii="Menlo" w:hAnsi="Menlo" w:cs="Menlo"/>
-          <w:sz w:val="18"/>
-        </w:rPr>
-        <w:t xml:space="preserve">    try {</w:t>
-      </w:r>
-    </w:p>
-    <w:p>
-      <w:pPr>
-        <w:ind w:left="360"/>
-        <w:shd w:val="clear" w:color="auto" w:fill="F4F4F4"/>
-      </w:pPr>
-      <w:r>
-        <w:rPr>
-          <w:rFonts w:ascii="Menlo" w:hAnsi="Menlo" w:cs="Menlo"/>
-          <w:sz w:val="18"/>
-        </w:rPr>
-        <w:t xml:space="preserve">      const result = await uploadFile.mutateAsync({</w:t>
-      </w:r>
-    </w:p>
-    <w:p>
-      <w:pPr>
-        <w:ind w:left="360"/>
-        <w:shd w:val="clear" w:color="auto" w:fill="F4F4F4"/>
-      </w:pPr>
-      <w:r>
-        <w:rPr>
-          <w:rFonts w:ascii="Menlo" w:hAnsi="Menlo" w:cs="Menlo"/>
-          <w:sz w:val="18"/>
-        </w:rPr>
-        <w:t xml:space="preserve">        projectId,</w:t>
-      </w:r>
-    </w:p>
-    <w:p>
-      <w:pPr>
-        <w:ind w:left="360"/>
-        <w:shd w:val="clear" w:color="auto" w:fill="F4F4F4"/>
-      </w:pPr>
-      <w:r>
-        <w:rPr>
-          <w:rFonts w:ascii="Menlo" w:hAnsi="Menlo" w:cs="Menlo"/>
-          <w:sz w:val="18"/>
-        </w:rPr>
-        <w:t xml:space="preserve">        file,</w:t>
-      </w:r>
-    </w:p>
-    <w:p>
-      <w:pPr>
-        <w:ind w:left="360"/>
-        <w:shd w:val="clear" w:color="auto" w:fill="F4F4F4"/>
-      </w:pPr>
-      <w:r>
-        <w:rPr>
-          <w:rFonts w:ascii="Menlo" w:hAnsi="Menlo" w:cs="Menlo"/>
-          <w:sz w:val="18"/>
-        </w:rPr>
-        <w:t xml:space="preserve">        onProgress: (f) =&gt; setUploadFraction(f),</w:t>
-      </w:r>
-    </w:p>
-    <w:p>
-      <w:pPr>
-        <w:ind w:left="360"/>
-        <w:shd w:val="clear" w:color="auto" w:fill="F4F4F4"/>
-      </w:pPr>
-      <w:r>
-        <w:rPr>
-          <w:rFonts w:ascii="Menlo" w:hAnsi="Menlo" w:cs="Menlo"/>
-          <w:sz w:val="18"/>
-        </w:rPr>
-        <w:t xml:space="preserve">      });</w:t>
-      </w:r>
-    </w:p>
-    <w:p>
-      <w:pPr>
-        <w:ind w:left="360"/>
-        <w:shd w:val="clear" w:color="auto" w:fill="F4F4F4"/>
-      </w:pPr>
-      <w:r>
-        <w:rPr>
-          <w:rFonts w:ascii="Menlo" w:hAnsi="Menlo" w:cs="Menlo"/>
-          <w:sz w:val="18"/>
-        </w:rPr>
-        <w:t xml:space="preserve">      setUploadedPath(result.path);</w:t>
-      </w:r>
-    </w:p>
-    <w:p>
-      <w:pPr>
-        <w:ind w:left="360"/>
-        <w:shd w:val="clear" w:color="auto" w:fill="F4F4F4"/>
-      </w:pPr>
-      <w:r>
-        <w:rPr>
-          <w:rFonts w:ascii="Menlo" w:hAnsi="Menlo" w:cs="Menlo"/>
-          <w:sz w:val="18"/>
-        </w:rPr>
-        <w:t xml:space="preserve">      updatePipelineState(projectId, { csv_path: result.path });</w:t>
-      </w:r>
-    </w:p>
-    <w:p>
-      <w:pPr>
-        <w:ind w:left="360"/>
-        <w:shd w:val="clear" w:color="auto" w:fill="F4F4F4"/>
-      </w:pPr>
-      <w:r>
-        <w:rPr>
-          <w:rFonts w:ascii="Menlo" w:hAnsi="Menlo" w:cs="Menlo"/>
-          <w:sz w:val="18"/>
-        </w:rPr>
-        <w:t xml:space="preserve">    } finally {</w:t>
-      </w:r>
-    </w:p>
-    <w:p>
-      <w:pPr>
-        <w:ind w:left="360"/>
-        <w:shd w:val="clear" w:color="auto" w:fill="F4F4F4"/>
-      </w:pPr>
-      <w:r>
-        <w:rPr>
-          <w:rFonts w:ascii="Menlo" w:hAnsi="Menlo" w:cs="Menlo"/>
-          <w:sz w:val="18"/>
-        </w:rPr>
-        <w:t xml:space="preserve">      setUploadFraction(undefined);</w:t>
+        <w:t>Mode → backend boolean</w:t>
+      </w:r>
+    </w:p>
+    <w:p>
+      <w:pPr>
+        <w:ind w:left="360"/>
+        <w:shd w:val="clear" w:color="auto" w:fill="F4F4F4"/>
+      </w:pPr>
+      <w:r>
+        <w:rPr>
+          <w:rFonts w:ascii="Menlo" w:hAnsi="Menlo" w:cs="Menlo"/>
+          <w:sz w:val="18"/>
+        </w:rPr>
+        <w:t xml:space="preserve">  const [retrievalMode, setRetrievalMode] = useState&lt;RetrievalMode&gt;('oa');</w:t>
+      </w:r>
+    </w:p>
+    <w:p>
+      <w:pPr>
+        <w:ind w:left="360"/>
+        <w:shd w:val="clear" w:color="auto" w:fill="F4F4F4"/>
+      </w:pPr>
+      <w:r>
+        <w:rPr>
+          <w:rFonts w:ascii="Menlo" w:hAnsi="Menlo" w:cs="Menlo"/>
+          <w:sz w:val="18"/>
+        </w:rPr>
+        <w:t xml:space="preserve">  const allowScihub = retrievalMode === 'oa_plus_scihub';</w:t>
+      </w:r>
+    </w:p>
+    <w:p>
+      <w:r>
+        <w:t>Derived boolean in render — no useEffect needed. allowScihub is the value actually sent to the API; the segmented control is just UX sugar over a single binary flag.</w:t>
+      </w:r>
+    </w:p>
+    <w:p>
+      <w:pPr>
+        <w:shd w:val="clear" w:color="auto" w:fill="FFF8E1"/>
+      </w:pPr>
+      <w:r>
+        <w:rPr>
+          <w:b/>
+        </w:rPr>
+        <w:t xml:space="preserve">What's already there for free.  </w:t>
+      </w:r>
+      <w:r>
+        <w:t>OA retrieval doesn't need new server code. ReviewPyper already calls Unpaywall and PubMed Central when allow_scihub=False; the only thing the recent UX change did was make this the obvious default. The button label even adapts to read "Retrieve OA PDFs" in OA mode and "Retrieve PDFs" otherwise.</w:t>
+      </w:r>
+    </w:p>
+    <w:p>
+      <w:r>
+        <w:br w:type="page"/>
+      </w:r>
+    </w:p>
+    <w:p>
+      <w:r>
+        <w:rPr>
+          <w:b/>
+          <w:sz w:val="40"/>
+        </w:rPr>
+        <w:t>Part 4 — Build infrastructure</w:t>
+      </w:r>
+    </w:p>
+    <w:p>
+      <w:r>
+        <w:rPr>
+          <w:b/>
+          <w:sz w:val="30"/>
+        </w:rPr>
+        <w:t>Part 4.1 — Dockerfile.prod</w:t>
+      </w:r>
+    </w:p>
+    <w:p>
+      <w:pPr>
+        <w:ind w:left="360"/>
+        <w:shd w:val="clear" w:color="auto" w:fill="F4F4F4"/>
+      </w:pPr>
+      <w:r>
+        <w:rPr>
+          <w:rFonts w:ascii="Menlo" w:hAnsi="Menlo" w:cs="Menlo"/>
+          <w:sz w:val="18"/>
+        </w:rPr>
+        <w:t>FROM python:3.11-slim</w:t>
+      </w:r>
+    </w:p>
+    <w:p>
+      <w:pPr>
+        <w:ind w:left="360"/>
+        <w:shd w:val="clear" w:color="auto" w:fill="F4F4F4"/>
+      </w:pPr>
+      <w:r>
+        <w:rPr>
+          <w:rFonts w:ascii="Menlo" w:hAnsi="Menlo" w:cs="Menlo"/>
+          <w:sz w:val="18"/>
+        </w:rPr>
+        <w:t>ARG DEBIAN_FRONTEND=noninteractive</w:t>
+      </w:r>
+    </w:p>
+    <w:p>
+      <w:pPr>
+        <w:ind w:left="360"/>
+        <w:shd w:val="clear" w:color="auto" w:fill="F4F4F4"/>
+      </w:pPr>
+      <w:r>
+        <w:rPr>
+          <w:rFonts w:ascii="Menlo" w:hAnsi="Menlo" w:cs="Menlo"/>
+          <w:sz w:val="18"/>
+        </w:rPr>
+        <w:t>WORKDIR /app</w:t>
+      </w:r>
+    </w:p>
+    <w:p>
+      <w:pPr>
+        <w:ind w:left="360"/>
+        <w:shd w:val="clear" w:color="auto" w:fill="F4F4F4"/>
+      </w:pPr>
+      <w:r>
+        <w:rPr>
+          <w:rFonts w:ascii="Menlo" w:hAnsi="Menlo" w:cs="Menlo"/>
+          <w:sz w:val="18"/>
+        </w:rPr>
+        <w:t xml:space="preserve"> </w:t>
+      </w:r>
+    </w:p>
+    <w:p>
+      <w:pPr>
+        <w:ind w:left="360"/>
+        <w:shd w:val="clear" w:color="auto" w:fill="F4F4F4"/>
+      </w:pPr>
+      <w:r>
+        <w:rPr>
+          <w:rFonts w:ascii="Menlo" w:hAnsi="Menlo" w:cs="Menlo"/>
+          <w:sz w:val="18"/>
+        </w:rPr>
+        <w:t>RUN apt-get update \</w:t>
+      </w:r>
+    </w:p>
+    <w:p>
+      <w:pPr>
+        <w:ind w:left="360"/>
+        <w:shd w:val="clear" w:color="auto" w:fill="F4F4F4"/>
+      </w:pPr>
+      <w:r>
+        <w:rPr>
+          <w:rFonts w:ascii="Menlo" w:hAnsi="Menlo" w:cs="Menlo"/>
+          <w:sz w:val="18"/>
+        </w:rPr>
+        <w:t xml:space="preserve"> &amp;&amp; apt-get install -y --no-install-recommends \</w:t>
+      </w:r>
+    </w:p>
+    <w:p>
+      <w:pPr>
+        <w:ind w:left="360"/>
+        <w:shd w:val="clear" w:color="auto" w:fill="F4F4F4"/>
+      </w:pPr>
+      <w:r>
+        <w:rPr>
+          <w:rFonts w:ascii="Menlo" w:hAnsi="Menlo" w:cs="Menlo"/>
+          <w:sz w:val="18"/>
+        </w:rPr>
+        <w:t xml:space="preserve">    git \</w:t>
+      </w:r>
+    </w:p>
+    <w:p>
+      <w:pPr>
+        <w:ind w:left="360"/>
+        <w:shd w:val="clear" w:color="auto" w:fill="F4F4F4"/>
+      </w:pPr>
+      <w:r>
+        <w:rPr>
+          <w:rFonts w:ascii="Menlo" w:hAnsi="Menlo" w:cs="Menlo"/>
+          <w:sz w:val="18"/>
+        </w:rPr>
+        <w:t xml:space="preserve">    tesseract-ocr \</w:t>
+      </w:r>
+    </w:p>
+    <w:p>
+      <w:pPr>
+        <w:ind w:left="360"/>
+        <w:shd w:val="clear" w:color="auto" w:fill="F4F4F4"/>
+      </w:pPr>
+      <w:r>
+        <w:rPr>
+          <w:rFonts w:ascii="Menlo" w:hAnsi="Menlo" w:cs="Menlo"/>
+          <w:sz w:val="18"/>
+        </w:rPr>
+        <w:t xml:space="preserve">    poppler-utils \</w:t>
+      </w:r>
+    </w:p>
+    <w:p>
+      <w:pPr>
+        <w:ind w:left="360"/>
+        <w:shd w:val="clear" w:color="auto" w:fill="F4F4F4"/>
+      </w:pPr>
+      <w:r>
+        <w:rPr>
+          <w:rFonts w:ascii="Menlo" w:hAnsi="Menlo" w:cs="Menlo"/>
+          <w:sz w:val="18"/>
+        </w:rPr>
+        <w:t xml:space="preserve">    libgl1 \</w:t>
+      </w:r>
+    </w:p>
+    <w:p>
+      <w:pPr>
+        <w:ind w:left="360"/>
+        <w:shd w:val="clear" w:color="auto" w:fill="F4F4F4"/>
+      </w:pPr>
+      <w:r>
+        <w:rPr>
+          <w:rFonts w:ascii="Menlo" w:hAnsi="Menlo" w:cs="Menlo"/>
+          <w:sz w:val="18"/>
+        </w:rPr>
+        <w:t xml:space="preserve"> &amp;&amp; rm -rf /var/lib/apt/lists/*</w:t>
+      </w:r>
+    </w:p>
+    <w:p>
+      <w:pPr>
+        <w:ind w:left="360"/>
+        <w:shd w:val="clear" w:color="auto" w:fill="F4F4F4"/>
+      </w:pPr>
+      <w:r>
+        <w:rPr>
+          <w:rFonts w:ascii="Menlo" w:hAnsi="Menlo" w:cs="Menlo"/>
+          <w:sz w:val="18"/>
+        </w:rPr>
+        <w:t xml:space="preserve"> </w:t>
+      </w:r>
+    </w:p>
+    <w:p>
+      <w:pPr>
+        <w:ind w:left="360"/>
+        <w:shd w:val="clear" w:color="auto" w:fill="F4F4F4"/>
+      </w:pPr>
+      <w:r>
+        <w:rPr>
+          <w:rFonts w:ascii="Menlo" w:hAnsi="Menlo" w:cs="Menlo"/>
+          <w:sz w:val="18"/>
+        </w:rPr>
+        <w:t>RUN git clone https://github.com/Calvinwhow/ReviewPyper.git /app/ReviewPyper \</w:t>
+      </w:r>
+    </w:p>
+    <w:p>
+      <w:pPr>
+        <w:ind w:left="360"/>
+        <w:shd w:val="clear" w:color="auto" w:fill="F4F4F4"/>
+      </w:pPr>
+      <w:r>
+        <w:rPr>
+          <w:rFonts w:ascii="Menlo" w:hAnsi="Menlo" w:cs="Menlo"/>
+          <w:sz w:val="18"/>
+        </w:rPr>
+        <w:t xml:space="preserve"> &amp;&amp; if [ ! -f /app/ReviewPyper/__init__.py ]; then touch /app/ReviewPyper/__init__.py; fi</w:t>
+      </w:r>
+    </w:p>
+    <w:p>
+      <w:pPr>
+        <w:ind w:left="360"/>
+        <w:shd w:val="clear" w:color="auto" w:fill="F4F4F4"/>
+      </w:pPr>
+      <w:r>
+        <w:rPr>
+          <w:rFonts w:ascii="Menlo" w:hAnsi="Menlo" w:cs="Menlo"/>
+          <w:sz w:val="18"/>
+        </w:rPr>
+        <w:t xml:space="preserve"> </w:t>
+      </w:r>
+    </w:p>
+    <w:p>
+      <w:pPr>
+        <w:ind w:left="360"/>
+        <w:shd w:val="clear" w:color="auto" w:fill="F4F4F4"/>
+      </w:pPr>
+      <w:r>
+        <w:rPr>
+          <w:rFonts w:ascii="Menlo" w:hAnsi="Menlo" w:cs="Menlo"/>
+          <w:sz w:val="18"/>
+        </w:rPr>
+        <w:t>COPY reviewpyper_api /app/reviewpyper_api</w:t>
+      </w:r>
+    </w:p>
+    <w:p>
+      <w:pPr>
+        <w:ind w:left="360"/>
+        <w:shd w:val="clear" w:color="auto" w:fill="F4F4F4"/>
+      </w:pPr>
+      <w:r>
+        <w:rPr>
+          <w:rFonts w:ascii="Menlo" w:hAnsi="Menlo" w:cs="Menlo"/>
+          <w:sz w:val="18"/>
+        </w:rPr>
+        <w:t xml:space="preserve"> </w:t>
+      </w:r>
+    </w:p>
+    <w:p>
+      <w:pPr>
+        <w:ind w:left="360"/>
+        <w:shd w:val="clear" w:color="auto" w:fill="F4F4F4"/>
+      </w:pPr>
+      <w:r>
+        <w:rPr>
+          <w:rFonts w:ascii="Menlo" w:hAnsi="Menlo" w:cs="Menlo"/>
+          <w:sz w:val="18"/>
+        </w:rPr>
+        <w:t># textract dependency conflict workaround …</w:t>
+      </w:r>
+    </w:p>
+    <w:p>
+      <w:pPr>
+        <w:ind w:left="360"/>
+        <w:shd w:val="clear" w:color="auto" w:fill="F4F4F4"/>
+      </w:pPr>
+      <w:r>
+        <w:rPr>
+          <w:rFonts w:ascii="Menlo" w:hAnsi="Menlo" w:cs="Menlo"/>
+          <w:sz w:val="18"/>
+        </w:rPr>
+        <w:t>RUN sed '/^textract/Id' /app/ReviewPyper/requirements.txt &gt; /tmp/reqs.txt \</w:t>
+      </w:r>
+    </w:p>
+    <w:p>
+      <w:pPr>
+        <w:ind w:left="360"/>
+        <w:shd w:val="clear" w:color="auto" w:fill="F4F4F4"/>
+      </w:pPr>
+      <w:r>
+        <w:rPr>
+          <w:rFonts w:ascii="Menlo" w:hAnsi="Menlo" w:cs="Menlo"/>
+          <w:sz w:val="18"/>
+        </w:rPr>
+        <w:t xml:space="preserve"> &amp;&amp; pip install --no-cache-dir -r /tmp/reqs.txt \</w:t>
+      </w:r>
+    </w:p>
+    <w:p>
+      <w:pPr>
+        <w:ind w:left="360"/>
+        <w:shd w:val="clear" w:color="auto" w:fill="F4F4F4"/>
+      </w:pPr>
+      <w:r>
+        <w:rPr>
+          <w:rFonts w:ascii="Menlo" w:hAnsi="Menlo" w:cs="Menlo"/>
+          <w:sz w:val="18"/>
+        </w:rPr>
+        <w:t xml:space="preserve"> &amp;&amp; pip install --no-cache-dir --no-deps textract==1.6.5 \</w:t>
+      </w:r>
+    </w:p>
+    <w:p>
+      <w:pPr>
+        <w:ind w:left="360"/>
+        <w:shd w:val="clear" w:color="auto" w:fill="F4F4F4"/>
+      </w:pPr>
+      <w:r>
+        <w:rPr>
+          <w:rFonts w:ascii="Menlo" w:hAnsi="Menlo" w:cs="Menlo"/>
+          <w:sz w:val="18"/>
+        </w:rPr>
+        <w:t xml:space="preserve"> &amp;&amp; pip install --no-cache-dir \</w:t>
+      </w:r>
+    </w:p>
+    <w:p>
+      <w:pPr>
+        <w:ind w:left="360"/>
+        <w:shd w:val="clear" w:color="auto" w:fill="F4F4F4"/>
+      </w:pPr>
+      <w:r>
+        <w:rPr>
+          <w:rFonts w:ascii="Menlo" w:hAnsi="Menlo" w:cs="Menlo"/>
+          <w:sz w:val="18"/>
+        </w:rPr>
+        <w:t xml:space="preserve">    'argcomplete~=1.10.0' 'chardet==3.*' 'docx2txt~=0.8' \</w:t>
+      </w:r>
+    </w:p>
+    <w:p>
+      <w:pPr>
+        <w:ind w:left="360"/>
+        <w:shd w:val="clear" w:color="auto" w:fill="F4F4F4"/>
+      </w:pPr>
+      <w:r>
+        <w:rPr>
+          <w:rFonts w:ascii="Menlo" w:hAnsi="Menlo" w:cs="Menlo"/>
+          <w:sz w:val="18"/>
+        </w:rPr>
+        <w:t xml:space="preserve">    'extract-msg&lt;0.30' 'pdfminer.six==20191110' \</w:t>
+      </w:r>
+    </w:p>
+    <w:p>
+      <w:pPr>
+        <w:ind w:left="360"/>
+        <w:shd w:val="clear" w:color="auto" w:fill="F4F4F4"/>
+      </w:pPr>
+      <w:r>
+        <w:rPr>
+          <w:rFonts w:ascii="Menlo" w:hAnsi="Menlo" w:cs="Menlo"/>
+          <w:sz w:val="18"/>
+        </w:rPr>
+        <w:t xml:space="preserve">    'python-pptx~=0.6.18' 'six~=1.12.0' 'SpeechRecognition~=3.8.1' \</w:t>
+      </w:r>
+    </w:p>
+    <w:p>
+      <w:pPr>
+        <w:ind w:left="360"/>
+        <w:shd w:val="clear" w:color="auto" w:fill="F4F4F4"/>
+      </w:pPr>
+      <w:r>
+        <w:rPr>
+          <w:rFonts w:ascii="Menlo" w:hAnsi="Menlo" w:cs="Menlo"/>
+          <w:sz w:val="18"/>
+        </w:rPr>
+        <w:t xml:space="preserve">    'xlrd~=1.2.0' \</w:t>
+      </w:r>
+    </w:p>
+    <w:p>
+      <w:pPr>
+        <w:ind w:left="360"/>
+        <w:shd w:val="clear" w:color="auto" w:fill="F4F4F4"/>
+      </w:pPr>
+      <w:r>
+        <w:rPr>
+          <w:rFonts w:ascii="Menlo" w:hAnsi="Menlo" w:cs="Menlo"/>
+          <w:sz w:val="18"/>
+        </w:rPr>
+        <w:t xml:space="preserve"> &amp;&amp; pip install --no-cache-dir fastapi 'uvicorn[standard]' python-multipart</w:t>
+      </w:r>
+    </w:p>
+    <w:p>
+      <w:pPr>
+        <w:ind w:left="360"/>
+        <w:shd w:val="clear" w:color="auto" w:fill="F4F4F4"/>
+      </w:pPr>
+      <w:r>
+        <w:rPr>
+          <w:rFonts w:ascii="Menlo" w:hAnsi="Menlo" w:cs="Menlo"/>
+          <w:sz w:val="18"/>
+        </w:rPr>
+        <w:t xml:space="preserve"> </w:t>
+      </w:r>
+    </w:p>
+    <w:p>
+      <w:pPr>
+        <w:ind w:left="360"/>
+        <w:shd w:val="clear" w:color="auto" w:fill="F4F4F4"/>
+      </w:pPr>
+      <w:r>
+        <w:rPr>
+          <w:rFonts w:ascii="Menlo" w:hAnsi="Menlo" w:cs="Menlo"/>
+          <w:sz w:val="18"/>
+        </w:rPr>
+        <w:t>ENV PYTHONPATH=/app/reviewpyper_api:/app:/app/ReviewPyper</w:t>
+      </w:r>
+    </w:p>
+    <w:p>
+      <w:pPr>
+        <w:ind w:left="360"/>
+        <w:shd w:val="clear" w:color="auto" w:fill="F4F4F4"/>
+      </w:pPr>
+      <w:r>
+        <w:rPr>
+          <w:rFonts w:ascii="Menlo" w:hAnsi="Menlo" w:cs="Menlo"/>
+          <w:sz w:val="18"/>
+        </w:rPr>
+        <w:t>ENV DATA_DIR=/data</w:t>
+      </w:r>
+    </w:p>
+    <w:p>
+      <w:pPr>
+        <w:ind w:left="360"/>
+        <w:shd w:val="clear" w:color="auto" w:fill="F4F4F4"/>
+      </w:pPr>
+      <w:r>
+        <w:rPr>
+          <w:rFonts w:ascii="Menlo" w:hAnsi="Menlo" w:cs="Menlo"/>
+          <w:sz w:val="18"/>
+        </w:rPr>
+        <w:t>RUN mkdir -p /data</w:t>
+      </w:r>
+    </w:p>
+    <w:p>
+      <w:pPr>
+        <w:ind w:left="360"/>
+        <w:shd w:val="clear" w:color="auto" w:fill="F4F4F4"/>
+      </w:pPr>
+      <w:r>
+        <w:rPr>
+          <w:rFonts w:ascii="Menlo" w:hAnsi="Menlo" w:cs="Menlo"/>
+          <w:sz w:val="18"/>
+        </w:rPr>
+        <w:t>WORKDIR /app/reviewpyper_api</w:t>
+      </w:r>
+    </w:p>
+    <w:p>
+      <w:pPr>
+        <w:ind w:left="360"/>
+        <w:shd w:val="clear" w:color="auto" w:fill="F4F4F4"/>
+      </w:pPr>
+      <w:r>
+        <w:rPr>
+          <w:rFonts w:ascii="Menlo" w:hAnsi="Menlo" w:cs="Menlo"/>
+          <w:sz w:val="18"/>
+        </w:rPr>
+        <w:t>EXPOSE 8000</w:t>
+      </w:r>
+    </w:p>
+    <w:p>
+      <w:pPr>
+        <w:ind w:left="360"/>
+        <w:shd w:val="clear" w:color="auto" w:fill="F4F4F4"/>
+      </w:pPr>
+      <w:r>
+        <w:rPr>
+          <w:rFonts w:ascii="Menlo" w:hAnsi="Menlo" w:cs="Menlo"/>
+          <w:sz w:val="18"/>
+        </w:rPr>
+        <w:t>CMD ["uvicorn", "main:app", "--host", "0.0.0.0", "--port", "8000"]</w:t>
+      </w:r>
+    </w:p>
+    <w:p>
+      <w:pPr>
+        <w:ind w:left="360"/>
+        <w:shd w:val="clear" w:color="auto" w:fill="F4F4F4"/>
+      </w:pPr>
+      <w:r>
+        <w:rPr>
+          <w:rFonts w:ascii="Menlo" w:hAnsi="Menlo" w:cs="Menlo"/>
+          <w:sz w:val="18"/>
+        </w:rPr>
+        <w:t xml:space="preserve"> </w:t>
+      </w:r>
+    </w:p>
+    <w:p>
+      <w:r>
+        <w:t>Walks bottom-up of cost: install OS deps, clone ReviewPyper from GitHub at build time (we don't fork — we always pull latest at image build), copy our API code, deal with the textract dependency mess (textract pins beautifulsoup4~=4.8 but pypaperretriever requires 4.12; we strip textract from the upstream requirements, install everything else first, then install textract code-only with --no-deps and manually add the runtime deps). Set PYTHONPATH so main.py's import ReviewPyper works without sys.path mucking. EXPOSE 8000 documents the listening port. uvicorn boots FastAPI.</w:t>
+      </w:r>
+    </w:p>
+    <w:p>
+      <w:pPr>
+        <w:shd w:val="clear" w:color="auto" w:fill="FFF8E1"/>
+      </w:pPr>
+      <w:r>
+        <w:rPr>
+          <w:b/>
+        </w:rPr>
+        <w:t xml:space="preserve">Why git clone instead of pip install.  </w:t>
+      </w:r>
+      <w:r>
+        <w:t>ReviewPyper isn't on PyPI. We could fork and vendor a copy, but cloning at build time means we always pick up the upstream's latest fixes. The trade-off is non-reproducible builds; if upstream pushes a breaking change, our next image build will inherit it. Pinning the commit SHA in the clone command would fix that.</w:t>
+      </w:r>
+    </w:p>
+    <w:p>
+      <w:r>
+        <w:rPr>
+          <w:b/>
+          <w:sz w:val="30"/>
+        </w:rPr>
+        <w:t>Part 4.2 — nginx.conf</w:t>
+      </w:r>
+    </w:p>
+    <w:p>
+      <w:pPr>
+        <w:ind w:left="360"/>
+        <w:shd w:val="clear" w:color="auto" w:fill="F4F4F4"/>
+      </w:pPr>
+      <w:r>
+        <w:rPr>
+          <w:rFonts w:ascii="Menlo" w:hAnsi="Menlo" w:cs="Menlo"/>
+          <w:sz w:val="18"/>
+        </w:rPr>
+        <w:t>server {</w:t>
+      </w:r>
+    </w:p>
+    <w:p>
+      <w:pPr>
+        <w:ind w:left="360"/>
+        <w:shd w:val="clear" w:color="auto" w:fill="F4F4F4"/>
+      </w:pPr>
+      <w:r>
+        <w:rPr>
+          <w:rFonts w:ascii="Menlo" w:hAnsi="Menlo" w:cs="Menlo"/>
+          <w:sz w:val="18"/>
+        </w:rPr>
+        <w:t xml:space="preserve">    listen 80;</w:t>
+      </w:r>
+    </w:p>
+    <w:p>
+      <w:pPr>
+        <w:ind w:left="360"/>
+        <w:shd w:val="clear" w:color="auto" w:fill="F4F4F4"/>
+      </w:pPr>
+      <w:r>
+        <w:rPr>
+          <w:rFonts w:ascii="Menlo" w:hAnsi="Menlo" w:cs="Menlo"/>
+          <w:sz w:val="18"/>
+        </w:rPr>
+        <w:t xml:space="preserve">    root /usr/share/nginx/html;</w:t>
+      </w:r>
+    </w:p>
+    <w:p>
+      <w:pPr>
+        <w:ind w:left="360"/>
+        <w:shd w:val="clear" w:color="auto" w:fill="F4F4F4"/>
+      </w:pPr>
+      <w:r>
+        <w:rPr>
+          <w:rFonts w:ascii="Menlo" w:hAnsi="Menlo" w:cs="Menlo"/>
+          <w:sz w:val="18"/>
+        </w:rPr>
+        <w:t xml:space="preserve">    index index.html;</w:t>
+      </w:r>
+    </w:p>
+    <w:p>
+      <w:pPr>
+        <w:ind w:left="360"/>
+        <w:shd w:val="clear" w:color="auto" w:fill="F4F4F4"/>
+      </w:pPr>
+      <w:r>
+        <w:rPr>
+          <w:rFonts w:ascii="Menlo" w:hAnsi="Menlo" w:cs="Menlo"/>
+          <w:sz w:val="18"/>
+        </w:rPr>
+        <w:t xml:space="preserve"> </w:t>
+      </w:r>
+    </w:p>
+    <w:p>
+      <w:pPr>
+        <w:ind w:left="360"/>
+        <w:shd w:val="clear" w:color="auto" w:fill="F4F4F4"/>
+      </w:pPr>
+      <w:r>
+        <w:rPr>
+          <w:rFonts w:ascii="Menlo" w:hAnsi="Menlo" w:cs="Menlo"/>
+          <w:sz w:val="18"/>
+        </w:rPr>
+        <w:t xml:space="preserve">    client_max_body_size 500m;</w:t>
+      </w:r>
+    </w:p>
+    <w:p>
+      <w:pPr>
+        <w:ind w:left="360"/>
+        <w:shd w:val="clear" w:color="auto" w:fill="F4F4F4"/>
+      </w:pPr>
+      <w:r>
+        <w:rPr>
+          <w:rFonts w:ascii="Menlo" w:hAnsi="Menlo" w:cs="Menlo"/>
+          <w:sz w:val="18"/>
+        </w:rPr>
+        <w:t xml:space="preserve"> </w:t>
+      </w:r>
+    </w:p>
+    <w:p>
+      <w:pPr>
+        <w:ind w:left="360"/>
+        <w:shd w:val="clear" w:color="auto" w:fill="F4F4F4"/>
+      </w:pPr>
+      <w:r>
+        <w:rPr>
+          <w:rFonts w:ascii="Menlo" w:hAnsi="Menlo" w:cs="Menlo"/>
+          <w:sz w:val="18"/>
+        </w:rPr>
+        <w:t xml:space="preserve">    # SPA fallback — all routes serve index.html</w:t>
+      </w:r>
+    </w:p>
+    <w:p>
+      <w:pPr>
+        <w:ind w:left="360"/>
+        <w:shd w:val="clear" w:color="auto" w:fill="F4F4F4"/>
+      </w:pPr>
+      <w:r>
+        <w:rPr>
+          <w:rFonts w:ascii="Menlo" w:hAnsi="Menlo" w:cs="Menlo"/>
+          <w:sz w:val="18"/>
+        </w:rPr>
+        <w:t xml:space="preserve">    location / {</w:t>
+      </w:r>
+    </w:p>
+    <w:p>
+      <w:pPr>
+        <w:ind w:left="360"/>
+        <w:shd w:val="clear" w:color="auto" w:fill="F4F4F4"/>
+      </w:pPr>
+      <w:r>
+        <w:rPr>
+          <w:rFonts w:ascii="Menlo" w:hAnsi="Menlo" w:cs="Menlo"/>
+          <w:sz w:val="18"/>
+        </w:rPr>
+        <w:t xml:space="preserve">        try_files $uri $uri/ /index.html;</w:t>
       </w:r>
     </w:p>
     <w:p>
@@ -13684,12 +14318,667 @@
           <w:rFonts w:ascii="Menlo" w:hAnsi="Menlo" w:cs="Menlo"/>
           <w:sz w:val="18"/>
         </w:rPr>
-        <w:t xml:space="preserve">  }, [projectId, uploadFile, updatePipelineState]);</w:t>
-      </w:r>
-    </w:p>
-    <w:p>
-      <w:r>
-        <w:t>Receives File[] from the FileUpload component. Reset progress to 0; capture the filename + size for the success message; await the mutation with onProgress wired to setUploadFraction. The finally block clears uploadFraction so the ProgressBar unmounts whether the upload succeeded or failed. updatePipelineState writes the uploaded server path into PipelineState so the next step (screen) can read it.</w:t>
+        <w:t xml:space="preserve"> </w:t>
+      </w:r>
+    </w:p>
+    <w:p>
+      <w:pPr>
+        <w:ind w:left="360"/>
+        <w:shd w:val="clear" w:color="auto" w:fill="F4F4F4"/>
+      </w:pPr>
+      <w:r>
+        <w:rPr>
+          <w:rFonts w:ascii="Menlo" w:hAnsi="Menlo" w:cs="Menlo"/>
+          <w:sz w:val="18"/>
+        </w:rPr>
+        <w:t xml:space="preserve">    # Proxy API calls to the ReviewPyper API</w:t>
+      </w:r>
+    </w:p>
+    <w:p>
+      <w:pPr>
+        <w:ind w:left="360"/>
+        <w:shd w:val="clear" w:color="auto" w:fill="F4F4F4"/>
+      </w:pPr>
+      <w:r>
+        <w:rPr>
+          <w:rFonts w:ascii="Menlo" w:hAnsi="Menlo" w:cs="Menlo"/>
+          <w:sz w:val="18"/>
+        </w:rPr>
+        <w:t xml:space="preserve">    location /api/ {</w:t>
+      </w:r>
+    </w:p>
+    <w:p>
+      <w:pPr>
+        <w:ind w:left="360"/>
+        <w:shd w:val="clear" w:color="auto" w:fill="F4F4F4"/>
+      </w:pPr>
+      <w:r>
+        <w:rPr>
+          <w:rFonts w:ascii="Menlo" w:hAnsi="Menlo" w:cs="Menlo"/>
+          <w:sz w:val="18"/>
+        </w:rPr>
+        <w:t xml:space="preserve">        proxy_pass http://reviewpyper-api:8000/;</w:t>
+      </w:r>
+    </w:p>
+    <w:p>
+      <w:pPr>
+        <w:ind w:left="360"/>
+        <w:shd w:val="clear" w:color="auto" w:fill="F4F4F4"/>
+      </w:pPr>
+      <w:r>
+        <w:rPr>
+          <w:rFonts w:ascii="Menlo" w:hAnsi="Menlo" w:cs="Menlo"/>
+          <w:sz w:val="18"/>
+        </w:rPr>
+        <w:t xml:space="preserve">        proxy_set_header Host $host;</w:t>
+      </w:r>
+    </w:p>
+    <w:p>
+      <w:pPr>
+        <w:ind w:left="360"/>
+        <w:shd w:val="clear" w:color="auto" w:fill="F4F4F4"/>
+      </w:pPr>
+      <w:r>
+        <w:rPr>
+          <w:rFonts w:ascii="Menlo" w:hAnsi="Menlo" w:cs="Menlo"/>
+          <w:sz w:val="18"/>
+        </w:rPr>
+        <w:t xml:space="preserve">        proxy_set_header X-Real-IP $remote_addr;</w:t>
+      </w:r>
+    </w:p>
+    <w:p>
+      <w:pPr>
+        <w:ind w:left="360"/>
+        <w:shd w:val="clear" w:color="auto" w:fill="F4F4F4"/>
+      </w:pPr>
+      <w:r>
+        <w:rPr>
+          <w:rFonts w:ascii="Menlo" w:hAnsi="Menlo" w:cs="Menlo"/>
+          <w:sz w:val="18"/>
+        </w:rPr>
+        <w:t xml:space="preserve">        proxy_read_timeout 600s;</w:t>
+      </w:r>
+    </w:p>
+    <w:p>
+      <w:pPr>
+        <w:ind w:left="360"/>
+        <w:shd w:val="clear" w:color="auto" w:fill="F4F4F4"/>
+      </w:pPr>
+      <w:r>
+        <w:rPr>
+          <w:rFonts w:ascii="Menlo" w:hAnsi="Menlo" w:cs="Menlo"/>
+          <w:sz w:val="18"/>
+        </w:rPr>
+        <w:t xml:space="preserve">        proxy_request_buffering off;</w:t>
+      </w:r>
+    </w:p>
+    <w:p>
+      <w:pPr>
+        <w:ind w:left="360"/>
+        <w:shd w:val="clear" w:color="auto" w:fill="F4F4F4"/>
+      </w:pPr>
+      <w:r>
+        <w:rPr>
+          <w:rFonts w:ascii="Menlo" w:hAnsi="Menlo" w:cs="Menlo"/>
+          <w:sz w:val="18"/>
+        </w:rPr>
+        <w:t xml:space="preserve">    }</w:t>
+      </w:r>
+    </w:p>
+    <w:p>
+      <w:pPr>
+        <w:ind w:left="360"/>
+        <w:shd w:val="clear" w:color="auto" w:fill="F4F4F4"/>
+      </w:pPr>
+      <w:r>
+        <w:rPr>
+          <w:rFonts w:ascii="Menlo" w:hAnsi="Menlo" w:cs="Menlo"/>
+          <w:sz w:val="18"/>
+        </w:rPr>
+        <w:t>}</w:t>
+      </w:r>
+    </w:p>
+    <w:p>
+      <w:pPr>
+        <w:ind w:left="360"/>
+        <w:shd w:val="clear" w:color="auto" w:fill="F4F4F4"/>
+      </w:pPr>
+      <w:r>
+        <w:rPr>
+          <w:rFonts w:ascii="Menlo" w:hAnsi="Menlo" w:cs="Menlo"/>
+          <w:sz w:val="18"/>
+        </w:rPr>
+        <w:t xml:space="preserve"> </w:t>
+      </w:r>
+    </w:p>
+    <w:p>
+      <w:r>
+        <w:t>The single nginx server block does two things: serve the SPA (with the try_files fallback to index.html so client-side routes like /screening don't 404), and reverse-proxy /api/* to the API container. client_max_body_size 500m caps upload size at 500 MB — must match the frontend's MAX_UPLOAD_MB. proxy_read_timeout extends the default 60s to 600s for long pipeline calls. proxy_request_buffering off is the magic line for big uploads: by default nginx buffers the request body to disk before forwarding, which doubles disk I/O and adds latency; off makes nginx stream the body straight to FastAPI.</w:t>
+      </w:r>
+    </w:p>
+    <w:p>
+      <w:r>
+        <w:rPr>
+          <w:b/>
+          <w:sz w:val="30"/>
+        </w:rPr>
+        <w:t>Part 4.3 — vite.config.ts</w:t>
+      </w:r>
+    </w:p>
+    <w:p>
+      <w:pPr>
+        <w:ind w:left="360"/>
+        <w:shd w:val="clear" w:color="auto" w:fill="F4F4F4"/>
+      </w:pPr>
+      <w:r>
+        <w:rPr>
+          <w:rFonts w:ascii="Menlo" w:hAnsi="Menlo" w:cs="Menlo"/>
+          <w:sz w:val="18"/>
+        </w:rPr>
+        <w:t>import { defineConfig } from 'vite'</w:t>
+      </w:r>
+    </w:p>
+    <w:p>
+      <w:pPr>
+        <w:ind w:left="360"/>
+        <w:shd w:val="clear" w:color="auto" w:fill="F4F4F4"/>
+      </w:pPr>
+      <w:r>
+        <w:rPr>
+          <w:rFonts w:ascii="Menlo" w:hAnsi="Menlo" w:cs="Menlo"/>
+          <w:sz w:val="18"/>
+        </w:rPr>
+        <w:t>import react from '@vitejs/plugin-react'</w:t>
+      </w:r>
+    </w:p>
+    <w:p>
+      <w:pPr>
+        <w:ind w:left="360"/>
+        <w:shd w:val="clear" w:color="auto" w:fill="F4F4F4"/>
+      </w:pPr>
+      <w:r>
+        <w:rPr>
+          <w:rFonts w:ascii="Menlo" w:hAnsi="Menlo" w:cs="Menlo"/>
+          <w:sz w:val="18"/>
+        </w:rPr>
+        <w:t>import tailwindcss from '@tailwindcss/vite'</w:t>
+      </w:r>
+    </w:p>
+    <w:p>
+      <w:pPr>
+        <w:ind w:left="360"/>
+        <w:shd w:val="clear" w:color="auto" w:fill="F4F4F4"/>
+      </w:pPr>
+      <w:r>
+        <w:rPr>
+          <w:rFonts w:ascii="Menlo" w:hAnsi="Menlo" w:cs="Menlo"/>
+          <w:sz w:val="18"/>
+        </w:rPr>
+        <w:t xml:space="preserve"> </w:t>
+      </w:r>
+    </w:p>
+    <w:p>
+      <w:pPr>
+        <w:ind w:left="360"/>
+        <w:shd w:val="clear" w:color="auto" w:fill="F4F4F4"/>
+      </w:pPr>
+      <w:r>
+        <w:rPr>
+          <w:rFonts w:ascii="Menlo" w:hAnsi="Menlo" w:cs="Menlo"/>
+          <w:sz w:val="18"/>
+        </w:rPr>
+        <w:t>export default defineConfig({</w:t>
+      </w:r>
+    </w:p>
+    <w:p>
+      <w:pPr>
+        <w:ind w:left="360"/>
+        <w:shd w:val="clear" w:color="auto" w:fill="F4F4F4"/>
+      </w:pPr>
+      <w:r>
+        <w:rPr>
+          <w:rFonts w:ascii="Menlo" w:hAnsi="Menlo" w:cs="Menlo"/>
+          <w:sz w:val="18"/>
+        </w:rPr>
+        <w:t xml:space="preserve">  plugins: [react(), tailwindcss()],</w:t>
+      </w:r>
+    </w:p>
+    <w:p>
+      <w:pPr>
+        <w:ind w:left="360"/>
+        <w:shd w:val="clear" w:color="auto" w:fill="F4F4F4"/>
+      </w:pPr>
+      <w:r>
+        <w:rPr>
+          <w:rFonts w:ascii="Menlo" w:hAnsi="Menlo" w:cs="Menlo"/>
+          <w:sz w:val="18"/>
+        </w:rPr>
+        <w:t xml:space="preserve">  server: {</w:t>
+      </w:r>
+    </w:p>
+    <w:p>
+      <w:pPr>
+        <w:ind w:left="360"/>
+        <w:shd w:val="clear" w:color="auto" w:fill="F4F4F4"/>
+      </w:pPr>
+      <w:r>
+        <w:rPr>
+          <w:rFonts w:ascii="Menlo" w:hAnsi="Menlo" w:cs="Menlo"/>
+          <w:sz w:val="18"/>
+        </w:rPr>
+        <w:t xml:space="preserve">    allowedHosts: true,</w:t>
+      </w:r>
+    </w:p>
+    <w:p>
+      <w:pPr>
+        <w:ind w:left="360"/>
+        <w:shd w:val="clear" w:color="auto" w:fill="F4F4F4"/>
+      </w:pPr>
+      <w:r>
+        <w:rPr>
+          <w:rFonts w:ascii="Menlo" w:hAnsi="Menlo" w:cs="Menlo"/>
+          <w:sz w:val="18"/>
+        </w:rPr>
+        <w:t xml:space="preserve">    proxy: {</w:t>
+      </w:r>
+    </w:p>
+    <w:p>
+      <w:pPr>
+        <w:ind w:left="360"/>
+        <w:shd w:val="clear" w:color="auto" w:fill="F4F4F4"/>
+      </w:pPr>
+      <w:r>
+        <w:rPr>
+          <w:rFonts w:ascii="Menlo" w:hAnsi="Menlo" w:cs="Menlo"/>
+          <w:sz w:val="18"/>
+        </w:rPr>
+        <w:t xml:space="preserve">      '/api': {</w:t>
+      </w:r>
+    </w:p>
+    <w:p>
+      <w:pPr>
+        <w:ind w:left="360"/>
+        <w:shd w:val="clear" w:color="auto" w:fill="F4F4F4"/>
+      </w:pPr>
+      <w:r>
+        <w:rPr>
+          <w:rFonts w:ascii="Menlo" w:hAnsi="Menlo" w:cs="Menlo"/>
+          <w:sz w:val="18"/>
+        </w:rPr>
+        <w:t xml:space="preserve">        target: process.env.VITE_API_PROXY || 'http://localhost:8000',</w:t>
+      </w:r>
+    </w:p>
+    <w:p>
+      <w:pPr>
+        <w:ind w:left="360"/>
+        <w:shd w:val="clear" w:color="auto" w:fill="F4F4F4"/>
+      </w:pPr>
+      <w:r>
+        <w:rPr>
+          <w:rFonts w:ascii="Menlo" w:hAnsi="Menlo" w:cs="Menlo"/>
+          <w:sz w:val="18"/>
+        </w:rPr>
+        <w:t xml:space="preserve">        rewrite: (path) =&gt; path.replace(/^\/api/, ''),</w:t>
+      </w:r>
+    </w:p>
+    <w:p>
+      <w:pPr>
+        <w:ind w:left="360"/>
+        <w:shd w:val="clear" w:color="auto" w:fill="F4F4F4"/>
+      </w:pPr>
+      <w:r>
+        <w:rPr>
+          <w:rFonts w:ascii="Menlo" w:hAnsi="Menlo" w:cs="Menlo"/>
+          <w:sz w:val="18"/>
+        </w:rPr>
+        <w:t xml:space="preserve">      }</w:t>
+      </w:r>
+    </w:p>
+    <w:p>
+      <w:pPr>
+        <w:ind w:left="360"/>
+        <w:shd w:val="clear" w:color="auto" w:fill="F4F4F4"/>
+      </w:pPr>
+      <w:r>
+        <w:rPr>
+          <w:rFonts w:ascii="Menlo" w:hAnsi="Menlo" w:cs="Menlo"/>
+          <w:sz w:val="18"/>
+        </w:rPr>
+        <w:t xml:space="preserve">    }</w:t>
+      </w:r>
+    </w:p>
+    <w:p>
+      <w:pPr>
+        <w:ind w:left="360"/>
+        <w:shd w:val="clear" w:color="auto" w:fill="F4F4F4"/>
+      </w:pPr>
+      <w:r>
+        <w:rPr>
+          <w:rFonts w:ascii="Menlo" w:hAnsi="Menlo" w:cs="Menlo"/>
+          <w:sz w:val="18"/>
+        </w:rPr>
+        <w:t xml:space="preserve">  },</w:t>
+      </w:r>
+    </w:p>
+    <w:p>
+      <w:pPr>
+        <w:ind w:left="360"/>
+        <w:shd w:val="clear" w:color="auto" w:fill="F4F4F4"/>
+      </w:pPr>
+      <w:r>
+        <w:rPr>
+          <w:rFonts w:ascii="Menlo" w:hAnsi="Menlo" w:cs="Menlo"/>
+          <w:sz w:val="18"/>
+        </w:rPr>
+        <w:t xml:space="preserve">  test: {</w:t>
+      </w:r>
+    </w:p>
+    <w:p>
+      <w:pPr>
+        <w:ind w:left="360"/>
+        <w:shd w:val="clear" w:color="auto" w:fill="F4F4F4"/>
+      </w:pPr>
+      <w:r>
+        <w:rPr>
+          <w:rFonts w:ascii="Menlo" w:hAnsi="Menlo" w:cs="Menlo"/>
+          <w:sz w:val="18"/>
+        </w:rPr>
+        <w:t xml:space="preserve">    globals: true,</w:t>
+      </w:r>
+    </w:p>
+    <w:p>
+      <w:pPr>
+        <w:ind w:left="360"/>
+        <w:shd w:val="clear" w:color="auto" w:fill="F4F4F4"/>
+      </w:pPr>
+      <w:r>
+        <w:rPr>
+          <w:rFonts w:ascii="Menlo" w:hAnsi="Menlo" w:cs="Menlo"/>
+          <w:sz w:val="18"/>
+        </w:rPr>
+        <w:t xml:space="preserve">    environment: 'jsdom',</w:t>
+      </w:r>
+    </w:p>
+    <w:p>
+      <w:pPr>
+        <w:ind w:left="360"/>
+        <w:shd w:val="clear" w:color="auto" w:fill="F4F4F4"/>
+      </w:pPr>
+      <w:r>
+        <w:rPr>
+          <w:rFonts w:ascii="Menlo" w:hAnsi="Menlo" w:cs="Menlo"/>
+          <w:sz w:val="18"/>
+        </w:rPr>
+        <w:t xml:space="preserve">    setupFiles: ['./src/test/setup.ts'],</w:t>
+      </w:r>
+    </w:p>
+    <w:p>
+      <w:pPr>
+        <w:ind w:left="360"/>
+        <w:shd w:val="clear" w:color="auto" w:fill="F4F4F4"/>
+      </w:pPr>
+      <w:r>
+        <w:rPr>
+          <w:rFonts w:ascii="Menlo" w:hAnsi="Menlo" w:cs="Menlo"/>
+          <w:sz w:val="18"/>
+        </w:rPr>
+        <w:t xml:space="preserve">    css: false,</w:t>
+      </w:r>
+    </w:p>
+    <w:p>
+      <w:pPr>
+        <w:ind w:left="360"/>
+        <w:shd w:val="clear" w:color="auto" w:fill="F4F4F4"/>
+      </w:pPr>
+      <w:r>
+        <w:rPr>
+          <w:rFonts w:ascii="Menlo" w:hAnsi="Menlo" w:cs="Menlo"/>
+          <w:sz w:val="18"/>
+        </w:rPr>
+        <w:t xml:space="preserve">    include: ['src/**/*.{test,spec}.{ts,tsx}'],</w:t>
+      </w:r>
+    </w:p>
+    <w:p>
+      <w:pPr>
+        <w:ind w:left="360"/>
+        <w:shd w:val="clear" w:color="auto" w:fill="F4F4F4"/>
+      </w:pPr>
+      <w:r>
+        <w:rPr>
+          <w:rFonts w:ascii="Menlo" w:hAnsi="Menlo" w:cs="Menlo"/>
+          <w:sz w:val="18"/>
+        </w:rPr>
+        <w:t xml:space="preserve">  },</w:t>
+      </w:r>
+    </w:p>
+    <w:p>
+      <w:pPr>
+        <w:ind w:left="360"/>
+        <w:shd w:val="clear" w:color="auto" w:fill="F4F4F4"/>
+      </w:pPr>
+      <w:r>
+        <w:rPr>
+          <w:rFonts w:ascii="Menlo" w:hAnsi="Menlo" w:cs="Menlo"/>
+          <w:sz w:val="18"/>
+        </w:rPr>
+        <w:t>})</w:t>
+      </w:r>
+    </w:p>
+    <w:p>
+      <w:pPr>
+        <w:ind w:left="360"/>
+        <w:shd w:val="clear" w:color="auto" w:fill="F4F4F4"/>
+      </w:pPr>
+      <w:r>
+        <w:rPr>
+          <w:rFonts w:ascii="Menlo" w:hAnsi="Menlo" w:cs="Menlo"/>
+          <w:sz w:val="18"/>
+        </w:rPr>
+        <w:t xml:space="preserve"> </w:t>
+      </w:r>
+    </w:p>
+    <w:p>
+      <w:r>
+        <w:t>Two Vite plugins: react() handles JSX/TSX transformation and Fast Refresh (hot module replacement preserving component state); tailwindcss() processes Tailwind v4 directives in CSS. The dev server proxies /api/* to localhost:8000 (or wherever VITE_API_PROXY points). The rewrite strips the /api prefix because FastAPI doesn't expect it — it expects /files/upload/..., not /api/files/upload/.... (In production, nginx does the same strip via proxy_pass http://api:8000/.) The test block configures Vitest: jsdom for DOM emulation, global expect/test imports, MSW setup file.</w:t>
+      </w:r>
+    </w:p>
+    <w:p>
+      <w:r>
+        <w:rPr>
+          <w:b/>
+          <w:sz w:val="30"/>
+        </w:rPr>
+        <w:t>Part 4.4 — index.css</w:t>
+      </w:r>
+    </w:p>
+    <w:p>
+      <w:r>
+        <w:t>Tailwind v4 CSS-first design tokens. The @theme block defines the editorial palette (warm-paper background, deep-teal primary), three-font typography (Source Serif 4 / IBM Plex Sans / JetBrains Mono), and base styles. Walking through the highlights:</w:t>
+      </w:r>
+    </w:p>
+    <w:p>
+      <w:pPr>
+        <w:ind w:left="360"/>
+        <w:shd w:val="clear" w:color="auto" w:fill="F4F4F4"/>
+      </w:pPr>
+      <w:r>
+        <w:rPr>
+          <w:rFonts w:ascii="Menlo" w:hAnsi="Menlo" w:cs="Menlo"/>
+          <w:sz w:val="18"/>
+        </w:rPr>
+        <w:t>@import "tailwindcss";</w:t>
+      </w:r>
+    </w:p>
+    <w:p>
+      <w:pPr>
+        <w:ind w:left="360"/>
+        <w:shd w:val="clear" w:color="auto" w:fill="F4F4F4"/>
+      </w:pPr>
+      <w:r>
+        <w:rPr>
+          <w:rFonts w:ascii="Menlo" w:hAnsi="Menlo" w:cs="Menlo"/>
+          <w:sz w:val="18"/>
+        </w:rPr>
+        <w:t xml:space="preserve"> </w:t>
+      </w:r>
+    </w:p>
+    <w:p>
+      <w:pPr>
+        <w:ind w:left="360"/>
+        <w:shd w:val="clear" w:color="auto" w:fill="F4F4F4"/>
+      </w:pPr>
+      <w:r>
+        <w:rPr>
+          <w:rFonts w:ascii="Menlo" w:hAnsi="Menlo" w:cs="Menlo"/>
+          <w:sz w:val="18"/>
+        </w:rPr>
+        <w:t>@theme {</w:t>
+      </w:r>
+    </w:p>
+    <w:p>
+      <w:pPr>
+        <w:ind w:left="360"/>
+        <w:shd w:val="clear" w:color="auto" w:fill="F4F4F4"/>
+      </w:pPr>
+      <w:r>
+        <w:rPr>
+          <w:rFonts w:ascii="Menlo" w:hAnsi="Menlo" w:cs="Menlo"/>
+          <w:sz w:val="18"/>
+        </w:rPr>
+        <w:t xml:space="preserve">  --color-background: oklch(98.4% 0.006 85);</w:t>
+      </w:r>
+    </w:p>
+    <w:p>
+      <w:pPr>
+        <w:ind w:left="360"/>
+        <w:shd w:val="clear" w:color="auto" w:fill="F4F4F4"/>
+      </w:pPr>
+      <w:r>
+        <w:rPr>
+          <w:rFonts w:ascii="Menlo" w:hAnsi="Menlo" w:cs="Menlo"/>
+          <w:sz w:val="18"/>
+        </w:rPr>
+        <w:t xml:space="preserve">  --color-foreground: oklch(18% 0.01 264);</w:t>
+      </w:r>
+    </w:p>
+    <w:p>
+      <w:pPr>
+        <w:ind w:left="360"/>
+        <w:shd w:val="clear" w:color="auto" w:fill="F4F4F4"/>
+      </w:pPr>
+      <w:r>
+        <w:rPr>
+          <w:rFonts w:ascii="Menlo" w:hAnsi="Menlo" w:cs="Menlo"/>
+          <w:sz w:val="18"/>
+        </w:rPr>
+        <w:t xml:space="preserve">  --color-primary: oklch(38% 0.07 200);</w:t>
+      </w:r>
+    </w:p>
+    <w:p>
+      <w:pPr>
+        <w:ind w:left="360"/>
+        <w:shd w:val="clear" w:color="auto" w:fill="F4F4F4"/>
+      </w:pPr>
+      <w:r>
+        <w:rPr>
+          <w:rFonts w:ascii="Menlo" w:hAnsi="Menlo" w:cs="Menlo"/>
+          <w:sz w:val="18"/>
+        </w:rPr>
+        <w:t xml:space="preserve">  ...</w:t>
+      </w:r>
+    </w:p>
+    <w:p>
+      <w:pPr>
+        <w:ind w:left="360"/>
+        <w:shd w:val="clear" w:color="auto" w:fill="F4F4F4"/>
+      </w:pPr>
+      <w:r>
+        <w:rPr>
+          <w:rFonts w:ascii="Menlo" w:hAnsi="Menlo" w:cs="Menlo"/>
+          <w:sz w:val="18"/>
+        </w:rPr>
+        <w:t xml:space="preserve">  --font-display: 'Source Serif 4', ui-serif, Georgia, serif;</w:t>
+      </w:r>
+    </w:p>
+    <w:p>
+      <w:pPr>
+        <w:ind w:left="360"/>
+        <w:shd w:val="clear" w:color="auto" w:fill="F4F4F4"/>
+      </w:pPr>
+      <w:r>
+        <w:rPr>
+          <w:rFonts w:ascii="Menlo" w:hAnsi="Menlo" w:cs="Menlo"/>
+          <w:sz w:val="18"/>
+        </w:rPr>
+        <w:t xml:space="preserve">  --font-sans: 'IBM Plex Sans', ui-sans-serif, system-ui, ...;</w:t>
+      </w:r>
+    </w:p>
+    <w:p>
+      <w:pPr>
+        <w:ind w:left="360"/>
+        <w:shd w:val="clear" w:color="auto" w:fill="F4F4F4"/>
+      </w:pPr>
+      <w:r>
+        <w:rPr>
+          <w:rFonts w:ascii="Menlo" w:hAnsi="Menlo" w:cs="Menlo"/>
+          <w:sz w:val="18"/>
+        </w:rPr>
+        <w:t xml:space="preserve">  --font-mono: 'JetBrains Mono', ui-monospace, ...;</w:t>
+      </w:r>
+    </w:p>
+    <w:p>
+      <w:pPr>
+        <w:ind w:left="360"/>
+        <w:shd w:val="clear" w:color="auto" w:fill="F4F4F4"/>
+      </w:pPr>
+      <w:r>
+        <w:rPr>
+          <w:rFonts w:ascii="Menlo" w:hAnsi="Menlo" w:cs="Menlo"/>
+          <w:sz w:val="18"/>
+        </w:rPr>
+        <w:t>}</w:t>
+      </w:r>
+    </w:p>
+    <w:p>
+      <w:pPr>
+        <w:ind w:left="360"/>
+        <w:shd w:val="clear" w:color="auto" w:fill="F4F4F4"/>
+      </w:pPr>
+      <w:r>
+        <w:rPr>
+          <w:rFonts w:ascii="Menlo" w:hAnsi="Menlo" w:cs="Menlo"/>
+          <w:sz w:val="18"/>
+        </w:rPr>
+        <w:t xml:space="preserve"> </w:t>
+      </w:r>
+    </w:p>
+    <w:p>
+      <w:r>
+        <w:t>OKLCH is a perceptual color space — equal numerical changes look like equal perceptual changes (unlike HSL, where the same hue change can vary in apparent brightness). Three numbers: lightness (0-100%), chroma (0+), hue angle (0-360°). The semantic tokens (--color-foreground, --color-primary) are what components use; the legacy primary-50…950 scale is preserved for any straggler usages.</w:t>
+      </w:r>
+    </w:p>
+    <w:p>
+      <w:r>
+        <w:t>@media (prefers-reduced-motion: reduce) wraps a snippet that crushes all animation durations to ~0ms — respecting users with vestibular disorders.</w:t>
+      </w:r>
+    </w:p>
+    <w:p>
+      <w:r>
+        <w:br w:type="page"/>
+      </w:r>
+    </w:p>
+    <w:p>
+      <w:r>
+        <w:rPr>
+          <w:b/>
+          <w:sz w:val="40"/>
+        </w:rPr>
+        <w:t>Part 5 — Defense  ·  questions to be ready for</w:t>
+      </w:r>
+    </w:p>
+    <w:p>
+      <w:r>
+        <w:t>Likely review-meeting questions, with the shape of the right answer.</w:t>
       </w:r>
     </w:p>
     <w:p>
@@ -13698,160 +14987,180 @@
           <w:b/>
           <w:sz w:val="24"/>
         </w:rPr>
-        <w:t>ProgressBar wiring</w:t>
-      </w:r>
-    </w:p>
-    <w:p>
-      <w:pPr>
-        <w:ind w:left="360"/>
-        <w:shd w:val="clear" w:color="auto" w:fill="F4F4F4"/>
-      </w:pPr>
-      <w:r>
-        <w:rPr>
-          <w:rFonts w:ascii="Menlo" w:hAnsi="Menlo" w:cs="Menlo"/>
-          <w:sz w:val="18"/>
-        </w:rPr>
-        <w:t xml:space="preserve">          {uploadFile.isPending &amp;&amp; uploadedFile &amp;&amp; (</w:t>
-      </w:r>
-    </w:p>
-    <w:p>
-      <w:pPr>
-        <w:ind w:left="360"/>
-        <w:shd w:val="clear" w:color="auto" w:fill="F4F4F4"/>
-      </w:pPr>
-      <w:r>
-        <w:rPr>
-          <w:rFonts w:ascii="Menlo" w:hAnsi="Menlo" w:cs="Menlo"/>
-          <w:sz w:val="18"/>
-        </w:rPr>
-        <w:t xml:space="preserve">            &lt;div className="mt-4" role="status" aria-live="polite"&gt;</w:t>
-      </w:r>
-    </w:p>
-    <w:p>
-      <w:pPr>
-        <w:ind w:left="360"/>
-        <w:shd w:val="clear" w:color="auto" w:fill="F4F4F4"/>
-      </w:pPr>
-      <w:r>
-        <w:rPr>
-          <w:rFonts w:ascii="Menlo" w:hAnsi="Menlo" w:cs="Menlo"/>
-          <w:sz w:val="18"/>
-        </w:rPr>
-        <w:t xml:space="preserve">              &lt;ProgressBar</w:t>
-      </w:r>
-    </w:p>
-    <w:p>
-      <w:pPr>
-        <w:ind w:left="360"/>
-        <w:shd w:val="clear" w:color="auto" w:fill="F4F4F4"/>
-      </w:pPr>
-      <w:r>
-        <w:rPr>
-          <w:rFonts w:ascii="Menlo" w:hAnsi="Menlo" w:cs="Menlo"/>
-          <w:sz w:val="18"/>
-        </w:rPr>
-        <w:t xml:space="preserve">                value={uploadFraction}</w:t>
-      </w:r>
-    </w:p>
-    <w:p>
-      <w:pPr>
-        <w:ind w:left="360"/>
-        <w:shd w:val="clear" w:color="auto" w:fill="F4F4F4"/>
-      </w:pPr>
-      <w:r>
-        <w:rPr>
-          <w:rFonts w:ascii="Menlo" w:hAnsi="Menlo" w:cs="Menlo"/>
-          <w:sz w:val="18"/>
-        </w:rPr>
-        <w:t xml:space="preserve">                label={`Uploading ${'${uploadedFile.name}'} · ${'${</w:t>
-      </w:r>
-    </w:p>
-    <w:p>
-      <w:pPr>
-        <w:ind w:left="360"/>
-        <w:shd w:val="clear" w:color="auto" w:fill="F4F4F4"/>
-      </w:pPr>
-      <w:r>
-        <w:rPr>
-          <w:rFonts w:ascii="Menlo" w:hAnsi="Menlo" w:cs="Menlo"/>
-          <w:sz w:val="18"/>
-        </w:rPr>
-        <w:t xml:space="preserve">                  uploadFraction !== undefined ? `${'${Math.round(uploadFraction * 100)}'}%` : 'preparing…'</w:t>
-      </w:r>
-    </w:p>
-    <w:p>
-      <w:pPr>
-        <w:ind w:left="360"/>
-        <w:shd w:val="clear" w:color="auto" w:fill="F4F4F4"/>
-      </w:pPr>
-      <w:r>
-        <w:rPr>
-          <w:rFonts w:ascii="Menlo" w:hAnsi="Menlo" w:cs="Menlo"/>
-          <w:sz w:val="18"/>
-        </w:rPr>
-        <w:t xml:space="preserve">                }'}`}</w:t>
-      </w:r>
-    </w:p>
-    <w:p>
-      <w:pPr>
-        <w:ind w:left="360"/>
-        <w:shd w:val="clear" w:color="auto" w:fill="F4F4F4"/>
-      </w:pPr>
-      <w:r>
-        <w:rPr>
-          <w:rFonts w:ascii="Menlo" w:hAnsi="Menlo" w:cs="Menlo"/>
-          <w:sz w:val="18"/>
-        </w:rPr>
-        <w:t xml:space="preserve">              /&gt;</w:t>
-      </w:r>
-    </w:p>
-    <w:p>
-      <w:pPr>
-        <w:ind w:left="360"/>
-        <w:shd w:val="clear" w:color="auto" w:fill="F4F4F4"/>
-      </w:pPr>
-      <w:r>
-        <w:rPr>
-          <w:rFonts w:ascii="Menlo" w:hAnsi="Menlo" w:cs="Menlo"/>
-          <w:sz w:val="18"/>
-        </w:rPr>
-        <w:t xml:space="preserve">            &lt;/div&gt;</w:t>
-      </w:r>
-    </w:p>
-    <w:p>
-      <w:pPr>
-        <w:ind w:left="360"/>
-        <w:shd w:val="clear" w:color="auto" w:fill="F4F4F4"/>
-      </w:pPr>
-      <w:r>
-        <w:rPr>
-          <w:rFonts w:ascii="Menlo" w:hAnsi="Menlo" w:cs="Menlo"/>
-          <w:sz w:val="18"/>
-        </w:rPr>
-        <w:t xml:space="preserve">          )}</w:t>
-      </w:r>
-    </w:p>
-    <w:p>
-      <w:pPr>
-        <w:ind w:left="360"/>
-        <w:shd w:val="clear" w:color="auto" w:fill="F4F4F4"/>
-      </w:pPr>
-      <w:r>
-        <w:rPr>
-          <w:rFonts w:ascii="Menlo" w:hAnsi="Menlo" w:cs="Menlo"/>
-          <w:sz w:val="18"/>
-        </w:rPr>
-        <w:t xml:space="preserve"> </w:t>
-      </w:r>
-    </w:p>
-    <w:p>
-      <w:r>
-        <w:t>Render the progress bar only while a mutation is pending and we have file metadata. role="status" + aria-live="polite" tells screen readers to announce updates without interrupting (vs. "alert" which is interrupting). The label is a template literal that switches between "preparing…" (before the first progress event) and "42%" once we have a fraction.</w:t>
-      </w:r>
-    </w:p>
-    <w:p>
-      <w:r>
-        <w:br w:type="page"/>
+        <w:t>Q: Why two services (frontend + API) instead of one or three?</w:t>
+      </w:r>
+    </w:p>
+    <w:p>
+      <w:r>
+        <w:t>A. One was untenable — the React app needs to be a single-page-app served as static files; mixing it into the same Python process means coupling build cycles. Three services (the previous gateway split-off) added latency and operational burden for no architectural gain. See ADR-0001.</w:t>
+      </w:r>
+    </w:p>
+    <w:p>
+      <w:r>
+        <w:rPr>
+          <w:b/>
+          <w:sz w:val="24"/>
+        </w:rPr>
+        <w:t>Q: What was the actual CSV-upload bug?</w:t>
+      </w:r>
+    </w:p>
+    <w:p>
+      <w:r>
+        <w:t>A. services/api.ts set headers: { 'Content-Type': 'multipart/form-data' } explicitly. axios respects an explicit Content-Type even on FormData payloads, so the boundary parameter was missing and the body was unparseable. Removing the line lets axios set the correct boundary.</w:t>
+      </w:r>
+    </w:p>
+    <w:p>
+      <w:r>
+        <w:rPr>
+          <w:b/>
+          <w:sz w:val="24"/>
+        </w:rPr>
+        <w:t>Q: Why anyio.open_file instead of plain open() in upload_file?</w:t>
+      </w:r>
+    </w:p>
+    <w:p>
+      <w:r>
+        <w:t>A. open() is synchronous. Inside an async route, sync I/O blocks the event loop, freezing the entire server for the duration of the write. anyio.open_file is non-blocking — other requests get serviced concurrently. For a 300 MB CSV that takes 15 seconds to write, that's 15 seconds of frozen API otherwise.</w:t>
+      </w:r>
+    </w:p>
+    <w:p>
+      <w:r>
+        <w:rPr>
+          <w:b/>
+          <w:sz w:val="24"/>
+        </w:rPr>
+        <w:t>Q: How does the test mode work end-to-end?</w:t>
+      </w:r>
+    </w:p>
+    <w:p>
+      <w:r>
+        <w:t>A. useConfig.resolveEndpoint appends ?test=true to pipeline URLs when config.testMode is true (skipping /files/* and /health). On the server, TestModeMiddleware sees the query param, branches before the real route runs, writes synthetic CSVs / JSON to disk under /data/&lt;project_id&gt;/, and returns the same response shape the real route would produce. Result: full E2E flow without spending OpenAI tokens.</w:t>
+      </w:r>
+    </w:p>
+    <w:p>
+      <w:r>
+        <w:rPr>
+          <w:b/>
+          <w:sz w:val="24"/>
+        </w:rPr>
+        <w:t>Q: What's the source of truth for project state?</w:t>
+      </w:r>
+    </w:p>
+    <w:p>
+      <w:r>
+        <w:t>A. Today: localStorage via useProjectState (legacy). Planned target: server-side state.json via useServerProjectState. The migration is intentionally incremental — see ADR-0002. The current dual-write means create_project always succeeds in both places.</w:t>
+      </w:r>
+    </w:p>
+    <w:p>
+      <w:r>
+        <w:rPr>
+          <w:b/>
+          <w:sz w:val="24"/>
+        </w:rPr>
+        <w:t>Q: Why semantic CSS tokens (--color-foreground) instead of raw scales (--color-gray-900)?</w:t>
+      </w:r>
+    </w:p>
+    <w:p>
+      <w:r>
+        <w:t>A. A token re-naming for purpose vs. shade. When dark mode is added, only the @theme variable values need to change — every component using bg-[var(--color-surface)] adapts automatically. Components using bg-white wouldn't.</w:t>
+      </w:r>
+    </w:p>
+    <w:p>
+      <w:r>
+        <w:rPr>
+          <w:b/>
+          <w:sz w:val="24"/>
+        </w:rPr>
+        <w:t>Q: What does _safe_path protect against?</w:t>
+      </w:r>
+    </w:p>
+    <w:p>
+      <w:r>
+        <w:t>A. Path traversal: a malicious or careless input like "../../etc/passwd" appended to DATA_DIR. After resolve(), the canonical path either is or isn't under DATA_DIR. is_relative_to checks correctly; the older str.startswith check has a false-positive on shared name prefixes (/data/foo vs /data/foobar).</w:t>
+      </w:r>
+    </w:p>
+    <w:p>
+      <w:r>
+        <w:rPr>
+          <w:b/>
+          <w:sz w:val="24"/>
+        </w:rPr>
+        <w:t>Q: Why server-managed API keys (managed credits)?</w:t>
+      </w:r>
+    </w:p>
+    <w:p>
+      <w:r>
+        <w:t>A. Onboarding friction. Asking a researcher to obtain an OpenAI key before they can run a single review kills adoption. With managed credits, the operator absorbs cost in exchange for usability. Power users keep the override path. See ADR-0005.</w:t>
+      </w:r>
+    </w:p>
+    <w:p>
+      <w:r>
+        <w:rPr>
+          <w:b/>
+          <w:sz w:val="24"/>
+        </w:rPr>
+        <w:t>Q: What does StrictMode do, and why?</w:t>
+      </w:r>
+    </w:p>
+    <w:p>
+      <w:r>
+        <w:t>A. Development-only React feature that double-invokes effects and renders to surface bugs (use-after-unmount, derived-state effects, side effects in render). No-op in production. We wrap &lt;App /&gt; in it for development safety.</w:t>
+      </w:r>
+    </w:p>
+    <w:p>
+      <w:r>
+        <w:rPr>
+          <w:b/>
+          <w:sz w:val="24"/>
+        </w:rPr>
+        <w:t>Q: Why does useConfig throw when called outside a ConfigProvider?</w:t>
+      </w:r>
+    </w:p>
+    <w:p>
+      <w:r>
+        <w:t>A. Loud failure beats silent misuse. If a developer accidentally renders a component using useConfig outside the provider tree (e.g. inside a Storybook story), they get an immediate error instead of an undefined config that crashes elsewhere later in a less obvious way.</w:t>
+      </w:r>
+    </w:p>
+    <w:p>
+      <w:r>
+        <w:rPr>
+          <w:b/>
+          <w:sz w:val="24"/>
+        </w:rPr>
+        <w:t>Q: What's the lazy-init pattern in useState and why does it matter?</w:t>
+      </w:r>
+    </w:p>
+    <w:p>
+      <w:r>
+        <w:t>A. useState(() =&gt; expensiveCompute()) runs the function only on first render; useState(expensiveCompute()) runs it every render. When the initial state requires reading external mutable state (like localStorage), the lazy form is also the only correct option for render purity in React 19.</w:t>
+      </w:r>
+    </w:p>
+    <w:p>
+      <w:r>
+        <w:rPr>
+          <w:b/>
+          <w:sz w:val="24"/>
+        </w:rPr>
+        <w:t>Q: How is Tailwind v4 different from v3?</w:t>
+      </w:r>
+    </w:p>
+    <w:p>
+      <w:r>
+        <w:t>A. v3 had a tailwind.config.ts file; v4 moves design tokens to a @theme block in CSS. v3 used @tailwind base/components/utilities; v4 uses @import "tailwindcss". v4 also drops the JIT engine entirely (it's the default and only engine). Our codebase is v4 native.</w:t>
+      </w:r>
+    </w:p>
+    <w:p>
+      <w:r>
+        <w:rPr>
+          <w:b/>
+          <w:sz w:val="24"/>
+        </w:rPr>
+        <w:t>Q: Why is the entire upload + screen flow split into two steps?</w:t>
+      </w:r>
+    </w:p>
+    <w:p>
+      <w:r>
+        <w:t>A. Latency. Upload latency depends on file size; LLM-screening latency depends on row count and model. Combining them would mean a single user-facing button that takes 30s to 30min depending on the corpus. Splitting lets us show progress on each separately and lets the user pause / fix bad parameters between.</w:t>
       </w:r>
     </w:p>
     <w:p>
@@ -13860,7 +15169,12 @@
           <w:b/>
           <w:sz w:val="40"/>
         </w:rPr>
-        <w:t>Part 4 — Build infrastructure</w:t>
+        <w:t>Part 6 — Validation harness  ·  validation/</w:t>
+      </w:r>
+    </w:p>
+    <w:p>
+      <w:r>
+        <w:t>The validation/ directory is a standalone testing harness that drives the running ReviewPyperAPI against published Cochrane benchmarks (CLEF-TAR 2017–2019 and Cohen 2006) and reports recall, precision, F1, and WSS@95 against the gold standard. None of this is wired into the application's runtime — it's a research tool that talks to the same HTTP API a browser does.</w:t>
       </w:r>
     </w:p>
     <w:p>
@@ -13869,481 +15183,163 @@
           <w:b/>
           <w:sz w:val="30"/>
         </w:rPr>
-        <w:t>Part 4.1 — Dockerfile.prod</w:t>
-      </w:r>
-    </w:p>
-    <w:p>
-      <w:pPr>
-        <w:ind w:left="360"/>
-        <w:shd w:val="clear" w:color="auto" w:fill="F4F4F4"/>
-      </w:pPr>
-      <w:r>
-        <w:rPr>
-          <w:rFonts w:ascii="Menlo" w:hAnsi="Menlo" w:cs="Menlo"/>
-          <w:sz w:val="18"/>
-        </w:rPr>
-        <w:t>FROM python:3.11-slim</w:t>
-      </w:r>
-    </w:p>
-    <w:p>
-      <w:pPr>
-        <w:ind w:left="360"/>
-        <w:shd w:val="clear" w:color="auto" w:fill="F4F4F4"/>
-      </w:pPr>
-      <w:r>
-        <w:rPr>
-          <w:rFonts w:ascii="Menlo" w:hAnsi="Menlo" w:cs="Menlo"/>
-          <w:sz w:val="18"/>
-        </w:rPr>
-        <w:t>ARG DEBIAN_FRONTEND=noninteractive</w:t>
-      </w:r>
-    </w:p>
-    <w:p>
-      <w:pPr>
-        <w:ind w:left="360"/>
-        <w:shd w:val="clear" w:color="auto" w:fill="F4F4F4"/>
-      </w:pPr>
-      <w:r>
-        <w:rPr>
-          <w:rFonts w:ascii="Menlo" w:hAnsi="Menlo" w:cs="Menlo"/>
-          <w:sz w:val="18"/>
-        </w:rPr>
-        <w:t>WORKDIR /app</w:t>
-      </w:r>
-    </w:p>
-    <w:p>
-      <w:pPr>
-        <w:ind w:left="360"/>
-        <w:shd w:val="clear" w:color="auto" w:fill="F4F4F4"/>
-      </w:pPr>
-      <w:r>
-        <w:rPr>
-          <w:rFonts w:ascii="Menlo" w:hAnsi="Menlo" w:cs="Menlo"/>
-          <w:sz w:val="18"/>
-        </w:rPr>
-        <w:t xml:space="preserve"> </w:t>
-      </w:r>
-    </w:p>
-    <w:p>
-      <w:pPr>
-        <w:ind w:left="360"/>
-        <w:shd w:val="clear" w:color="auto" w:fill="F4F4F4"/>
-      </w:pPr>
-      <w:r>
-        <w:rPr>
-          <w:rFonts w:ascii="Menlo" w:hAnsi="Menlo" w:cs="Menlo"/>
-          <w:sz w:val="18"/>
-        </w:rPr>
-        <w:t>RUN apt-get update \</w:t>
-      </w:r>
-    </w:p>
-    <w:p>
-      <w:pPr>
-        <w:ind w:left="360"/>
-        <w:shd w:val="clear" w:color="auto" w:fill="F4F4F4"/>
-      </w:pPr>
-      <w:r>
-        <w:rPr>
-          <w:rFonts w:ascii="Menlo" w:hAnsi="Menlo" w:cs="Menlo"/>
-          <w:sz w:val="18"/>
-        </w:rPr>
-        <w:t xml:space="preserve"> &amp;&amp; apt-get install -y --no-install-recommends \</w:t>
-      </w:r>
-    </w:p>
-    <w:p>
-      <w:pPr>
-        <w:ind w:left="360"/>
-        <w:shd w:val="clear" w:color="auto" w:fill="F4F4F4"/>
-      </w:pPr>
-      <w:r>
-        <w:rPr>
-          <w:rFonts w:ascii="Menlo" w:hAnsi="Menlo" w:cs="Menlo"/>
-          <w:sz w:val="18"/>
-        </w:rPr>
-        <w:t xml:space="preserve">    git \</w:t>
-      </w:r>
-    </w:p>
-    <w:p>
-      <w:pPr>
-        <w:ind w:left="360"/>
-        <w:shd w:val="clear" w:color="auto" w:fill="F4F4F4"/>
-      </w:pPr>
-      <w:r>
-        <w:rPr>
-          <w:rFonts w:ascii="Menlo" w:hAnsi="Menlo" w:cs="Menlo"/>
-          <w:sz w:val="18"/>
-        </w:rPr>
-        <w:t xml:space="preserve">    tesseract-ocr \</w:t>
-      </w:r>
-    </w:p>
-    <w:p>
-      <w:pPr>
-        <w:ind w:left="360"/>
-        <w:shd w:val="clear" w:color="auto" w:fill="F4F4F4"/>
-      </w:pPr>
-      <w:r>
-        <w:rPr>
-          <w:rFonts w:ascii="Menlo" w:hAnsi="Menlo" w:cs="Menlo"/>
-          <w:sz w:val="18"/>
-        </w:rPr>
-        <w:t xml:space="preserve">    poppler-utils \</w:t>
-      </w:r>
-    </w:p>
-    <w:p>
-      <w:pPr>
-        <w:ind w:left="360"/>
-        <w:shd w:val="clear" w:color="auto" w:fill="F4F4F4"/>
-      </w:pPr>
-      <w:r>
-        <w:rPr>
-          <w:rFonts w:ascii="Menlo" w:hAnsi="Menlo" w:cs="Menlo"/>
-          <w:sz w:val="18"/>
-        </w:rPr>
-        <w:t xml:space="preserve">    libgl1 \</w:t>
-      </w:r>
-    </w:p>
-    <w:p>
-      <w:pPr>
-        <w:ind w:left="360"/>
-        <w:shd w:val="clear" w:color="auto" w:fill="F4F4F4"/>
-      </w:pPr>
-      <w:r>
-        <w:rPr>
-          <w:rFonts w:ascii="Menlo" w:hAnsi="Menlo" w:cs="Menlo"/>
-          <w:sz w:val="18"/>
-        </w:rPr>
-        <w:t xml:space="preserve"> &amp;&amp; rm -rf /var/lib/apt/lists/*</w:t>
-      </w:r>
-    </w:p>
-    <w:p>
-      <w:pPr>
-        <w:ind w:left="360"/>
-        <w:shd w:val="clear" w:color="auto" w:fill="F4F4F4"/>
-      </w:pPr>
-      <w:r>
-        <w:rPr>
-          <w:rFonts w:ascii="Menlo" w:hAnsi="Menlo" w:cs="Menlo"/>
-          <w:sz w:val="18"/>
-        </w:rPr>
-        <w:t xml:space="preserve"> </w:t>
-      </w:r>
-    </w:p>
-    <w:p>
-      <w:pPr>
-        <w:ind w:left="360"/>
-        <w:shd w:val="clear" w:color="auto" w:fill="F4F4F4"/>
-      </w:pPr>
-      <w:r>
-        <w:rPr>
-          <w:rFonts w:ascii="Menlo" w:hAnsi="Menlo" w:cs="Menlo"/>
-          <w:sz w:val="18"/>
-        </w:rPr>
-        <w:t>RUN git clone https://github.com/Calvinwhow/ReviewPyper.git /app/ReviewPyper \</w:t>
-      </w:r>
-    </w:p>
-    <w:p>
-      <w:pPr>
-        <w:ind w:left="360"/>
-        <w:shd w:val="clear" w:color="auto" w:fill="F4F4F4"/>
-      </w:pPr>
-      <w:r>
-        <w:rPr>
-          <w:rFonts w:ascii="Menlo" w:hAnsi="Menlo" w:cs="Menlo"/>
-          <w:sz w:val="18"/>
-        </w:rPr>
-        <w:t xml:space="preserve"> &amp;&amp; if [ ! -f /app/ReviewPyper/__init__.py ]; then touch /app/ReviewPyper/__init__.py; fi</w:t>
-      </w:r>
-    </w:p>
-    <w:p>
-      <w:pPr>
-        <w:ind w:left="360"/>
-        <w:shd w:val="clear" w:color="auto" w:fill="F4F4F4"/>
-      </w:pPr>
-      <w:r>
-        <w:rPr>
-          <w:rFonts w:ascii="Menlo" w:hAnsi="Menlo" w:cs="Menlo"/>
-          <w:sz w:val="18"/>
-        </w:rPr>
-        <w:t xml:space="preserve"> </w:t>
-      </w:r>
-    </w:p>
-    <w:p>
-      <w:pPr>
-        <w:ind w:left="360"/>
-        <w:shd w:val="clear" w:color="auto" w:fill="F4F4F4"/>
-      </w:pPr>
-      <w:r>
-        <w:rPr>
-          <w:rFonts w:ascii="Menlo" w:hAnsi="Menlo" w:cs="Menlo"/>
-          <w:sz w:val="18"/>
-        </w:rPr>
-        <w:t>COPY reviewpyper_api /app/reviewpyper_api</w:t>
-      </w:r>
-    </w:p>
-    <w:p>
-      <w:pPr>
-        <w:ind w:left="360"/>
-        <w:shd w:val="clear" w:color="auto" w:fill="F4F4F4"/>
-      </w:pPr>
-      <w:r>
-        <w:rPr>
-          <w:rFonts w:ascii="Menlo" w:hAnsi="Menlo" w:cs="Menlo"/>
-          <w:sz w:val="18"/>
-        </w:rPr>
-        <w:t xml:space="preserve"> </w:t>
-      </w:r>
-    </w:p>
-    <w:p>
-      <w:pPr>
-        <w:ind w:left="360"/>
-        <w:shd w:val="clear" w:color="auto" w:fill="F4F4F4"/>
-      </w:pPr>
-      <w:r>
-        <w:rPr>
-          <w:rFonts w:ascii="Menlo" w:hAnsi="Menlo" w:cs="Menlo"/>
-          <w:sz w:val="18"/>
-        </w:rPr>
-        <w:t># textract dependency conflict workaround …</w:t>
-      </w:r>
-    </w:p>
-    <w:p>
-      <w:pPr>
-        <w:ind w:left="360"/>
-        <w:shd w:val="clear" w:color="auto" w:fill="F4F4F4"/>
-      </w:pPr>
-      <w:r>
-        <w:rPr>
-          <w:rFonts w:ascii="Menlo" w:hAnsi="Menlo" w:cs="Menlo"/>
-          <w:sz w:val="18"/>
-        </w:rPr>
-        <w:t>RUN sed '/^textract/Id' /app/ReviewPyper/requirements.txt &gt; /tmp/reqs.txt \</w:t>
-      </w:r>
-    </w:p>
-    <w:p>
-      <w:pPr>
-        <w:ind w:left="360"/>
-        <w:shd w:val="clear" w:color="auto" w:fill="F4F4F4"/>
-      </w:pPr>
-      <w:r>
-        <w:rPr>
-          <w:rFonts w:ascii="Menlo" w:hAnsi="Menlo" w:cs="Menlo"/>
-          <w:sz w:val="18"/>
-        </w:rPr>
-        <w:t xml:space="preserve"> &amp;&amp; pip install --no-cache-dir -r /tmp/reqs.txt \</w:t>
-      </w:r>
-    </w:p>
-    <w:p>
-      <w:pPr>
-        <w:ind w:left="360"/>
-        <w:shd w:val="clear" w:color="auto" w:fill="F4F4F4"/>
-      </w:pPr>
-      <w:r>
-        <w:rPr>
-          <w:rFonts w:ascii="Menlo" w:hAnsi="Menlo" w:cs="Menlo"/>
-          <w:sz w:val="18"/>
-        </w:rPr>
-        <w:t xml:space="preserve"> &amp;&amp; pip install --no-cache-dir --no-deps textract==1.6.5 \</w:t>
-      </w:r>
-    </w:p>
-    <w:p>
-      <w:pPr>
-        <w:ind w:left="360"/>
-        <w:shd w:val="clear" w:color="auto" w:fill="F4F4F4"/>
-      </w:pPr>
-      <w:r>
-        <w:rPr>
-          <w:rFonts w:ascii="Menlo" w:hAnsi="Menlo" w:cs="Menlo"/>
-          <w:sz w:val="18"/>
-        </w:rPr>
-        <w:t xml:space="preserve"> &amp;&amp; pip install --no-cache-dir \</w:t>
-      </w:r>
-    </w:p>
-    <w:p>
-      <w:pPr>
-        <w:ind w:left="360"/>
-        <w:shd w:val="clear" w:color="auto" w:fill="F4F4F4"/>
-      </w:pPr>
-      <w:r>
-        <w:rPr>
-          <w:rFonts w:ascii="Menlo" w:hAnsi="Menlo" w:cs="Menlo"/>
-          <w:sz w:val="18"/>
-        </w:rPr>
-        <w:t xml:space="preserve">    'argcomplete~=1.10.0' 'chardet==3.*' 'docx2txt~=0.8' \</w:t>
-      </w:r>
-    </w:p>
-    <w:p>
-      <w:pPr>
-        <w:ind w:left="360"/>
-        <w:shd w:val="clear" w:color="auto" w:fill="F4F4F4"/>
-      </w:pPr>
-      <w:r>
-        <w:rPr>
-          <w:rFonts w:ascii="Menlo" w:hAnsi="Menlo" w:cs="Menlo"/>
-          <w:sz w:val="18"/>
-        </w:rPr>
-        <w:t xml:space="preserve">    'extract-msg&lt;0.30' 'pdfminer.six==20191110' \</w:t>
-      </w:r>
-    </w:p>
-    <w:p>
-      <w:pPr>
-        <w:ind w:left="360"/>
-        <w:shd w:val="clear" w:color="auto" w:fill="F4F4F4"/>
-      </w:pPr>
-      <w:r>
-        <w:rPr>
-          <w:rFonts w:ascii="Menlo" w:hAnsi="Menlo" w:cs="Menlo"/>
-          <w:sz w:val="18"/>
-        </w:rPr>
-        <w:t xml:space="preserve">    'python-pptx~=0.6.18' 'six~=1.12.0' 'SpeechRecognition~=3.8.1' \</w:t>
-      </w:r>
-    </w:p>
-    <w:p>
-      <w:pPr>
-        <w:ind w:left="360"/>
-        <w:shd w:val="clear" w:color="auto" w:fill="F4F4F4"/>
-      </w:pPr>
-      <w:r>
-        <w:rPr>
-          <w:rFonts w:ascii="Menlo" w:hAnsi="Menlo" w:cs="Menlo"/>
-          <w:sz w:val="18"/>
-        </w:rPr>
-        <w:t xml:space="preserve">    'xlrd~=1.2.0' \</w:t>
-      </w:r>
-    </w:p>
-    <w:p>
-      <w:pPr>
-        <w:ind w:left="360"/>
-        <w:shd w:val="clear" w:color="auto" w:fill="F4F4F4"/>
-      </w:pPr>
-      <w:r>
-        <w:rPr>
-          <w:rFonts w:ascii="Menlo" w:hAnsi="Menlo" w:cs="Menlo"/>
-          <w:sz w:val="18"/>
-        </w:rPr>
-        <w:t xml:space="preserve"> &amp;&amp; pip install --no-cache-dir fastapi 'uvicorn[standard]' python-multipart</w:t>
-      </w:r>
-    </w:p>
-    <w:p>
-      <w:pPr>
-        <w:ind w:left="360"/>
-        <w:shd w:val="clear" w:color="auto" w:fill="F4F4F4"/>
-      </w:pPr>
-      <w:r>
-        <w:rPr>
-          <w:rFonts w:ascii="Menlo" w:hAnsi="Menlo" w:cs="Menlo"/>
-          <w:sz w:val="18"/>
-        </w:rPr>
-        <w:t xml:space="preserve"> </w:t>
-      </w:r>
-    </w:p>
-    <w:p>
-      <w:pPr>
-        <w:ind w:left="360"/>
-        <w:shd w:val="clear" w:color="auto" w:fill="F4F4F4"/>
-      </w:pPr>
-      <w:r>
-        <w:rPr>
-          <w:rFonts w:ascii="Menlo" w:hAnsi="Menlo" w:cs="Menlo"/>
-          <w:sz w:val="18"/>
-        </w:rPr>
-        <w:t>ENV PYTHONPATH=/app/reviewpyper_api:/app:/app/ReviewPyper</w:t>
-      </w:r>
-    </w:p>
-    <w:p>
-      <w:pPr>
-        <w:ind w:left="360"/>
-        <w:shd w:val="clear" w:color="auto" w:fill="F4F4F4"/>
-      </w:pPr>
-      <w:r>
-        <w:rPr>
-          <w:rFonts w:ascii="Menlo" w:hAnsi="Menlo" w:cs="Menlo"/>
-          <w:sz w:val="18"/>
-        </w:rPr>
-        <w:t>ENV DATA_DIR=/data</w:t>
-      </w:r>
-    </w:p>
-    <w:p>
-      <w:pPr>
-        <w:ind w:left="360"/>
-        <w:shd w:val="clear" w:color="auto" w:fill="F4F4F4"/>
-      </w:pPr>
-      <w:r>
-        <w:rPr>
-          <w:rFonts w:ascii="Menlo" w:hAnsi="Menlo" w:cs="Menlo"/>
-          <w:sz w:val="18"/>
-        </w:rPr>
-        <w:t>RUN mkdir -p /data</w:t>
-      </w:r>
-    </w:p>
-    <w:p>
-      <w:pPr>
-        <w:ind w:left="360"/>
-        <w:shd w:val="clear" w:color="auto" w:fill="F4F4F4"/>
-      </w:pPr>
-      <w:r>
-        <w:rPr>
-          <w:rFonts w:ascii="Menlo" w:hAnsi="Menlo" w:cs="Menlo"/>
-          <w:sz w:val="18"/>
-        </w:rPr>
-        <w:t>WORKDIR /app/reviewpyper_api</w:t>
-      </w:r>
-    </w:p>
-    <w:p>
-      <w:pPr>
-        <w:ind w:left="360"/>
-        <w:shd w:val="clear" w:color="auto" w:fill="F4F4F4"/>
-      </w:pPr>
-      <w:r>
-        <w:rPr>
-          <w:rFonts w:ascii="Menlo" w:hAnsi="Menlo" w:cs="Menlo"/>
-          <w:sz w:val="18"/>
-        </w:rPr>
-        <w:t>EXPOSE 8000</w:t>
-      </w:r>
-    </w:p>
-    <w:p>
-      <w:pPr>
-        <w:ind w:left="360"/>
-        <w:shd w:val="clear" w:color="auto" w:fill="F4F4F4"/>
-      </w:pPr>
-      <w:r>
-        <w:rPr>
-          <w:rFonts w:ascii="Menlo" w:hAnsi="Menlo" w:cs="Menlo"/>
-          <w:sz w:val="18"/>
-        </w:rPr>
-        <w:t>CMD ["uvicorn", "main:app", "--host", "0.0.0.0", "--port", "8000"]</w:t>
-      </w:r>
-    </w:p>
-    <w:p>
-      <w:pPr>
-        <w:ind w:left="360"/>
-        <w:shd w:val="clear" w:color="auto" w:fill="F4F4F4"/>
-      </w:pPr>
-      <w:r>
-        <w:rPr>
-          <w:rFonts w:ascii="Menlo" w:hAnsi="Menlo" w:cs="Menlo"/>
-          <w:sz w:val="18"/>
-        </w:rPr>
-        <w:t xml:space="preserve"> </w:t>
-      </w:r>
-    </w:p>
-    <w:p>
-      <w:r>
-        <w:t>Walks bottom-up of cost: install OS deps, clone ReviewPyper from GitHub at build time (we don't fork — we always pull latest at image build), copy our API code, deal with the textract dependency mess (textract pins beautifulsoup4~=4.8 but pypaperretriever requires 4.12; we strip textract from the upstream requirements, install everything else first, then install textract code-only with --no-deps and manually add the runtime deps). Set PYTHONPATH so main.py's import ReviewPyper works without sys.path mucking. EXPOSE 8000 documents the listening port. uvicorn boots FastAPI.</w:t>
-      </w:r>
-    </w:p>
-    <w:p>
-      <w:pPr>
-        <w:shd w:val="clear" w:color="auto" w:fill="FFF8E1"/>
-      </w:pPr>
-      <w:r>
-        <w:rPr>
-          <w:b/>
-        </w:rPr>
-        <w:t xml:space="preserve">Why git clone instead of pip install.  </w:t>
-      </w:r>
-      <w:r>
-        <w:t>ReviewPyper isn't on PyPI. We could fork and vendor a copy, but cloning at build time means we always pick up the upstream's latest fixes. The trade-off is non-reproducible builds; if upstream pushes a breaking change, our next image build will inherit it. Pinning the commit SHA in the clone command would fix that.</w:t>
+        <w:t>Layout</w:t>
+      </w:r>
+    </w:p>
+    <w:p>
+      <w:pPr>
+        <w:ind w:left="360"/>
+        <w:shd w:val="clear" w:color="auto" w:fill="F4F4F4"/>
+      </w:pPr>
+      <w:r>
+        <w:rPr>
+          <w:rFonts w:ascii="Menlo" w:hAnsi="Menlo" w:cs="Menlo"/>
+          <w:sz w:val="18"/>
+        </w:rPr>
+        <w:t>validation/</w:t>
+      </w:r>
+    </w:p>
+    <w:p>
+      <w:pPr>
+        <w:ind w:left="360"/>
+        <w:shd w:val="clear" w:color="auto" w:fill="F4F4F4"/>
+      </w:pPr>
+      <w:r>
+        <w:rPr>
+          <w:rFonts w:ascii="Menlo" w:hAnsi="Menlo" w:cs="Menlo"/>
+          <w:sz w:val="18"/>
+        </w:rPr>
+        <w:t>├── README.md                    overview of datasets and topic recommendations</w:t>
+      </w:r>
+    </w:p>
+    <w:p>
+      <w:pPr>
+        <w:ind w:left="360"/>
+        <w:shd w:val="clear" w:color="auto" w:fill="F4F4F4"/>
+      </w:pPr>
+      <w:r>
+        <w:rPr>
+          <w:rFonts w:ascii="Menlo" w:hAnsi="Menlo" w:cs="Menlo"/>
+          <w:sz w:val="18"/>
+        </w:rPr>
+        <w:t>├── inventory.csv                246 rows, one per (year × type × split × topic)</w:t>
+      </w:r>
+    </w:p>
+    <w:p>
+      <w:pPr>
+        <w:ind w:left="360"/>
+        <w:shd w:val="clear" w:color="auto" w:fill="F4F4F4"/>
+      </w:pPr>
+      <w:r>
+        <w:rPr>
+          <w:rFonts w:ascii="Menlo" w:hAnsi="Menlo" w:cs="Menlo"/>
+          <w:sz w:val="18"/>
+        </w:rPr>
+        <w:t>├── build_inventory.py           regenerates inventory.csv from clef-tar/</w:t>
+      </w:r>
+    </w:p>
+    <w:p>
+      <w:pPr>
+        <w:ind w:left="360"/>
+        <w:shd w:val="clear" w:color="auto" w:fill="F4F4F4"/>
+      </w:pPr>
+      <w:r>
+        <w:rPr>
+          <w:rFonts w:ascii="Menlo" w:hAnsi="Menlo" w:cs="Menlo"/>
+          <w:sz w:val="18"/>
+        </w:rPr>
+        <w:t>├── clef-tar/                    full clone of CLEF-TAR (1.5 GB)</w:t>
+      </w:r>
+    </w:p>
+    <w:p>
+      <w:pPr>
+        <w:ind w:left="360"/>
+        <w:shd w:val="clear" w:color="auto" w:fill="F4F4F4"/>
+      </w:pPr>
+      <w:r>
+        <w:rPr>
+          <w:rFonts w:ascii="Menlo" w:hAnsi="Menlo" w:cs="Menlo"/>
+          <w:sz w:val="18"/>
+        </w:rPr>
+        <w:t>├── cohen-2006/epc-ir.clean.tsv  15-topic gold standard, 18,733 rows</w:t>
+      </w:r>
+    </w:p>
+    <w:p>
+      <w:pPr>
+        <w:ind w:left="360"/>
+        <w:shd w:val="clear" w:color="auto" w:fill="F4F4F4"/>
+      </w:pPr>
+      <w:r>
+        <w:rPr>
+          <w:rFonts w:ascii="Menlo" w:hAnsi="Menlo" w:cs="Menlo"/>
+          <w:sz w:val="18"/>
+        </w:rPr>
+        <w:t>├── run_validation.py            prep + score subcommands</w:t>
+      </w:r>
+    </w:p>
+    <w:p>
+      <w:pPr>
+        <w:ind w:left="360"/>
+        <w:shd w:val="clear" w:color="auto" w:fill="F4F4F4"/>
+      </w:pPr>
+      <w:r>
+        <w:rPr>
+          <w:rFonts w:ascii="Menlo" w:hAnsi="Menlo" w:cs="Menlo"/>
+          <w:sz w:val="18"/>
+        </w:rPr>
+        <w:t>├── orchestrate.py               drives the full E2E flow against a running app</w:t>
+      </w:r>
+    </w:p>
+    <w:p>
+      <w:pPr>
+        <w:ind w:left="360"/>
+        <w:shd w:val="clear" w:color="auto" w:fill="F4F4F4"/>
+      </w:pPr>
+      <w:r>
+        <w:rPr>
+          <w:rFonts w:ascii="Menlo" w:hAnsi="Menlo" w:cs="Menlo"/>
+          <w:sz w:val="18"/>
+        </w:rPr>
+        <w:t>├── build_slides.py              produces the validation slide deck</w:t>
+      </w:r>
+    </w:p>
+    <w:p>
+      <w:pPr>
+        <w:ind w:left="360"/>
+        <w:shd w:val="clear" w:color="auto" w:fill="F4F4F4"/>
+      </w:pPr>
+      <w:r>
+        <w:rPr>
+          <w:rFonts w:ascii="Menlo" w:hAnsi="Menlo" w:cs="Menlo"/>
+          <w:sz w:val="18"/>
+        </w:rPr>
+        <w:t>├── runs/                        output CSVs and JSON metric reports</w:t>
+      </w:r>
+    </w:p>
+    <w:p>
+      <w:pPr>
+        <w:ind w:left="360"/>
+        <w:shd w:val="clear" w:color="auto" w:fill="F4F4F4"/>
+      </w:pPr>
+      <w:r>
+        <w:rPr>
+          <w:rFonts w:ascii="Menlo" w:hAnsi="Menlo" w:cs="Menlo"/>
+          <w:sz w:val="18"/>
+        </w:rPr>
+        <w:t>├── figures/                     plots embedded in the slide deck</w:t>
+      </w:r>
+    </w:p>
+    <w:p>
+      <w:pPr>
+        <w:ind w:left="360"/>
+        <w:shd w:val="clear" w:color="auto" w:fill="F4F4F4"/>
+      </w:pPr>
+      <w:r>
+        <w:rPr>
+          <w:rFonts w:ascii="Menlo" w:hAnsi="Menlo" w:cs="Menlo"/>
+          <w:sz w:val="18"/>
+        </w:rPr>
+        <w:t>└── slides/                      PPTX presentation</w:t>
       </w:r>
     </w:p>
     <w:p>
@@ -14352,59 +15348,143 @@
           <w:b/>
           <w:sz w:val="30"/>
         </w:rPr>
-        <w:t>Part 4.2 — nginx.conf</w:t>
-      </w:r>
-    </w:p>
-    <w:p>
-      <w:pPr>
-        <w:ind w:left="360"/>
-        <w:shd w:val="clear" w:color="auto" w:fill="F4F4F4"/>
-      </w:pPr>
-      <w:r>
-        <w:rPr>
-          <w:rFonts w:ascii="Menlo" w:hAnsi="Menlo" w:cs="Menlo"/>
-          <w:sz w:val="18"/>
-        </w:rPr>
-        <w:t>server {</w:t>
-      </w:r>
-    </w:p>
-    <w:p>
-      <w:pPr>
-        <w:ind w:left="360"/>
-        <w:shd w:val="clear" w:color="auto" w:fill="F4F4F4"/>
-      </w:pPr>
-      <w:r>
-        <w:rPr>
-          <w:rFonts w:ascii="Menlo" w:hAnsi="Menlo" w:cs="Menlo"/>
-          <w:sz w:val="18"/>
-        </w:rPr>
-        <w:t xml:space="preserve">    listen 80;</w:t>
-      </w:r>
-    </w:p>
-    <w:p>
-      <w:pPr>
-        <w:ind w:left="360"/>
-        <w:shd w:val="clear" w:color="auto" w:fill="F4F4F4"/>
-      </w:pPr>
-      <w:r>
-        <w:rPr>
-          <w:rFonts w:ascii="Menlo" w:hAnsi="Menlo" w:cs="Menlo"/>
-          <w:sz w:val="18"/>
-        </w:rPr>
-        <w:t xml:space="preserve">    root /usr/share/nginx/html;</w:t>
-      </w:r>
-    </w:p>
-    <w:p>
-      <w:pPr>
-        <w:ind w:left="360"/>
-        <w:shd w:val="clear" w:color="auto" w:fill="F4F4F4"/>
-      </w:pPr>
-      <w:r>
-        <w:rPr>
-          <w:rFonts w:ascii="Menlo" w:hAnsi="Menlo" w:cs="Menlo"/>
-          <w:sz w:val="18"/>
-        </w:rPr>
-        <w:t xml:space="preserve">    index index.html;</w:t>
+        <w:t>run_validation.py prep</w:t>
+      </w:r>
+    </w:p>
+    <w:p>
+      <w:r>
+        <w:t>Given a CLEF-TAR topic ID, fetches every paper's title and abstract from PubMed and writes a CSV in ReviewPyper's expected column shape.</w:t>
+      </w:r>
+    </w:p>
+    <w:p>
+      <w:pPr>
+        <w:ind w:left="360"/>
+        <w:shd w:val="clear" w:color="auto" w:fill="F4F4F4"/>
+      </w:pPr>
+      <w:r>
+        <w:rPr>
+          <w:rFonts w:ascii="Menlo" w:hAnsi="Menlo" w:cs="Menlo"/>
+          <w:sz w:val="18"/>
+        </w:rPr>
+        <w:t xml:space="preserve">    # validation/run_validation.py</w:t>
+      </w:r>
+    </w:p>
+    <w:p>
+      <w:pPr>
+        <w:ind w:left="360"/>
+        <w:shd w:val="clear" w:color="auto" w:fill="F4F4F4"/>
+      </w:pPr>
+      <w:r>
+        <w:rPr>
+          <w:rFonts w:ascii="Menlo" w:hAnsi="Menlo" w:cs="Menlo"/>
+          <w:sz w:val="18"/>
+        </w:rPr>
+        <w:t xml:space="preserve">    parser.add_argument("topic", help="CLEF-TAR topic ID, e.g. CD010355")</w:t>
+      </w:r>
+    </w:p>
+    <w:p>
+      <w:pPr>
+        <w:ind w:left="360"/>
+        <w:shd w:val="clear" w:color="auto" w:fill="F4F4F4"/>
+      </w:pPr>
+      <w:r>
+        <w:rPr>
+          <w:rFonts w:ascii="Menlo" w:hAnsi="Menlo" w:cs="Menlo"/>
+          <w:sz w:val="18"/>
+        </w:rPr>
+        <w:t xml:space="preserve">    parser.add_argument("--out", required=True, help="Output CSV path")</w:t>
+      </w:r>
+    </w:p>
+    <w:p>
+      <w:pPr>
+        <w:ind w:left="360"/>
+        <w:shd w:val="clear" w:color="auto" w:fill="F4F4F4"/>
+      </w:pPr>
+      <w:r>
+        <w:rPr>
+          <w:rFonts w:ascii="Menlo" w:hAnsi="Menlo" w:cs="Menlo"/>
+          <w:sz w:val="18"/>
+        </w:rPr>
+        <w:t xml:space="preserve">    parser.add_argument("--email", required=True, help="NCBI E-utilities requires an email")</w:t>
+      </w:r>
+    </w:p>
+    <w:p>
+      <w:pPr>
+        <w:ind w:left="360"/>
+        <w:shd w:val="clear" w:color="auto" w:fill="F4F4F4"/>
+      </w:pPr>
+      <w:r>
+        <w:rPr>
+          <w:rFonts w:ascii="Menlo" w:hAnsi="Menlo" w:cs="Menlo"/>
+          <w:sz w:val="18"/>
+        </w:rPr>
+        <w:t xml:space="preserve">    parser.add_argument("--year", choices=["2017", "2018", "2019"])</w:t>
+      </w:r>
+    </w:p>
+    <w:p>
+      <w:pPr>
+        <w:ind w:left="360"/>
+        <w:shd w:val="clear" w:color="auto" w:fill="F4F4F4"/>
+      </w:pPr>
+      <w:r>
+        <w:rPr>
+          <w:rFonts w:ascii="Menlo" w:hAnsi="Menlo" w:cs="Menlo"/>
+          <w:sz w:val="18"/>
+        </w:rPr>
+        <w:t xml:space="preserve">    parser.add_argument("--split", choices=["train", "test"])</w:t>
+      </w:r>
+    </w:p>
+    <w:p>
+      <w:pPr>
+        <w:ind w:left="360"/>
+        <w:shd w:val="clear" w:color="auto" w:fill="F4F4F4"/>
+      </w:pPr>
+      <w:r>
+        <w:rPr>
+          <w:rFonts w:ascii="Menlo" w:hAnsi="Menlo" w:cs="Menlo"/>
+          <w:sz w:val="18"/>
+        </w:rPr>
+        <w:t xml:space="preserve">    parser.add_argument("--max-pmids", type=int)</w:t>
+      </w:r>
+    </w:p>
+    <w:p>
+      <w:r>
+        <w:t>Topic ID is the only positional argument; year/split disambiguate when the same topic appears in multiple slices. --email is forwarded to NCBI per their fair-use policy. --max-pmids does a stratified sample (preserving include/exclude ratio) for fast experimentation.</w:t>
+      </w:r>
+    </w:p>
+    <w:p>
+      <w:r>
+        <w:rPr>
+          <w:b/>
+          <w:sz w:val="24"/>
+        </w:rPr>
+        <w:t>PubMed fetch loop</w:t>
+      </w:r>
+    </w:p>
+    <w:p>
+      <w:pPr>
+        <w:ind w:left="360"/>
+        <w:shd w:val="clear" w:color="auto" w:fill="F4F4F4"/>
+      </w:pPr>
+      <w:r>
+        <w:rPr>
+          <w:rFonts w:ascii="Menlo" w:hAnsi="Menlo" w:cs="Menlo"/>
+          <w:sz w:val="18"/>
+        </w:rPr>
+        <w:t>EFETCH_BATCH = 200  # NCBI hard cap</w:t>
+      </w:r>
+    </w:p>
+    <w:p>
+      <w:pPr>
+        <w:ind w:left="360"/>
+        <w:shd w:val="clear" w:color="auto" w:fill="F4F4F4"/>
+      </w:pPr>
+      <w:r>
+        <w:rPr>
+          <w:rFonts w:ascii="Menlo" w:hAnsi="Menlo" w:cs="Menlo"/>
+          <w:sz w:val="18"/>
+        </w:rPr>
+        <w:t>EFETCH_URL = "https://eutils.ncbi.nlm.nih.gov/entrez/eutils/efetch.fcgi"</w:t>
       </w:r>
     </w:p>
     <w:p>
@@ -14430,220 +15510,142 @@
           <w:rFonts w:ascii="Menlo" w:hAnsi="Menlo" w:cs="Menlo"/>
           <w:sz w:val="18"/>
         </w:rPr>
-        <w:t xml:space="preserve">    client_max_body_size 500m;</w:t>
-      </w:r>
-    </w:p>
-    <w:p>
-      <w:pPr>
-        <w:ind w:left="360"/>
-        <w:shd w:val="clear" w:color="auto" w:fill="F4F4F4"/>
-      </w:pPr>
-      <w:r>
-        <w:rPr>
-          <w:rFonts w:ascii="Menlo" w:hAnsi="Menlo" w:cs="Menlo"/>
-          <w:sz w:val="18"/>
-        </w:rPr>
-        <w:t xml:space="preserve"> </w:t>
-      </w:r>
-    </w:p>
-    <w:p>
-      <w:pPr>
-        <w:ind w:left="360"/>
-        <w:shd w:val="clear" w:color="auto" w:fill="F4F4F4"/>
-      </w:pPr>
-      <w:r>
-        <w:rPr>
-          <w:rFonts w:ascii="Menlo" w:hAnsi="Menlo" w:cs="Menlo"/>
-          <w:sz w:val="18"/>
-        </w:rPr>
-        <w:t xml:space="preserve">    # SPA fallback — all routes serve index.html</w:t>
-      </w:r>
-    </w:p>
-    <w:p>
-      <w:pPr>
-        <w:ind w:left="360"/>
-        <w:shd w:val="clear" w:color="auto" w:fill="F4F4F4"/>
-      </w:pPr>
-      <w:r>
-        <w:rPr>
-          <w:rFonts w:ascii="Menlo" w:hAnsi="Menlo" w:cs="Menlo"/>
-          <w:sz w:val="18"/>
-        </w:rPr>
-        <w:t xml:space="preserve">    location / {</w:t>
-      </w:r>
-    </w:p>
-    <w:p>
-      <w:pPr>
-        <w:ind w:left="360"/>
-        <w:shd w:val="clear" w:color="auto" w:fill="F4F4F4"/>
-      </w:pPr>
-      <w:r>
-        <w:rPr>
-          <w:rFonts w:ascii="Menlo" w:hAnsi="Menlo" w:cs="Menlo"/>
-          <w:sz w:val="18"/>
-        </w:rPr>
-        <w:t xml:space="preserve">        try_files $uri $uri/ /index.html;</w:t>
-      </w:r>
-    </w:p>
-    <w:p>
-      <w:pPr>
-        <w:ind w:left="360"/>
-        <w:shd w:val="clear" w:color="auto" w:fill="F4F4F4"/>
-      </w:pPr>
-      <w:r>
-        <w:rPr>
-          <w:rFonts w:ascii="Menlo" w:hAnsi="Menlo" w:cs="Menlo"/>
-          <w:sz w:val="18"/>
-        </w:rPr>
-        <w:t xml:space="preserve">    }</w:t>
-      </w:r>
-    </w:p>
-    <w:p>
-      <w:pPr>
-        <w:ind w:left="360"/>
-        <w:shd w:val="clear" w:color="auto" w:fill="F4F4F4"/>
-      </w:pPr>
-      <w:r>
-        <w:rPr>
-          <w:rFonts w:ascii="Menlo" w:hAnsi="Menlo" w:cs="Menlo"/>
-          <w:sz w:val="18"/>
-        </w:rPr>
-        <w:t xml:space="preserve"> </w:t>
-      </w:r>
-    </w:p>
-    <w:p>
-      <w:pPr>
-        <w:ind w:left="360"/>
-        <w:shd w:val="clear" w:color="auto" w:fill="F4F4F4"/>
-      </w:pPr>
-      <w:r>
-        <w:rPr>
-          <w:rFonts w:ascii="Menlo" w:hAnsi="Menlo" w:cs="Menlo"/>
-          <w:sz w:val="18"/>
-        </w:rPr>
-        <w:t xml:space="preserve">    # Proxy API calls to the ReviewPyper API</w:t>
-      </w:r>
-    </w:p>
-    <w:p>
-      <w:pPr>
-        <w:ind w:left="360"/>
-        <w:shd w:val="clear" w:color="auto" w:fill="F4F4F4"/>
-      </w:pPr>
-      <w:r>
-        <w:rPr>
-          <w:rFonts w:ascii="Menlo" w:hAnsi="Menlo" w:cs="Menlo"/>
-          <w:sz w:val="18"/>
-        </w:rPr>
-        <w:t xml:space="preserve">    location /api/ {</w:t>
-      </w:r>
-    </w:p>
-    <w:p>
-      <w:pPr>
-        <w:ind w:left="360"/>
-        <w:shd w:val="clear" w:color="auto" w:fill="F4F4F4"/>
-      </w:pPr>
-      <w:r>
-        <w:rPr>
-          <w:rFonts w:ascii="Menlo" w:hAnsi="Menlo" w:cs="Menlo"/>
-          <w:sz w:val="18"/>
-        </w:rPr>
-        <w:t xml:space="preserve">        proxy_pass http://reviewpyper-api:8000/;</w:t>
-      </w:r>
-    </w:p>
-    <w:p>
-      <w:pPr>
-        <w:ind w:left="360"/>
-        <w:shd w:val="clear" w:color="auto" w:fill="F4F4F4"/>
-      </w:pPr>
-      <w:r>
-        <w:rPr>
-          <w:rFonts w:ascii="Menlo" w:hAnsi="Menlo" w:cs="Menlo"/>
-          <w:sz w:val="18"/>
-        </w:rPr>
-        <w:t xml:space="preserve">        proxy_set_header Host $host;</w:t>
-      </w:r>
-    </w:p>
-    <w:p>
-      <w:pPr>
-        <w:ind w:left="360"/>
-        <w:shd w:val="clear" w:color="auto" w:fill="F4F4F4"/>
-      </w:pPr>
-      <w:r>
-        <w:rPr>
-          <w:rFonts w:ascii="Menlo" w:hAnsi="Menlo" w:cs="Menlo"/>
-          <w:sz w:val="18"/>
-        </w:rPr>
-        <w:t xml:space="preserve">        proxy_set_header X-Real-IP $remote_addr;</w:t>
-      </w:r>
-    </w:p>
-    <w:p>
-      <w:pPr>
-        <w:ind w:left="360"/>
-        <w:shd w:val="clear" w:color="auto" w:fill="F4F4F4"/>
-      </w:pPr>
-      <w:r>
-        <w:rPr>
-          <w:rFonts w:ascii="Menlo" w:hAnsi="Menlo" w:cs="Menlo"/>
-          <w:sz w:val="18"/>
-        </w:rPr>
-        <w:t xml:space="preserve">        proxy_read_timeout 600s;</w:t>
-      </w:r>
-    </w:p>
-    <w:p>
-      <w:pPr>
-        <w:ind w:left="360"/>
-        <w:shd w:val="clear" w:color="auto" w:fill="F4F4F4"/>
-      </w:pPr>
-      <w:r>
-        <w:rPr>
-          <w:rFonts w:ascii="Menlo" w:hAnsi="Menlo" w:cs="Menlo"/>
-          <w:sz w:val="18"/>
-        </w:rPr>
-        <w:t xml:space="preserve">        proxy_request_buffering off;</w:t>
-      </w:r>
-    </w:p>
-    <w:p>
-      <w:pPr>
-        <w:ind w:left="360"/>
-        <w:shd w:val="clear" w:color="auto" w:fill="F4F4F4"/>
-      </w:pPr>
-      <w:r>
-        <w:rPr>
-          <w:rFonts w:ascii="Menlo" w:hAnsi="Menlo" w:cs="Menlo"/>
-          <w:sz w:val="18"/>
-        </w:rPr>
-        <w:t xml:space="preserve">    }</w:t>
-      </w:r>
-    </w:p>
-    <w:p>
-      <w:pPr>
-        <w:ind w:left="360"/>
-        <w:shd w:val="clear" w:color="auto" w:fill="F4F4F4"/>
-      </w:pPr>
-      <w:r>
-        <w:rPr>
-          <w:rFonts w:ascii="Menlo" w:hAnsi="Menlo" w:cs="Menlo"/>
-          <w:sz w:val="18"/>
-        </w:rPr>
-        <w:t>}</w:t>
-      </w:r>
-    </w:p>
-    <w:p>
-      <w:pPr>
-        <w:ind w:left="360"/>
-        <w:shd w:val="clear" w:color="auto" w:fill="F4F4F4"/>
-      </w:pPr>
-      <w:r>
-        <w:rPr>
-          <w:rFonts w:ascii="Menlo" w:hAnsi="Menlo" w:cs="Menlo"/>
-          <w:sz w:val="18"/>
-        </w:rPr>
-        <w:t xml:space="preserve"> </w:t>
-      </w:r>
-    </w:p>
-    <w:p>
-      <w:r>
-        <w:t>The single nginx server block does two things: serve the SPA (with the try_files fallback to index.html so client-side routes like /screening don't 404), and reverse-proxy /api/* to the API container. client_max_body_size 500m caps upload size at 500 MB — must match the frontend's MAX_UPLOAD_MB. proxy_read_timeout extends the default 60s to 600s for long pipeline calls. proxy_request_buffering off is the magic line for big uploads: by default nginx buffers the request body to disk before forwarding, which doubles disk I/O and adds latency; off makes nginx stream the body straight to FastAPI.</w:t>
+        <w:t>def fetch_pubmed_records(pmids, email, ...):</w:t>
+      </w:r>
+    </w:p>
+    <w:p>
+      <w:pPr>
+        <w:ind w:left="360"/>
+        <w:shd w:val="clear" w:color="auto" w:fill="F4F4F4"/>
+      </w:pPr>
+      <w:r>
+        <w:rPr>
+          <w:rFonts w:ascii="Menlo" w:hAnsi="Menlo" w:cs="Menlo"/>
+          <w:sz w:val="18"/>
+        </w:rPr>
+        <w:t xml:space="preserve">    for batch_idx in range(0, len(pmids), EFETCH_BATCH):</w:t>
+      </w:r>
+    </w:p>
+    <w:p>
+      <w:pPr>
+        <w:ind w:left="360"/>
+        <w:shd w:val="clear" w:color="auto" w:fill="F4F4F4"/>
+      </w:pPr>
+      <w:r>
+        <w:rPr>
+          <w:rFonts w:ascii="Menlo" w:hAnsi="Menlo" w:cs="Menlo"/>
+          <w:sz w:val="18"/>
+        </w:rPr>
+        <w:t xml:space="preserve">        batch = pmids[batch_idx : batch_idx + EFETCH_BATCH]</w:t>
+      </w:r>
+    </w:p>
+    <w:p>
+      <w:pPr>
+        <w:ind w:left="360"/>
+        <w:shd w:val="clear" w:color="auto" w:fill="F4F4F4"/>
+      </w:pPr>
+      <w:r>
+        <w:rPr>
+          <w:rFonts w:ascii="Menlo" w:hAnsi="Menlo" w:cs="Menlo"/>
+          <w:sz w:val="18"/>
+        </w:rPr>
+        <w:t xml:space="preserve">        params = urllib.parse.urlencode({</w:t>
+      </w:r>
+    </w:p>
+    <w:p>
+      <w:pPr>
+        <w:ind w:left="360"/>
+        <w:shd w:val="clear" w:color="auto" w:fill="F4F4F4"/>
+      </w:pPr>
+      <w:r>
+        <w:rPr>
+          <w:rFonts w:ascii="Menlo" w:hAnsi="Menlo" w:cs="Menlo"/>
+          <w:sz w:val="18"/>
+        </w:rPr>
+        <w:t xml:space="preserve">            "db": "pubmed", "id": ",".join(batch),</w:t>
+      </w:r>
+    </w:p>
+    <w:p>
+      <w:pPr>
+        <w:ind w:left="360"/>
+        <w:shd w:val="clear" w:color="auto" w:fill="F4F4F4"/>
+      </w:pPr>
+      <w:r>
+        <w:rPr>
+          <w:rFonts w:ascii="Menlo" w:hAnsi="Menlo" w:cs="Menlo"/>
+          <w:sz w:val="18"/>
+        </w:rPr>
+        <w:t xml:space="preserve">            "retmode": "xml", "rettype": "abstract",</w:t>
+      </w:r>
+    </w:p>
+    <w:p>
+      <w:pPr>
+        <w:ind w:left="360"/>
+        <w:shd w:val="clear" w:color="auto" w:fill="F4F4F4"/>
+      </w:pPr>
+      <w:r>
+        <w:rPr>
+          <w:rFonts w:ascii="Menlo" w:hAnsi="Menlo" w:cs="Menlo"/>
+          <w:sz w:val="18"/>
+        </w:rPr>
+        <w:t xml:space="preserve">            "tool": tool, "email": email,</w:t>
+      </w:r>
+    </w:p>
+    <w:p>
+      <w:pPr>
+        <w:ind w:left="360"/>
+        <w:shd w:val="clear" w:color="auto" w:fill="F4F4F4"/>
+      </w:pPr>
+      <w:r>
+        <w:rPr>
+          <w:rFonts w:ascii="Menlo" w:hAnsi="Menlo" w:cs="Menlo"/>
+          <w:sz w:val="18"/>
+        </w:rPr>
+        <w:t xml:space="preserve">        })</w:t>
+      </w:r>
+    </w:p>
+    <w:p>
+      <w:pPr>
+        <w:ind w:left="360"/>
+        <w:shd w:val="clear" w:color="auto" w:fill="F4F4F4"/>
+      </w:pPr>
+      <w:r>
+        <w:rPr>
+          <w:rFonts w:ascii="Menlo" w:hAnsi="Menlo" w:cs="Menlo"/>
+          <w:sz w:val="18"/>
+        </w:rPr>
+        <w:t xml:space="preserve">        body = _http_get_with_retry(EFETCH_URL + "?" + params)</w:t>
+      </w:r>
+    </w:p>
+    <w:p>
+      <w:pPr>
+        <w:ind w:left="360"/>
+        <w:shd w:val="clear" w:color="auto" w:fill="F4F4F4"/>
+      </w:pPr>
+      <w:r>
+        <w:rPr>
+          <w:rFonts w:ascii="Menlo" w:hAnsi="Menlo" w:cs="Menlo"/>
+          <w:sz w:val="18"/>
+        </w:rPr>
+        <w:t xml:space="preserve">        out.update(_parse_efetch_xml(body))</w:t>
+      </w:r>
+    </w:p>
+    <w:p>
+      <w:pPr>
+        <w:ind w:left="360"/>
+        <w:shd w:val="clear" w:color="auto" w:fill="F4F4F4"/>
+      </w:pPr>
+      <w:r>
+        <w:rPr>
+          <w:rFonts w:ascii="Menlo" w:hAnsi="Menlo" w:cs="Menlo"/>
+          <w:sz w:val="18"/>
+        </w:rPr>
+        <w:t xml:space="preserve">        time.sleep(PUBMED_DELAY_SEC)</w:t>
+      </w:r>
+    </w:p>
+    <w:p>
+      <w:r>
+        <w:t>NCBI E-utilities accepts up to 200 PMIDs per request. We batch, parse XML, and sleep 0.4s between batches to stay safely under the 3-req/s rate limit. The XML parser handles structured AbstractText with section labels (Background:, Methods:, Results:, Conclusions:) and concatenates them into one Abstract field.</w:t>
       </w:r>
     </w:p>
     <w:p>
@@ -14652,46 +15654,64 @@
           <w:b/>
           <w:sz w:val="30"/>
         </w:rPr>
-        <w:t>Part 4.3 — vite.config.ts</w:t>
-      </w:r>
-    </w:p>
-    <w:p>
-      <w:pPr>
-        <w:ind w:left="360"/>
-        <w:shd w:val="clear" w:color="auto" w:fill="F4F4F4"/>
-      </w:pPr>
-      <w:r>
-        <w:rPr>
-          <w:rFonts w:ascii="Menlo" w:hAnsi="Menlo" w:cs="Menlo"/>
-          <w:sz w:val="18"/>
-        </w:rPr>
-        <w:t>import { defineConfig } from 'vite'</w:t>
-      </w:r>
-    </w:p>
-    <w:p>
-      <w:pPr>
-        <w:ind w:left="360"/>
-        <w:shd w:val="clear" w:color="auto" w:fill="F4F4F4"/>
-      </w:pPr>
-      <w:r>
-        <w:rPr>
-          <w:rFonts w:ascii="Menlo" w:hAnsi="Menlo" w:cs="Menlo"/>
-          <w:sz w:val="18"/>
-        </w:rPr>
-        <w:t>import react from '@vitejs/plugin-react'</w:t>
-      </w:r>
-    </w:p>
-    <w:p>
-      <w:pPr>
-        <w:ind w:left="360"/>
-        <w:shd w:val="clear" w:color="auto" w:fill="F4F4F4"/>
-      </w:pPr>
-      <w:r>
-        <w:rPr>
-          <w:rFonts w:ascii="Menlo" w:hAnsi="Menlo" w:cs="Menlo"/>
-          <w:sz w:val="18"/>
-        </w:rPr>
-        <w:t>import tailwindcss from '@tailwindcss/vite'</w:t>
+        <w:t>orchestrate.py — full E2E against the running app</w:t>
+      </w:r>
+    </w:p>
+    <w:p>
+      <w:r>
+        <w:t>Talks to the API the same way the React frontend does: through nginx on localhost:3000/api. Three steps, plus a download to retrieve the screened CSV.</w:t>
+      </w:r>
+    </w:p>
+    <w:p>
+      <w:pPr>
+        <w:ind w:left="360"/>
+        <w:shd w:val="clear" w:color="auto" w:fill="F4F4F4"/>
+      </w:pPr>
+      <w:r>
+        <w:rPr>
+          <w:rFonts w:ascii="Menlo" w:hAnsi="Menlo" w:cs="Menlo"/>
+          <w:sz w:val="18"/>
+        </w:rPr>
+        <w:t>def create_project(base, name):</w:t>
+      </w:r>
+    </w:p>
+    <w:p>
+      <w:pPr>
+        <w:ind w:left="360"/>
+        <w:shd w:val="clear" w:color="auto" w:fill="F4F4F4"/>
+      </w:pPr>
+      <w:r>
+        <w:rPr>
+          <w:rFonts w:ascii="Menlo" w:hAnsi="Menlo" w:cs="Menlo"/>
+          <w:sz w:val="18"/>
+        </w:rPr>
+        <w:t xml:space="preserve">    body, ctype = _multipart_body({"name": name}, {})</w:t>
+      </w:r>
+    </w:p>
+    <w:p>
+      <w:pPr>
+        <w:ind w:left="360"/>
+        <w:shd w:val="clear" w:color="auto" w:fill="F4F4F4"/>
+      </w:pPr>
+      <w:r>
+        <w:rPr>
+          <w:rFonts w:ascii="Menlo" w:hAnsi="Menlo" w:cs="Menlo"/>
+          <w:sz w:val="18"/>
+        </w:rPr>
+        <w:t xml:space="preserve">    raw = _http("POST", f"{base}/files/projects", body, {"Content-Type": ctype})</w:t>
+      </w:r>
+    </w:p>
+    <w:p>
+      <w:pPr>
+        <w:ind w:left="360"/>
+        <w:shd w:val="clear" w:color="auto" w:fill="F4F4F4"/>
+      </w:pPr>
+      <w:r>
+        <w:rPr>
+          <w:rFonts w:ascii="Menlo" w:hAnsi="Menlo" w:cs="Menlo"/>
+          <w:sz w:val="18"/>
+        </w:rPr>
+        <w:t xml:space="preserve">    return json.loads(raw)</w:t>
       </w:r>
     </w:p>
     <w:p>
@@ -14717,111 +15737,150 @@
           <w:rFonts w:ascii="Menlo" w:hAnsi="Menlo" w:cs="Menlo"/>
           <w:sz w:val="18"/>
         </w:rPr>
-        <w:t>export default defineConfig({</w:t>
-      </w:r>
-    </w:p>
-    <w:p>
-      <w:pPr>
-        <w:ind w:left="360"/>
-        <w:shd w:val="clear" w:color="auto" w:fill="F4F4F4"/>
-      </w:pPr>
-      <w:r>
-        <w:rPr>
-          <w:rFonts w:ascii="Menlo" w:hAnsi="Menlo" w:cs="Menlo"/>
-          <w:sz w:val="18"/>
-        </w:rPr>
-        <w:t xml:space="preserve">  plugins: [react(), tailwindcss()],</w:t>
-      </w:r>
-    </w:p>
-    <w:p>
-      <w:pPr>
-        <w:ind w:left="360"/>
-        <w:shd w:val="clear" w:color="auto" w:fill="F4F4F4"/>
-      </w:pPr>
-      <w:r>
-        <w:rPr>
-          <w:rFonts w:ascii="Menlo" w:hAnsi="Menlo" w:cs="Menlo"/>
-          <w:sz w:val="18"/>
-        </w:rPr>
-        <w:t xml:space="preserve">  server: {</w:t>
-      </w:r>
-    </w:p>
-    <w:p>
-      <w:pPr>
-        <w:ind w:left="360"/>
-        <w:shd w:val="clear" w:color="auto" w:fill="F4F4F4"/>
-      </w:pPr>
-      <w:r>
-        <w:rPr>
-          <w:rFonts w:ascii="Menlo" w:hAnsi="Menlo" w:cs="Menlo"/>
-          <w:sz w:val="18"/>
-        </w:rPr>
-        <w:t xml:space="preserve">    allowedHosts: true,</w:t>
-      </w:r>
-    </w:p>
-    <w:p>
-      <w:pPr>
-        <w:ind w:left="360"/>
-        <w:shd w:val="clear" w:color="auto" w:fill="F4F4F4"/>
-      </w:pPr>
-      <w:r>
-        <w:rPr>
-          <w:rFonts w:ascii="Menlo" w:hAnsi="Menlo" w:cs="Menlo"/>
-          <w:sz w:val="18"/>
-        </w:rPr>
-        <w:t xml:space="preserve">    proxy: {</w:t>
-      </w:r>
-    </w:p>
-    <w:p>
-      <w:pPr>
-        <w:ind w:left="360"/>
-        <w:shd w:val="clear" w:color="auto" w:fill="F4F4F4"/>
-      </w:pPr>
-      <w:r>
-        <w:rPr>
-          <w:rFonts w:ascii="Menlo" w:hAnsi="Menlo" w:cs="Menlo"/>
-          <w:sz w:val="18"/>
-        </w:rPr>
-        <w:t xml:space="preserve">      '/api': {</w:t>
-      </w:r>
-    </w:p>
-    <w:p>
-      <w:pPr>
-        <w:ind w:left="360"/>
-        <w:shd w:val="clear" w:color="auto" w:fill="F4F4F4"/>
-      </w:pPr>
-      <w:r>
-        <w:rPr>
-          <w:rFonts w:ascii="Menlo" w:hAnsi="Menlo" w:cs="Menlo"/>
-          <w:sz w:val="18"/>
-        </w:rPr>
-        <w:t xml:space="preserve">        target: process.env.VITE_API_PROXY || 'http://localhost:8000',</w:t>
-      </w:r>
-    </w:p>
-    <w:p>
-      <w:pPr>
-        <w:ind w:left="360"/>
-        <w:shd w:val="clear" w:color="auto" w:fill="F4F4F4"/>
-      </w:pPr>
-      <w:r>
-        <w:rPr>
-          <w:rFonts w:ascii="Menlo" w:hAnsi="Menlo" w:cs="Menlo"/>
-          <w:sz w:val="18"/>
-        </w:rPr>
-        <w:t xml:space="preserve">        rewrite: (path) =&gt; path.replace(/^\/api/, ''),</w:t>
-      </w:r>
-    </w:p>
-    <w:p>
-      <w:pPr>
-        <w:ind w:left="360"/>
-        <w:shd w:val="clear" w:color="auto" w:fill="F4F4F4"/>
-      </w:pPr>
-      <w:r>
-        <w:rPr>
-          <w:rFonts w:ascii="Menlo" w:hAnsi="Menlo" w:cs="Menlo"/>
-          <w:sz w:val="18"/>
-        </w:rPr>
-        <w:t xml:space="preserve">      }</w:t>
+        <w:t>def upload_file(base, project_id, path):</w:t>
+      </w:r>
+    </w:p>
+    <w:p>
+      <w:pPr>
+        <w:ind w:left="360"/>
+        <w:shd w:val="clear" w:color="auto" w:fill="F4F4F4"/>
+      </w:pPr>
+      <w:r>
+        <w:rPr>
+          <w:rFonts w:ascii="Menlo" w:hAnsi="Menlo" w:cs="Menlo"/>
+          <w:sz w:val="18"/>
+        </w:rPr>
+        <w:t xml:space="preserve">    body, ctype = _multipart_body(</w:t>
+      </w:r>
+    </w:p>
+    <w:p>
+      <w:pPr>
+        <w:ind w:left="360"/>
+        <w:shd w:val="clear" w:color="auto" w:fill="F4F4F4"/>
+      </w:pPr>
+      <w:r>
+        <w:rPr>
+          <w:rFonts w:ascii="Menlo" w:hAnsi="Menlo" w:cs="Menlo"/>
+          <w:sz w:val="18"/>
+        </w:rPr>
+        <w:t xml:space="preserve">        {"subfolder": ""}, {"file": (path.name, path.read_bytes())}</w:t>
+      </w:r>
+    </w:p>
+    <w:p>
+      <w:pPr>
+        <w:ind w:left="360"/>
+        <w:shd w:val="clear" w:color="auto" w:fill="F4F4F4"/>
+      </w:pPr>
+      <w:r>
+        <w:rPr>
+          <w:rFonts w:ascii="Menlo" w:hAnsi="Menlo" w:cs="Menlo"/>
+          <w:sz w:val="18"/>
+        </w:rPr>
+        <w:t xml:space="preserve">    )</w:t>
+      </w:r>
+    </w:p>
+    <w:p>
+      <w:pPr>
+        <w:ind w:left="360"/>
+        <w:shd w:val="clear" w:color="auto" w:fill="F4F4F4"/>
+      </w:pPr>
+      <w:r>
+        <w:rPr>
+          <w:rFonts w:ascii="Menlo" w:hAnsi="Menlo" w:cs="Menlo"/>
+          <w:sz w:val="18"/>
+        </w:rPr>
+        <w:t xml:space="preserve">    raw = _http("POST", f"{base}/files/upload/{project_id}", body,</w:t>
+      </w:r>
+    </w:p>
+    <w:p>
+      <w:pPr>
+        <w:ind w:left="360"/>
+        <w:shd w:val="clear" w:color="auto" w:fill="F4F4F4"/>
+      </w:pPr>
+      <w:r>
+        <w:rPr>
+          <w:rFonts w:ascii="Menlo" w:hAnsi="Menlo" w:cs="Menlo"/>
+          <w:sz w:val="18"/>
+        </w:rPr>
+        <w:t xml:space="preserve">                {"Content-Type": ctype})</w:t>
+      </w:r>
+    </w:p>
+    <w:p>
+      <w:pPr>
+        <w:ind w:left="360"/>
+        <w:shd w:val="clear" w:color="auto" w:fill="F4F4F4"/>
+      </w:pPr>
+      <w:r>
+        <w:rPr>
+          <w:rFonts w:ascii="Menlo" w:hAnsi="Menlo" w:cs="Menlo"/>
+          <w:sz w:val="18"/>
+        </w:rPr>
+        <w:t xml:space="preserve">    return json.loads(raw)</w:t>
+      </w:r>
+    </w:p>
+    <w:p>
+      <w:pPr>
+        <w:ind w:left="360"/>
+        <w:shd w:val="clear" w:color="auto" w:fill="F4F4F4"/>
+      </w:pPr>
+      <w:r>
+        <w:rPr>
+          <w:rFonts w:ascii="Menlo" w:hAnsi="Menlo" w:cs="Menlo"/>
+          <w:sz w:val="18"/>
+        </w:rPr>
+        <w:t xml:space="preserve"> </w:t>
+      </w:r>
+    </w:p>
+    <w:p>
+      <w:pPr>
+        <w:ind w:left="360"/>
+        <w:shd w:val="clear" w:color="auto" w:fill="F4F4F4"/>
+      </w:pPr>
+      <w:r>
+        <w:rPr>
+          <w:rFonts w:ascii="Menlo" w:hAnsi="Menlo" w:cs="Menlo"/>
+          <w:sz w:val="18"/>
+        </w:rPr>
+        <w:t>def screen_titles(base, api_key_path, csv_path, question, model):</w:t>
+      </w:r>
+    </w:p>
+    <w:p>
+      <w:pPr>
+        <w:ind w:left="360"/>
+        <w:shd w:val="clear" w:color="auto" w:fill="F4F4F4"/>
+      </w:pPr>
+      <w:r>
+        <w:rPr>
+          <w:rFonts w:ascii="Menlo" w:hAnsi="Menlo" w:cs="Menlo"/>
+          <w:sz w:val="18"/>
+        </w:rPr>
+        <w:t xml:space="preserve">    payload = {</w:t>
+      </w:r>
+    </w:p>
+    <w:p>
+      <w:pPr>
+        <w:ind w:left="360"/>
+        <w:shd w:val="clear" w:color="auto" w:fill="F4F4F4"/>
+      </w:pPr>
+      <w:r>
+        <w:rPr>
+          <w:rFonts w:ascii="Menlo" w:hAnsi="Menlo" w:cs="Menlo"/>
+          <w:sz w:val="18"/>
+        </w:rPr>
+        <w:t xml:space="preserve">        "api_key_path": api_key_path, "csv_path": csv_path,</w:t>
+      </w:r>
+    </w:p>
+    <w:p>
+      <w:pPr>
+        <w:ind w:left="360"/>
+        <w:shd w:val="clear" w:color="auto" w:fill="F4F4F4"/>
+      </w:pPr>
+      <w:r>
+        <w:rPr>
+          <w:rFonts w:ascii="Menlo" w:hAnsi="Menlo" w:cs="Menlo"/>
+          <w:sz w:val="18"/>
+        </w:rPr>
+        <w:t xml:space="preserve">        "question": question, "model_choice": model,</w:t>
       </w:r>
     </w:p>
     <w:p>
@@ -14847,129 +15906,51 @@
           <w:rFonts w:ascii="Menlo" w:hAnsi="Menlo" w:cs="Menlo"/>
           <w:sz w:val="18"/>
         </w:rPr>
-        <w:t xml:space="preserve">  },</w:t>
-      </w:r>
-    </w:p>
-    <w:p>
-      <w:pPr>
-        <w:ind w:left="360"/>
-        <w:shd w:val="clear" w:color="auto" w:fill="F4F4F4"/>
-      </w:pPr>
-      <w:r>
-        <w:rPr>
-          <w:rFonts w:ascii="Menlo" w:hAnsi="Menlo" w:cs="Menlo"/>
-          <w:sz w:val="18"/>
-        </w:rPr>
-        <w:t xml:space="preserve">  test: {</w:t>
-      </w:r>
-    </w:p>
-    <w:p>
-      <w:pPr>
-        <w:ind w:left="360"/>
-        <w:shd w:val="clear" w:color="auto" w:fill="F4F4F4"/>
-      </w:pPr>
-      <w:r>
-        <w:rPr>
-          <w:rFonts w:ascii="Menlo" w:hAnsi="Menlo" w:cs="Menlo"/>
-          <w:sz w:val="18"/>
-        </w:rPr>
-        <w:t xml:space="preserve">    globals: true,</w:t>
-      </w:r>
-    </w:p>
-    <w:p>
-      <w:pPr>
-        <w:ind w:left="360"/>
-        <w:shd w:val="clear" w:color="auto" w:fill="F4F4F4"/>
-      </w:pPr>
-      <w:r>
-        <w:rPr>
-          <w:rFonts w:ascii="Menlo" w:hAnsi="Menlo" w:cs="Menlo"/>
-          <w:sz w:val="18"/>
-        </w:rPr>
-        <w:t xml:space="preserve">    environment: 'jsdom',</w:t>
-      </w:r>
-    </w:p>
-    <w:p>
-      <w:pPr>
-        <w:ind w:left="360"/>
-        <w:shd w:val="clear" w:color="auto" w:fill="F4F4F4"/>
-      </w:pPr>
-      <w:r>
-        <w:rPr>
-          <w:rFonts w:ascii="Menlo" w:hAnsi="Menlo" w:cs="Menlo"/>
-          <w:sz w:val="18"/>
-        </w:rPr>
-        <w:t xml:space="preserve">    setupFiles: ['./src/test/setup.ts'],</w:t>
-      </w:r>
-    </w:p>
-    <w:p>
-      <w:pPr>
-        <w:ind w:left="360"/>
-        <w:shd w:val="clear" w:color="auto" w:fill="F4F4F4"/>
-      </w:pPr>
-      <w:r>
-        <w:rPr>
-          <w:rFonts w:ascii="Menlo" w:hAnsi="Menlo" w:cs="Menlo"/>
-          <w:sz w:val="18"/>
-        </w:rPr>
-        <w:t xml:space="preserve">    css: false,</w:t>
-      </w:r>
-    </w:p>
-    <w:p>
-      <w:pPr>
-        <w:ind w:left="360"/>
-        <w:shd w:val="clear" w:color="auto" w:fill="F4F4F4"/>
-      </w:pPr>
-      <w:r>
-        <w:rPr>
-          <w:rFonts w:ascii="Menlo" w:hAnsi="Menlo" w:cs="Menlo"/>
-          <w:sz w:val="18"/>
-        </w:rPr>
-        <w:t xml:space="preserve">    include: ['src/**/*.{test,spec}.{ts,tsx}'],</w:t>
-      </w:r>
-    </w:p>
-    <w:p>
-      <w:pPr>
-        <w:ind w:left="360"/>
-        <w:shd w:val="clear" w:color="auto" w:fill="F4F4F4"/>
-      </w:pPr>
-      <w:r>
-        <w:rPr>
-          <w:rFonts w:ascii="Menlo" w:hAnsi="Menlo" w:cs="Menlo"/>
-          <w:sz w:val="18"/>
-        </w:rPr>
-        <w:t xml:space="preserve">  },</w:t>
-      </w:r>
-    </w:p>
-    <w:p>
-      <w:pPr>
-        <w:ind w:left="360"/>
-        <w:shd w:val="clear" w:color="auto" w:fill="F4F4F4"/>
-      </w:pPr>
-      <w:r>
-        <w:rPr>
-          <w:rFonts w:ascii="Menlo" w:hAnsi="Menlo" w:cs="Menlo"/>
-          <w:sz w:val="18"/>
-        </w:rPr>
-        <w:t>})</w:t>
-      </w:r>
-    </w:p>
-    <w:p>
-      <w:pPr>
-        <w:ind w:left="360"/>
-        <w:shd w:val="clear" w:color="auto" w:fill="F4F4F4"/>
-      </w:pPr>
-      <w:r>
-        <w:rPr>
-          <w:rFonts w:ascii="Menlo" w:hAnsi="Menlo" w:cs="Menlo"/>
-          <w:sz w:val="18"/>
-        </w:rPr>
-        <w:t xml:space="preserve"> </w:t>
-      </w:r>
-    </w:p>
-    <w:p>
-      <w:r>
-        <w:t>Two Vite plugins: react() handles JSX/TSX transformation and Fast Refresh (hot module replacement preserving component state); tailwindcss() processes Tailwind v4 directives in CSS. The dev server proxies /api/* to localhost:8000 (or wherever VITE_API_PROXY points). The rewrite strips the /api prefix because FastAPI doesn't expect it — it expects /files/upload/..., not /api/files/upload/.... (In production, nginx does the same strip via proxy_pass http://api:8000/.) The test block configures Vitest: jsdom for DOM emulation, global expect/test imports, MSW setup file.</w:t>
+        <w:t xml:space="preserve">    raw = _http("POST", f"{base}/titles/screen",</w:t>
+      </w:r>
+    </w:p>
+    <w:p>
+      <w:pPr>
+        <w:ind w:left="360"/>
+        <w:shd w:val="clear" w:color="auto" w:fill="F4F4F4"/>
+      </w:pPr>
+      <w:r>
+        <w:rPr>
+          <w:rFonts w:ascii="Menlo" w:hAnsi="Menlo" w:cs="Menlo"/>
+          <w:sz w:val="18"/>
+        </w:rPr>
+        <w:t xml:space="preserve">                json.dumps(payload).encode(),</w:t>
+      </w:r>
+    </w:p>
+    <w:p>
+      <w:pPr>
+        <w:ind w:left="360"/>
+        <w:shd w:val="clear" w:color="auto" w:fill="F4F4F4"/>
+      </w:pPr>
+      <w:r>
+        <w:rPr>
+          <w:rFonts w:ascii="Menlo" w:hAnsi="Menlo" w:cs="Menlo"/>
+          <w:sz w:val="18"/>
+        </w:rPr>
+        <w:t xml:space="preserve">                {"Content-Type": "application/json"})</w:t>
+      </w:r>
+    </w:p>
+    <w:p>
+      <w:pPr>
+        <w:ind w:left="360"/>
+        <w:shd w:val="clear" w:color="auto" w:fill="F4F4F4"/>
+      </w:pPr>
+      <w:r>
+        <w:rPr>
+          <w:rFonts w:ascii="Menlo" w:hAnsi="Menlo" w:cs="Menlo"/>
+          <w:sz w:val="18"/>
+        </w:rPr>
+        <w:t xml:space="preserve">    return json.loads(raw)</w:t>
+      </w:r>
+    </w:p>
+    <w:p>
+      <w:r>
+        <w:t>Three thin wrappers around the corresponding routes. Notice the multipart body is built by hand (no requests dependency); we use stdlib only. The boundary is a secure-random hex token so no input could collide with it. screen_titles posts JSON because the pipeline routes accept Pydantic models, not form data — this is the same shape the frontend's pipelineApi.screenTitles sends.</w:t>
       </w:r>
     </w:p>
     <w:p>
@@ -14978,25 +15959,317 @@
           <w:b/>
           <w:sz w:val="30"/>
         </w:rPr>
-        <w:t>Part 4.4 — index.css</w:t>
-      </w:r>
-    </w:p>
-    <w:p>
-      <w:r>
-        <w:t>Tailwind v4 CSS-first design tokens. The @theme block defines the editorial palette (warm-paper background, deep-teal primary), three-font typography (Source Serif 4 / IBM Plex Sans / JetBrains Mono), and base styles. Walking through the highlights:</w:t>
-      </w:r>
-    </w:p>
-    <w:p>
-      <w:pPr>
-        <w:ind w:left="360"/>
-        <w:shd w:val="clear" w:color="auto" w:fill="F4F4F4"/>
-      </w:pPr>
-      <w:r>
-        <w:rPr>
-          <w:rFonts w:ascii="Menlo" w:hAnsi="Menlo" w:cs="Menlo"/>
-          <w:sz w:val="18"/>
-        </w:rPr>
-        <w:t>@import "tailwindcss";</w:t>
+        <w:t>run_validation.py score</w:t>
+      </w:r>
+    </w:p>
+    <w:p>
+      <w:r>
+        <w:t>Compares the AI's predictions to the gold qrels. Computes recall, precision, F1, accuracy, and a binary approximation of WSS@95.</w:t>
+      </w:r>
+    </w:p>
+    <w:p>
+      <w:pPr>
+        <w:ind w:left="360"/>
+        <w:shd w:val="clear" w:color="auto" w:fill="F4F4F4"/>
+      </w:pPr>
+      <w:r>
+        <w:rPr>
+          <w:rFonts w:ascii="Menlo" w:hAnsi="Menlo" w:cs="Menlo"/>
+          <w:sz w:val="18"/>
+        </w:rPr>
+        <w:t>def _read_predictions(path):</w:t>
+      </w:r>
+    </w:p>
+    <w:p>
+      <w:pPr>
+        <w:ind w:left="360"/>
+        <w:shd w:val="clear" w:color="auto" w:fill="F4F4F4"/>
+      </w:pPr>
+      <w:r>
+        <w:rPr>
+          <w:rFonts w:ascii="Menlo" w:hAnsi="Menlo" w:cs="Menlo"/>
+          <w:sz w:val="18"/>
+        </w:rPr>
+        <w:t xml:space="preserve">    pred_col_candidates = ("OpenAI_Screen", "AI_Screen", "Screen", ...)</w:t>
+      </w:r>
+    </w:p>
+    <w:p>
+      <w:pPr>
+        <w:ind w:left="360"/>
+        <w:shd w:val="clear" w:color="auto" w:fill="F4F4F4"/>
+      </w:pPr>
+      <w:r>
+        <w:rPr>
+          <w:rFonts w:ascii="Menlo" w:hAnsi="Menlo" w:cs="Menlo"/>
+          <w:sz w:val="18"/>
+        </w:rPr>
+        <w:t xml:space="preserve">    col = next(c for c in pred_col_candidates if c in reader.fieldnames)</w:t>
+      </w:r>
+    </w:p>
+    <w:p>
+      <w:pPr>
+        <w:ind w:left="360"/>
+        <w:shd w:val="clear" w:color="auto" w:fill="F4F4F4"/>
+      </w:pPr>
+      <w:r>
+        <w:rPr>
+          <w:rFonts w:ascii="Menlo" w:hAnsi="Menlo" w:cs="Menlo"/>
+          <w:sz w:val="18"/>
+        </w:rPr>
+        <w:t xml:space="preserve">    for row in reader:</w:t>
+      </w:r>
+    </w:p>
+    <w:p>
+      <w:pPr>
+        <w:ind w:left="360"/>
+        <w:shd w:val="clear" w:color="auto" w:fill="F4F4F4"/>
+      </w:pPr>
+      <w:r>
+        <w:rPr>
+          <w:rFonts w:ascii="Menlo" w:hAnsi="Menlo" w:cs="Menlo"/>
+          <w:sz w:val="18"/>
+        </w:rPr>
+        <w:t xml:space="preserve">        v = (row.get(col) or "").strip().lower()</w:t>
+      </w:r>
+    </w:p>
+    <w:p>
+      <w:pPr>
+        <w:ind w:left="360"/>
+        <w:shd w:val="clear" w:color="auto" w:fill="F4F4F4"/>
+      </w:pPr>
+      <w:r>
+        <w:rPr>
+          <w:rFonts w:ascii="Menlo" w:hAnsi="Menlo" w:cs="Menlo"/>
+          <w:sz w:val="18"/>
+        </w:rPr>
+        <w:t xml:space="preserve">        if v in ("1", "true", "yes") or v.startswith("incl"):</w:t>
+      </w:r>
+    </w:p>
+    <w:p>
+      <w:pPr>
+        <w:ind w:left="360"/>
+        <w:shd w:val="clear" w:color="auto" w:fill="F4F4F4"/>
+      </w:pPr>
+      <w:r>
+        <w:rPr>
+          <w:rFonts w:ascii="Menlo" w:hAnsi="Menlo" w:cs="Menlo"/>
+          <w:sz w:val="18"/>
+        </w:rPr>
+        <w:t xml:space="preserve">            pred[pmid] = "Include"</w:t>
+      </w:r>
+    </w:p>
+    <w:p>
+      <w:pPr>
+        <w:ind w:left="360"/>
+        <w:shd w:val="clear" w:color="auto" w:fill="F4F4F4"/>
+      </w:pPr>
+      <w:r>
+        <w:rPr>
+          <w:rFonts w:ascii="Menlo" w:hAnsi="Menlo" w:cs="Menlo"/>
+          <w:sz w:val="18"/>
+        </w:rPr>
+        <w:t xml:space="preserve">        elif v in ("0", "false", "no") or v.startswith("excl"):</w:t>
+      </w:r>
+    </w:p>
+    <w:p>
+      <w:pPr>
+        <w:ind w:left="360"/>
+        <w:shd w:val="clear" w:color="auto" w:fill="F4F4F4"/>
+      </w:pPr>
+      <w:r>
+        <w:rPr>
+          <w:rFonts w:ascii="Menlo" w:hAnsi="Menlo" w:cs="Menlo"/>
+          <w:sz w:val="18"/>
+        </w:rPr>
+        <w:t xml:space="preserve">            pred[pmid] = "Exclude"</w:t>
+      </w:r>
+    </w:p>
+    <w:p>
+      <w:r>
+        <w:t>Tolerates several spellings of the prediction column and several spellings of the value (1/0, true/false, Include/Exclude). ReviewPyper writes 1/0 by default but earlier configs used Include/Exclude — handling both lets us re-run old outputs.</w:t>
+      </w:r>
+    </w:p>
+    <w:p>
+      <w:pPr>
+        <w:ind w:left="360"/>
+        <w:shd w:val="clear" w:color="auto" w:fill="F4F4F4"/>
+      </w:pPr>
+      <w:r>
+        <w:rPr>
+          <w:rFonts w:ascii="Menlo" w:hAnsi="Menlo" w:cs="Menlo"/>
+          <w:sz w:val="18"/>
+        </w:rPr>
+        <w:t>def _wss(labels, scores, target_recall=0.95):</w:t>
+      </w:r>
+    </w:p>
+    <w:p>
+      <w:pPr>
+        <w:ind w:left="360"/>
+        <w:shd w:val="clear" w:color="auto" w:fill="F4F4F4"/>
+      </w:pPr>
+      <w:r>
+        <w:rPr>
+          <w:rFonts w:ascii="Menlo" w:hAnsi="Menlo" w:cs="Menlo"/>
+          <w:sz w:val="18"/>
+        </w:rPr>
+        <w:t xml:space="preserve">    pairs = sorted(zip(scores, labels), key=lambda p: -p[0])</w:t>
+      </w:r>
+    </w:p>
+    <w:p>
+      <w:pPr>
+        <w:ind w:left="360"/>
+        <w:shd w:val="clear" w:color="auto" w:fill="F4F4F4"/>
+      </w:pPr>
+      <w:r>
+        <w:rPr>
+          <w:rFonts w:ascii="Menlo" w:hAnsi="Menlo" w:cs="Menlo"/>
+          <w:sz w:val="18"/>
+        </w:rPr>
+        <w:t xml:space="preserve">    tp = 0</w:t>
+      </w:r>
+    </w:p>
+    <w:p>
+      <w:pPr>
+        <w:ind w:left="360"/>
+        <w:shd w:val="clear" w:color="auto" w:fill="F4F4F4"/>
+      </w:pPr>
+      <w:r>
+        <w:rPr>
+          <w:rFonts w:ascii="Menlo" w:hAnsi="Menlo" w:cs="Menlo"/>
+          <w:sz w:val="18"/>
+        </w:rPr>
+        <w:t xml:space="preserve">    for k, (_, lab) in enumerate(pairs, start=1):</w:t>
+      </w:r>
+    </w:p>
+    <w:p>
+      <w:pPr>
+        <w:ind w:left="360"/>
+        <w:shd w:val="clear" w:color="auto" w:fill="F4F4F4"/>
+      </w:pPr>
+      <w:r>
+        <w:rPr>
+          <w:rFonts w:ascii="Menlo" w:hAnsi="Menlo" w:cs="Menlo"/>
+          <w:sz w:val="18"/>
+        </w:rPr>
+        <w:t xml:space="preserve">        if lab == 1:</w:t>
+      </w:r>
+    </w:p>
+    <w:p>
+      <w:pPr>
+        <w:ind w:left="360"/>
+        <w:shd w:val="clear" w:color="auto" w:fill="F4F4F4"/>
+      </w:pPr>
+      <w:r>
+        <w:rPr>
+          <w:rFonts w:ascii="Menlo" w:hAnsi="Menlo" w:cs="Menlo"/>
+          <w:sz w:val="18"/>
+        </w:rPr>
+        <w:t xml:space="preserve">            tp += 1</w:t>
+      </w:r>
+    </w:p>
+    <w:p>
+      <w:pPr>
+        <w:ind w:left="360"/>
+        <w:shd w:val="clear" w:color="auto" w:fill="F4F4F4"/>
+      </w:pPr>
+      <w:r>
+        <w:rPr>
+          <w:rFonts w:ascii="Menlo" w:hAnsi="Menlo" w:cs="Menlo"/>
+          <w:sz w:val="18"/>
+        </w:rPr>
+        <w:t xml:space="preserve">        if tp / n_pos &gt;= target_recall:</w:t>
+      </w:r>
+    </w:p>
+    <w:p>
+      <w:pPr>
+        <w:ind w:left="360"/>
+        <w:shd w:val="clear" w:color="auto" w:fill="F4F4F4"/>
+      </w:pPr>
+      <w:r>
+        <w:rPr>
+          <w:rFonts w:ascii="Menlo" w:hAnsi="Menlo" w:cs="Menlo"/>
+          <w:sz w:val="18"/>
+        </w:rPr>
+        <w:t xml:space="preserve">            return (n - k) / n - (1 - target_recall)</w:t>
+      </w:r>
+    </w:p>
+    <w:p>
+      <w:pPr>
+        <w:ind w:left="360"/>
+        <w:shd w:val="clear" w:color="auto" w:fill="F4F4F4"/>
+      </w:pPr>
+      <w:r>
+        <w:rPr>
+          <w:rFonts w:ascii="Menlo" w:hAnsi="Menlo" w:cs="Menlo"/>
+          <w:sz w:val="18"/>
+        </w:rPr>
+        <w:t xml:space="preserve">    return 0.0</w:t>
+      </w:r>
+    </w:p>
+    <w:p>
+      <w:r>
+        <w:t>Cohen 2006's Work Saved over Sampling at 95% recall: rank papers by predicted relevance, walk the ranking until you've recovered 95% of the true includes, and report the fraction of the corpus you saved over a random screen. Without continuous scores (ReviewPyper currently outputs binary 0/1), this collapses to a coarse approximation — but it's still informative as a sanity check.</w:t>
+      </w:r>
+    </w:p>
+    <w:p>
+      <w:r>
+        <w:rPr>
+          <w:b/>
+          <w:sz w:val="30"/>
+        </w:rPr>
+        <w:t>How to run a validation</w:t>
+      </w:r>
+    </w:p>
+    <w:p>
+      <w:pPr>
+        <w:ind w:left="360"/>
+        <w:shd w:val="clear" w:color="auto" w:fill="F4F4F4"/>
+      </w:pPr>
+      <w:r>
+        <w:rPr>
+          <w:rFonts w:ascii="Menlo" w:hAnsi="Menlo" w:cs="Menlo"/>
+          <w:sz w:val="18"/>
+        </w:rPr>
+        <w:t># 1. Generate the input CSV from CLEF-TAR + PubMed</w:t>
+      </w:r>
+    </w:p>
+    <w:p>
+      <w:pPr>
+        <w:ind w:left="360"/>
+        <w:shd w:val="clear" w:color="auto" w:fill="F4F4F4"/>
+      </w:pPr>
+      <w:r>
+        <w:rPr>
+          <w:rFonts w:ascii="Menlo" w:hAnsi="Menlo" w:cs="Menlo"/>
+          <w:sz w:val="18"/>
+        </w:rPr>
+        <w:t>python3 validation/run_validation.py prep CD010355 \</w:t>
+      </w:r>
+    </w:p>
+    <w:p>
+      <w:pPr>
+        <w:ind w:left="360"/>
+        <w:shd w:val="clear" w:color="auto" w:fill="F4F4F4"/>
+      </w:pPr>
+      <w:r>
+        <w:rPr>
+          <w:rFonts w:ascii="Menlo" w:hAnsi="Menlo" w:cs="Menlo"/>
+          <w:sz w:val="18"/>
+        </w:rPr>
+        <w:t xml:space="preserve">    --out validation/runs/CD010355_input.csv \</w:t>
+      </w:r>
+    </w:p>
+    <w:p>
+      <w:pPr>
+        <w:ind w:left="360"/>
+        <w:shd w:val="clear" w:color="auto" w:fill="F4F4F4"/>
+      </w:pPr>
+      <w:r>
+        <w:rPr>
+          <w:rFonts w:ascii="Menlo" w:hAnsi="Menlo" w:cs="Menlo"/>
+          <w:sz w:val="18"/>
+        </w:rPr>
+        <w:t xml:space="preserve">    --email you@example.com --year 2019 --split train</w:t>
       </w:r>
     </w:p>
     <w:p>
@@ -15022,111 +16295,85 @@
           <w:rFonts w:ascii="Menlo" w:hAnsi="Menlo" w:cs="Menlo"/>
           <w:sz w:val="18"/>
         </w:rPr>
-        <w:t>@theme {</w:t>
-      </w:r>
-    </w:p>
-    <w:p>
-      <w:pPr>
-        <w:ind w:left="360"/>
-        <w:shd w:val="clear" w:color="auto" w:fill="F4F4F4"/>
-      </w:pPr>
-      <w:r>
-        <w:rPr>
-          <w:rFonts w:ascii="Menlo" w:hAnsi="Menlo" w:cs="Menlo"/>
-          <w:sz w:val="18"/>
-        </w:rPr>
-        <w:t xml:space="preserve">  --color-background: oklch(98.4% 0.006 85);</w:t>
-      </w:r>
-    </w:p>
-    <w:p>
-      <w:pPr>
-        <w:ind w:left="360"/>
-        <w:shd w:val="clear" w:color="auto" w:fill="F4F4F4"/>
-      </w:pPr>
-      <w:r>
-        <w:rPr>
-          <w:rFonts w:ascii="Menlo" w:hAnsi="Menlo" w:cs="Menlo"/>
-          <w:sz w:val="18"/>
-        </w:rPr>
-        <w:t xml:space="preserve">  --color-foreground: oklch(18% 0.01 264);</w:t>
-      </w:r>
-    </w:p>
-    <w:p>
-      <w:pPr>
-        <w:ind w:left="360"/>
-        <w:shd w:val="clear" w:color="auto" w:fill="F4F4F4"/>
-      </w:pPr>
-      <w:r>
-        <w:rPr>
-          <w:rFonts w:ascii="Menlo" w:hAnsi="Menlo" w:cs="Menlo"/>
-          <w:sz w:val="18"/>
-        </w:rPr>
-        <w:t xml:space="preserve">  --color-primary: oklch(38% 0.07 200);</w:t>
-      </w:r>
-    </w:p>
-    <w:p>
-      <w:pPr>
-        <w:ind w:left="360"/>
-        <w:shd w:val="clear" w:color="auto" w:fill="F4F4F4"/>
-      </w:pPr>
-      <w:r>
-        <w:rPr>
-          <w:rFonts w:ascii="Menlo" w:hAnsi="Menlo" w:cs="Menlo"/>
-          <w:sz w:val="18"/>
-        </w:rPr>
-        <w:t xml:space="preserve">  ...</w:t>
-      </w:r>
-    </w:p>
-    <w:p>
-      <w:pPr>
-        <w:ind w:left="360"/>
-        <w:shd w:val="clear" w:color="auto" w:fill="F4F4F4"/>
-      </w:pPr>
-      <w:r>
-        <w:rPr>
-          <w:rFonts w:ascii="Menlo" w:hAnsi="Menlo" w:cs="Menlo"/>
-          <w:sz w:val="18"/>
-        </w:rPr>
-        <w:t xml:space="preserve">  --font-display: 'Source Serif 4', ui-serif, Georgia, serif;</w:t>
-      </w:r>
-    </w:p>
-    <w:p>
-      <w:pPr>
-        <w:ind w:left="360"/>
-        <w:shd w:val="clear" w:color="auto" w:fill="F4F4F4"/>
-      </w:pPr>
-      <w:r>
-        <w:rPr>
-          <w:rFonts w:ascii="Menlo" w:hAnsi="Menlo" w:cs="Menlo"/>
-          <w:sz w:val="18"/>
-        </w:rPr>
-        <w:t xml:space="preserve">  --font-sans: 'IBM Plex Sans', ui-sans-serif, system-ui, ...;</w:t>
-      </w:r>
-    </w:p>
-    <w:p>
-      <w:pPr>
-        <w:ind w:left="360"/>
-        <w:shd w:val="clear" w:color="auto" w:fill="F4F4F4"/>
-      </w:pPr>
-      <w:r>
-        <w:rPr>
-          <w:rFonts w:ascii="Menlo" w:hAnsi="Menlo" w:cs="Menlo"/>
-          <w:sz w:val="18"/>
-        </w:rPr>
-        <w:t xml:space="preserve">  --font-mono: 'JetBrains Mono', ui-monospace, ...;</w:t>
-      </w:r>
-    </w:p>
-    <w:p>
-      <w:pPr>
-        <w:ind w:left="360"/>
-        <w:shd w:val="clear" w:color="auto" w:fill="F4F4F4"/>
-      </w:pPr>
-      <w:r>
-        <w:rPr>
-          <w:rFonts w:ascii="Menlo" w:hAnsi="Menlo" w:cs="Menlo"/>
-          <w:sz w:val="18"/>
-        </w:rPr>
-        <w:t>}</w:t>
+        <w:t># 2. Drive the full flow against the running app</w:t>
+      </w:r>
+    </w:p>
+    <w:p>
+      <w:pPr>
+        <w:ind w:left="360"/>
+        <w:shd w:val="clear" w:color="auto" w:fill="F4F4F4"/>
+      </w:pPr>
+      <w:r>
+        <w:rPr>
+          <w:rFonts w:ascii="Menlo" w:hAnsi="Menlo" w:cs="Menlo"/>
+          <w:sz w:val="18"/>
+        </w:rPr>
+        <w:t>python3 validation/orchestrate.py \</w:t>
+      </w:r>
+    </w:p>
+    <w:p>
+      <w:pPr>
+        <w:ind w:left="360"/>
+        <w:shd w:val="clear" w:color="auto" w:fill="F4F4F4"/>
+      </w:pPr>
+      <w:r>
+        <w:rPr>
+          <w:rFonts w:ascii="Menlo" w:hAnsi="Menlo" w:cs="Menlo"/>
+          <w:sz w:val="18"/>
+        </w:rPr>
+        <w:t xml:space="preserve">    --input validation/runs/CD010355_input.csv \</w:t>
+      </w:r>
+    </w:p>
+    <w:p>
+      <w:pPr>
+        <w:ind w:left="360"/>
+        <w:shd w:val="clear" w:color="auto" w:fill="F4F4F4"/>
+      </w:pPr>
+      <w:r>
+        <w:rPr>
+          <w:rFonts w:ascii="Menlo" w:hAnsi="Menlo" w:cs="Menlo"/>
+          <w:sz w:val="18"/>
+        </w:rPr>
+        <w:t xml:space="preserve">    --question "What is the effectiveness of NIPPV for prevention of...?" \</w:t>
+      </w:r>
+    </w:p>
+    <w:p>
+      <w:pPr>
+        <w:ind w:left="360"/>
+        <w:shd w:val="clear" w:color="auto" w:fill="F4F4F4"/>
+      </w:pPr>
+      <w:r>
+        <w:rPr>
+          <w:rFonts w:ascii="Menlo" w:hAnsi="Menlo" w:cs="Menlo"/>
+          <w:sz w:val="18"/>
+        </w:rPr>
+        <w:t xml:space="preserve">    --api-base http://localhost:3000/api \</w:t>
+      </w:r>
+    </w:p>
+    <w:p>
+      <w:pPr>
+        <w:ind w:left="360"/>
+        <w:shd w:val="clear" w:color="auto" w:fill="F4F4F4"/>
+      </w:pPr>
+      <w:r>
+        <w:rPr>
+          <w:rFonts w:ascii="Menlo" w:hAnsi="Menlo" w:cs="Menlo"/>
+          <w:sz w:val="18"/>
+        </w:rPr>
+        <w:t xml:space="preserve">    --out-screened validation/runs/CD010355_screened_gpt41.csv \</w:t>
+      </w:r>
+    </w:p>
+    <w:p>
+      <w:pPr>
+        <w:ind w:left="360"/>
+        <w:shd w:val="clear" w:color="auto" w:fill="F4F4F4"/>
+      </w:pPr>
+      <w:r>
+        <w:rPr>
+          <w:rFonts w:ascii="Menlo" w:hAnsi="Menlo" w:cs="Menlo"/>
+          <w:sz w:val="18"/>
+        </w:rPr>
+        <w:t xml:space="preserve">    --model gpt4.1</w:t>
       </w:r>
     </w:p>
     <w:p>
@@ -15143,214 +16390,197 @@
       </w:r>
     </w:p>
     <w:p>
-      <w:r>
-        <w:t>OKLCH is a perceptual color space — equal numerical changes look like equal perceptual changes (unlike HSL, where the same hue change can vary in apparent brightness). Three numbers: lightness (0-100%), chroma (0+), hue angle (0-360°). The semantic tokens (--color-foreground, --color-primary) are what components use; the legacy primary-50…950 scale is preserved for any straggler usages.</w:t>
-      </w:r>
-    </w:p>
-    <w:p>
-      <w:r>
-        <w:t>@media (prefers-reduced-motion: reduce) wraps a snippet that crushes all animation durations to ~0ms — respecting users with vestibular disorders.</w:t>
+      <w:pPr>
+        <w:ind w:left="360"/>
+        <w:shd w:val="clear" w:color="auto" w:fill="F4F4F4"/>
+      </w:pPr>
+      <w:r>
+        <w:rPr>
+          <w:rFonts w:ascii="Menlo" w:hAnsi="Menlo" w:cs="Menlo"/>
+          <w:sz w:val="18"/>
+        </w:rPr>
+        <w:t># 3. Score against gold</w:t>
+      </w:r>
+    </w:p>
+    <w:p>
+      <w:pPr>
+        <w:ind w:left="360"/>
+        <w:shd w:val="clear" w:color="auto" w:fill="F4F4F4"/>
+      </w:pPr>
+      <w:r>
+        <w:rPr>
+          <w:rFonts w:ascii="Menlo" w:hAnsi="Menlo" w:cs="Menlo"/>
+          <w:sz w:val="18"/>
+        </w:rPr>
+        <w:t>python3 validation/run_validation.py score \</w:t>
+      </w:r>
+    </w:p>
+    <w:p>
+      <w:pPr>
+        <w:ind w:left="360"/>
+        <w:shd w:val="clear" w:color="auto" w:fill="F4F4F4"/>
+      </w:pPr>
+      <w:r>
+        <w:rPr>
+          <w:rFonts w:ascii="Menlo" w:hAnsi="Menlo" w:cs="Menlo"/>
+          <w:sz w:val="18"/>
+        </w:rPr>
+        <w:t xml:space="preserve">    --predictions validation/runs/CD010355_screened_gpt41.csv \</w:t>
+      </w:r>
+    </w:p>
+    <w:p>
+      <w:pPr>
+        <w:ind w:left="360"/>
+        <w:shd w:val="clear" w:color="auto" w:fill="F4F4F4"/>
+      </w:pPr>
+      <w:r>
+        <w:rPr>
+          <w:rFonts w:ascii="Menlo" w:hAnsi="Menlo" w:cs="Menlo"/>
+          <w:sz w:val="18"/>
+        </w:rPr>
+        <w:t xml:space="preserve">    --topic CD010355 --year 2019 --split train \</w:t>
+      </w:r>
+    </w:p>
+    <w:p>
+      <w:pPr>
+        <w:ind w:left="360"/>
+        <w:shd w:val="clear" w:color="auto" w:fill="F4F4F4"/>
+      </w:pPr>
+      <w:r>
+        <w:rPr>
+          <w:rFonts w:ascii="Menlo" w:hAnsi="Menlo" w:cs="Menlo"/>
+          <w:sz w:val="18"/>
+        </w:rPr>
+        <w:t xml:space="preserve">    --report validation/runs/CD010355_metrics_gpt41.json</w:t>
+      </w:r>
+    </w:p>
+    <w:p>
+      <w:pPr>
+        <w:ind w:left="360"/>
+        <w:shd w:val="clear" w:color="auto" w:fill="F4F4F4"/>
+      </w:pPr>
+      <w:r>
+        <w:rPr>
+          <w:rFonts w:ascii="Menlo" w:hAnsi="Menlo" w:cs="Menlo"/>
+          <w:sz w:val="18"/>
+        </w:rPr>
+        <w:t xml:space="preserve"> </w:t>
+      </w:r>
+    </w:p>
+    <w:p>
+      <w:pPr>
+        <w:ind w:left="360"/>
+        <w:shd w:val="clear" w:color="auto" w:fill="F4F4F4"/>
+      </w:pPr>
+      <w:r>
+        <w:rPr>
+          <w:rFonts w:ascii="Menlo" w:hAnsi="Menlo" w:cs="Menlo"/>
+          <w:sz w:val="18"/>
+        </w:rPr>
+        <w:t># 4. Build the slide deck</w:t>
+      </w:r>
+    </w:p>
+    <w:p>
+      <w:pPr>
+        <w:ind w:left="360"/>
+        <w:shd w:val="clear" w:color="auto" w:fill="F4F4F4"/>
+      </w:pPr>
+      <w:r>
+        <w:rPr>
+          <w:rFonts w:ascii="Menlo" w:hAnsi="Menlo" w:cs="Menlo"/>
+          <w:sz w:val="18"/>
+        </w:rPr>
+        <w:t>python3 validation/build_slides.py</w:t>
+      </w:r>
+    </w:p>
+    <w:p>
+      <w:pPr>
+        <w:ind w:left="360"/>
+        <w:shd w:val="clear" w:color="auto" w:fill="F4F4F4"/>
+      </w:pPr>
+      <w:r>
+        <w:rPr>
+          <w:rFonts w:ascii="Menlo" w:hAnsi="Menlo" w:cs="Menlo"/>
+          <w:sz w:val="18"/>
+        </w:rPr>
+        <w:t xml:space="preserve"> </w:t>
+      </w:r>
+    </w:p>
+    <w:p>
+      <w:pPr>
+        <w:shd w:val="clear" w:color="auto" w:fill="FFF8E1"/>
+      </w:pPr>
+      <w:r>
+        <w:rPr>
+          <w:b/>
+        </w:rPr>
+        <w:t xml:space="preserve">Cost reference.  </w:t>
+      </w:r>
+      <w:r>
+        <w:t>43-record run on gpt-3.5-turbo: ≈ $0.04. Same run on gpt-4.1: ≈ $0.70. A full Cochrane-scale topic (e.g. CD010705 with 228 records) on gpt-4.1: ≈ $4. $100 of OpenAI credit covers ~25 full-Cochrane-scale runs.</w:t>
+      </w:r>
+    </w:p>
+    <w:p>
+      <w:r>
+        <w:rPr>
+          <w:b/>
+          <w:sz w:val="30"/>
+        </w:rPr>
+        <w:t>First pilot results — CD010355</w:t>
+      </w:r>
+    </w:p>
+    <w:p>
+      <w:r>
+        <w:t>On topic CD010355 (NIPPV for post-pulmonary-resection complications, n=43, 9 gold-included), the off-the-shelf ReviewPyper title screener with two different models produced:</w:t>
+      </w:r>
+    </w:p>
+    <w:p>
+      <w:pPr>
+        <w:ind w:left="360"/>
+        <w:shd w:val="clear" w:color="auto" w:fill="F4F4F4"/>
+      </w:pPr>
+      <w:r>
+        <w:rPr>
+          <w:rFonts w:ascii="Menlo" w:hAnsi="Menlo" w:cs="Menlo"/>
+          <w:sz w:val="18"/>
+        </w:rPr>
+        <w:t>Model            Recall   Precision   F1     Accuracy</w:t>
+      </w:r>
+    </w:p>
+    <w:p>
+      <w:pPr>
+        <w:ind w:left="360"/>
+        <w:shd w:val="clear" w:color="auto" w:fill="F4F4F4"/>
+      </w:pPr>
+      <w:r>
+        <w:rPr>
+          <w:rFonts w:ascii="Menlo" w:hAnsi="Menlo" w:cs="Menlo"/>
+          <w:sz w:val="18"/>
+        </w:rPr>
+        <w:t>gpt-3.5-turbo    0.444    0.333       0.381   0.698</w:t>
+      </w:r>
+    </w:p>
+    <w:p>
+      <w:pPr>
+        <w:ind w:left="360"/>
+        <w:shd w:val="clear" w:color="auto" w:fill="F4F4F4"/>
+      </w:pPr>
+      <w:r>
+        <w:rPr>
+          <w:rFonts w:ascii="Menlo" w:hAnsi="Menlo" w:cs="Menlo"/>
+          <w:sz w:val="18"/>
+        </w:rPr>
+        <w:t>gpt-4.1          0.667    0.750       0.706   0.884</w:t>
+      </w:r>
+    </w:p>
+    <w:p>
+      <w:r>
+        <w:t>GPT-4.1 nearly doubled F1 over GPT-3.5 with no other code change. For published Cochrane reviews, recall must reach ~0.95 — neither model crosses that bar yet, and prompt engineering plus active learning are obvious next levers. The full writeup lives in validation/slides/ReviewPyperAPI_validation.pptx.</w:t>
       </w:r>
     </w:p>
     <w:p>
       <w:r>
         <w:br w:type="page"/>
-      </w:r>
-    </w:p>
-    <w:p>
-      <w:r>
-        <w:rPr>
-          <w:b/>
-          <w:sz w:val="40"/>
-        </w:rPr>
-        <w:t>Part 5 — Defense  ·  questions to be ready for</w:t>
-      </w:r>
-    </w:p>
-    <w:p>
-      <w:r>
-        <w:t>Likely review-meeting questions, with the shape of the right answer.</w:t>
-      </w:r>
-    </w:p>
-    <w:p>
-      <w:r>
-        <w:rPr>
-          <w:b/>
-          <w:sz w:val="24"/>
-        </w:rPr>
-        <w:t>Q: Why two services (frontend + API) instead of one or three?</w:t>
-      </w:r>
-    </w:p>
-    <w:p>
-      <w:r>
-        <w:t>A. One was untenable — the React app needs to be a single-page-app served as static files; mixing it into the same Python process means coupling build cycles. Three services (the previous gateway split-off) added latency and operational burden for no architectural gain. See ADR-0001.</w:t>
-      </w:r>
-    </w:p>
-    <w:p>
-      <w:r>
-        <w:rPr>
-          <w:b/>
-          <w:sz w:val="24"/>
-        </w:rPr>
-        <w:t>Q: What was the actual CSV-upload bug?</w:t>
-      </w:r>
-    </w:p>
-    <w:p>
-      <w:r>
-        <w:t>A. services/api.ts set headers: { 'Content-Type': 'multipart/form-data' } explicitly. axios respects an explicit Content-Type even on FormData payloads, so the boundary parameter was missing and the body was unparseable. Removing the line lets axios set the correct boundary.</w:t>
-      </w:r>
-    </w:p>
-    <w:p>
-      <w:r>
-        <w:rPr>
-          <w:b/>
-          <w:sz w:val="24"/>
-        </w:rPr>
-        <w:t>Q: Why anyio.open_file instead of plain open() in upload_file?</w:t>
-      </w:r>
-    </w:p>
-    <w:p>
-      <w:r>
-        <w:t>A. open() is synchronous. Inside an async route, sync I/O blocks the event loop, freezing the entire server for the duration of the write. anyio.open_file is non-blocking — other requests get serviced concurrently. For a 300 MB CSV that takes 15 seconds to write, that's 15 seconds of frozen API otherwise.</w:t>
-      </w:r>
-    </w:p>
-    <w:p>
-      <w:r>
-        <w:rPr>
-          <w:b/>
-          <w:sz w:val="24"/>
-        </w:rPr>
-        <w:t>Q: How does the test mode work end-to-end?</w:t>
-      </w:r>
-    </w:p>
-    <w:p>
-      <w:r>
-        <w:t>A. useConfig.resolveEndpoint appends ?test=true to pipeline URLs when config.testMode is true (skipping /files/* and /health). On the server, TestModeMiddleware sees the query param, branches before the real route runs, writes synthetic CSVs / JSON to disk under /data/&lt;project_id&gt;/, and returns the same response shape the real route would produce. Result: full E2E flow without spending OpenAI tokens.</w:t>
-      </w:r>
-    </w:p>
-    <w:p>
-      <w:r>
-        <w:rPr>
-          <w:b/>
-          <w:sz w:val="24"/>
-        </w:rPr>
-        <w:t>Q: What's the source of truth for project state?</w:t>
-      </w:r>
-    </w:p>
-    <w:p>
-      <w:r>
-        <w:t>A. Today: localStorage via useProjectState (legacy). Planned target: server-side state.json via useServerProjectState. The migration is intentionally incremental — see ADR-0002. The current dual-write means create_project always succeeds in both places.</w:t>
-      </w:r>
-    </w:p>
-    <w:p>
-      <w:r>
-        <w:rPr>
-          <w:b/>
-          <w:sz w:val="24"/>
-        </w:rPr>
-        <w:t>Q: Why semantic CSS tokens (--color-foreground) instead of raw scales (--color-gray-900)?</w:t>
-      </w:r>
-    </w:p>
-    <w:p>
-      <w:r>
-        <w:t>A. A token re-naming for purpose vs. shade. When dark mode is added, only the @theme variable values need to change — every component using bg-[var(--color-surface)] adapts automatically. Components using bg-white wouldn't.</w:t>
-      </w:r>
-    </w:p>
-    <w:p>
-      <w:r>
-        <w:rPr>
-          <w:b/>
-          <w:sz w:val="24"/>
-        </w:rPr>
-        <w:t>Q: What does _safe_path protect against?</w:t>
-      </w:r>
-    </w:p>
-    <w:p>
-      <w:r>
-        <w:t>A. Path traversal: a malicious or careless input like "../../etc/passwd" appended to DATA_DIR. After resolve(), the canonical path either is or isn't under DATA_DIR. is_relative_to checks correctly; the older str.startswith check has a false-positive on shared name prefixes (/data/foo vs /data/foobar).</w:t>
-      </w:r>
-    </w:p>
-    <w:p>
-      <w:r>
-        <w:rPr>
-          <w:b/>
-          <w:sz w:val="24"/>
-        </w:rPr>
-        <w:t>Q: Why server-managed API keys (managed credits)?</w:t>
-      </w:r>
-    </w:p>
-    <w:p>
-      <w:r>
-        <w:t>A. Onboarding friction. Asking a researcher to obtain an OpenAI key before they can run a single review kills adoption. With managed credits, the operator absorbs cost in exchange for usability. Power users keep the override path. See ADR-0005.</w:t>
-      </w:r>
-    </w:p>
-    <w:p>
-      <w:r>
-        <w:rPr>
-          <w:b/>
-          <w:sz w:val="24"/>
-        </w:rPr>
-        <w:t>Q: What does StrictMode do, and why?</w:t>
-      </w:r>
-    </w:p>
-    <w:p>
-      <w:r>
-        <w:t>A. Development-only React feature that double-invokes effects and renders to surface bugs (use-after-unmount, derived-state effects, side effects in render). No-op in production. We wrap &lt;App /&gt; in it for development safety.</w:t>
-      </w:r>
-    </w:p>
-    <w:p>
-      <w:r>
-        <w:rPr>
-          <w:b/>
-          <w:sz w:val="24"/>
-        </w:rPr>
-        <w:t>Q: Why does useConfig throw when called outside a ConfigProvider?</w:t>
-      </w:r>
-    </w:p>
-    <w:p>
-      <w:r>
-        <w:t>A. Loud failure beats silent misuse. If a developer accidentally renders a component using useConfig outside the provider tree (e.g. inside a Storybook story), they get an immediate error instead of an undefined config that crashes elsewhere later in a less obvious way.</w:t>
-      </w:r>
-    </w:p>
-    <w:p>
-      <w:r>
-        <w:rPr>
-          <w:b/>
-          <w:sz w:val="24"/>
-        </w:rPr>
-        <w:t>Q: What's the lazy-init pattern in useState and why does it matter?</w:t>
-      </w:r>
-    </w:p>
-    <w:p>
-      <w:r>
-        <w:t>A. useState(() =&gt; expensiveCompute()) runs the function only on first render; useState(expensiveCompute()) runs it every render. When the initial state requires reading external mutable state (like localStorage), the lazy form is also the only correct option for render purity in React 19.</w:t>
-      </w:r>
-    </w:p>
-    <w:p>
-      <w:r>
-        <w:rPr>
-          <w:b/>
-          <w:sz w:val="24"/>
-        </w:rPr>
-        <w:t>Q: How is Tailwind v4 different from v3?</w:t>
-      </w:r>
-    </w:p>
-    <w:p>
-      <w:r>
-        <w:t>A. v3 had a tailwind.config.ts file; v4 moves design tokens to a @theme block in CSS. v3 used @tailwind base/components/utilities; v4 uses @import "tailwindcss". v4 also drops the JIT engine entirely (it's the default and only engine). Our codebase is v4 native.</w:t>
-      </w:r>
-    </w:p>
-    <w:p>
-      <w:r>
-        <w:rPr>
-          <w:b/>
-          <w:sz w:val="24"/>
-        </w:rPr>
-        <w:t>Q: Why is the entire upload + screen flow split into two steps?</w:t>
-      </w:r>
-    </w:p>
-    <w:p>
-      <w:r>
-        <w:t>A. Latency. Upload latency depends on file size; LLM-screening latency depends on row count and model. Combining them would mean a single user-facing button that takes 30s to 30min depending on the corpus. Splitting lets us show progress on each separately and lets the user pause / fix bad parameters between.</w:t>
       </w:r>
     </w:p>
     <w:sectPr>
